--- a/downloads/workbook/ai-5-week-28.docx
+++ b/downloads/workbook/ai-5-week-28.docx
@@ -956,6 +956,178 @@
         <w:t>Project connection: For your Image-pattern Network Investigation, save the input, procedure, observed result and limitation of this check. Label this worked example as practice; use a different, previously unreviewed case when checking independent understanding.</w:t>
       </w:r>
     </w:p>
+    <w:p>
+      <w:pPr>
+        <w:pStyle w:val="Heading1"/>
+      </w:pPr>
+      <w:r>
+        <w:t>13. Project portfolio milestone</w:t>
+      </w:r>
+    </w:p>
+    <w:p>
+      <w:r>
+        <w:t>Project: Image-pattern Network Investigation</w:t>
+      </w:r>
+    </w:p>
+    <w:p>
+      <w:r>
+        <w:t>Current milestone: Prepare the demonstration. Gather reproducible instructions, evidence, access checks and remaining limitations.</w:t>
+      </w:r>
+    </w:p>
+    <w:p>
+      <w:r>
+        <w:t>For your Image-pattern Network Investigation, save the input, procedure, observed result and limitation of this check. Label this worked example as practice; use a different, previously unreviewed case when checking independent understanding.</w:t>
+      </w:r>
+    </w:p>
+    <w:tbl>
+      <w:tblPr>
+        <w:tblStyle w:val="LightShading-Accent1"/>
+        <w:tblW w:type="auto" w:w="0"/>
+        <w:tblLook w:firstColumn="1" w:firstRow="1" w:lastColumn="0" w:lastRow="0" w:noHBand="0" w:noVBand="1" w:val="04A0"/>
+      </w:tblPr>
+      <w:tblGrid>
+        <w:gridCol w:w="5112"/>
+        <w:gridCol w:w="5112"/>
+      </w:tblGrid>
+      <w:tr>
+        <w:trPr>
+          <w:tblHeader/>
+        </w:trPr>
+        <w:tc>
+          <w:tcPr>
+            <w:tcW w:type="dxa" w:w="5112"/>
+          </w:tcPr>
+          <w:p>
+            <w:r>
+              <w:t>Evidence to keep</w:t>
+            </w:r>
+          </w:p>
+        </w:tc>
+        <w:tc>
+          <w:tcPr>
+            <w:tcW w:type="dxa" w:w="5112"/>
+          </w:tcPr>
+          <w:p>
+            <w:r>
+              <w:t>My record</w:t>
+            </w:r>
+          </w:p>
+        </w:tc>
+      </w:tr>
+      <w:tr>
+        <w:tc>
+          <w:tcPr>
+            <w:tcW w:type="dxa" w:w="5112"/>
+          </w:tcPr>
+          <w:p>
+            <w:r>
+              <w:t>This week’s input and deciding step</w:t>
+            </w:r>
+          </w:p>
+        </w:tc>
+        <w:tc>
+          <w:tcPr>
+            <w:tcW w:type="dxa" w:w="5112"/>
+          </w:tcPr>
+          <w:p>
+            <w:r/>
+          </w:p>
+        </w:tc>
+      </w:tr>
+      <w:tr>
+        <w:tc>
+          <w:tcPr>
+            <w:tcW w:type="dxa" w:w="5112"/>
+          </w:tcPr>
+          <w:p>
+            <w:r>
+              <w:t>Prediction and actual result (or labelled paper trace)</w:t>
+            </w:r>
+          </w:p>
+        </w:tc>
+        <w:tc>
+          <w:tcPr>
+            <w:tcW w:type="dxa" w:w="5112"/>
+          </w:tcPr>
+          <w:p>
+            <w:r/>
+          </w:p>
+        </w:tc>
+      </w:tr>
+      <w:tr>
+        <w:tc>
+          <w:tcPr>
+            <w:tcW w:type="dxa" w:w="5112"/>
+          </w:tcPr>
+          <w:p>
+            <w:r>
+              <w:t>One change since the previous checkpoint and why</w:t>
+            </w:r>
+          </w:p>
+        </w:tc>
+        <w:tc>
+          <w:tcPr>
+            <w:tcW w:type="dxa" w:w="5112"/>
+          </w:tcPr>
+          <w:p>
+            <w:r/>
+          </w:p>
+        </w:tc>
+      </w:tr>
+      <w:tr>
+        <w:tc>
+          <w:tcPr>
+            <w:tcW w:type="dxa" w:w="5112"/>
+          </w:tcPr>
+          <w:p>
+            <w:r>
+              <w:t>One error or limit and the next test</w:t>
+            </w:r>
+          </w:p>
+        </w:tc>
+        <w:tc>
+          <w:tcPr>
+            <w:tcW w:type="dxa" w:w="5112"/>
+          </w:tcPr>
+          <w:p>
+            <w:r/>
+          </w:p>
+        </w:tc>
+      </w:tr>
+    </w:tbl>
+    <w:p>
+      <w:pPr>
+        <w:pStyle w:val="Heading3"/>
+      </w:pPr>
+      <w:r>
+        <w:t>Explain what this week adds to your project. Reuse last week’s record rather than starting again.</w:t>
+      </w:r>
+    </w:p>
+    <w:p>
+      <w:r>
+        <w:t>________________________________________________________________</w:t>
+      </w:r>
+    </w:p>
+    <w:p>
+      <w:r>
+        <w:t>________________________________________________________________</w:t>
+      </w:r>
+    </w:p>
+    <w:p>
+      <w:r>
+        <w:t>________________________________________________________________</w:t>
+      </w:r>
+    </w:p>
+    <w:p>
+      <w:r>
+        <w:t>________________________________________________________________</w:t>
+      </w:r>
+    </w:p>
+    <w:p>
+      <w:r>
+        <w:t>________________________________________________________________</w:t>
+      </w:r>
+    </w:p>
     <w:sectPr>
       <w:pgSz w:w="12240" w:h="15840"/>
       <w:pgMar w:top="936" w:right="1008" w:bottom="936" w:left="1008" w:header="720" w:footer="720" w:gutter="0"/>

--- a/downloads/workbook/ai-5-week-28.docx
+++ b/downloads/workbook/ai-5-week-28.docx
@@ -1128,6 +1128,248 @@
         <w:t>________________________________________________________________</w:t>
       </w:r>
     </w:p>
+    <w:p>
+      <w:pPr>
+        <w:pStyle w:val="Heading1"/>
+      </w:pPr>
+      <w:r>
+        <w:t>14. Supported practice and learning evidence</w:t>
+      </w:r>
+    </w:p>
+    <w:p>
+      <w:r>
+        <w:t>Use this supported practice once, in the browser or on paper. Keep the reserved independent assessment for a separate first attempt before teacher feedback.</w:t>
+      </w:r>
+    </w:p>
+    <w:p>
+      <w:r>
+        <w:t>Transfer a fixed feature extractor while identifying what is actually refitted.</w:t>
+      </w:r>
+    </w:p>
+    <w:p>
+      <w:pPr>
+        <w:pStyle w:val="Heading3"/>
+      </w:pPr>
+      <w:r>
+        <w:t>Practice 1: explain the deciding evidence</w:t>
+      </w:r>
+    </w:p>
+    <w:p>
+      <w:r>
+        <w:t>Which labelled step matches this detail? Query [2, 2]has h = 6, so the head predicts class 1; its reference is not supplied.</w:t>
+      </w:r>
+    </w:p>
+    <w:p>
+      <w:r>
+        <w:t>1. Check held-out input</w:t>
+      </w:r>
+    </w:p>
+    <w:p>
+      <w:r>
+        <w:t>2. Extract features</w:t>
+      </w:r>
+    </w:p>
+    <w:p>
+      <w:r>
+        <w:t>3. Fit new head</w:t>
+      </w:r>
+    </w:p>
+    <w:p>
+      <w:pPr>
+        <w:pStyle w:val="Heading3"/>
+      </w:pPr>
+      <w:r>
+        <w:t>My selected conclusion, deciding fact and explanation</w:t>
+      </w:r>
+    </w:p>
+    <w:p>
+      <w:r>
+        <w:t>________________________________________________________________</w:t>
+      </w:r>
+    </w:p>
+    <w:p>
+      <w:r>
+        <w:t>________________________________________________________________</w:t>
+      </w:r>
+    </w:p>
+    <w:p>
+      <w:r>
+        <w:t>________________________________________________________________</w:t>
+      </w:r>
+    </w:p>
+    <w:p>
+      <w:r>
+        <w:t>________________________________________________________________</w:t>
+      </w:r>
+    </w:p>
+    <w:p>
+      <w:r>
+        <w:t>________________________________________________________________</w:t>
+      </w:r>
+    </w:p>
+    <w:p>
+      <w:r>
+        <w:t>Hint if needed: Read the steps in the pictorial case. Match the supplied detail to the stage that performs or records it.</w:t>
+      </w:r>
+    </w:p>
+    <w:p>
+      <w:r>
+        <w:t>After your attempt, compare with the supported explanation: Check held-out input Query [2, 2]has h = 6, so the head predicts class 1; its reference is not supplied. Transfer learning can keep a representation fixed while fitting a smaller output head for a new task. Here the extractor always applies the same weights, while new labels choose the head’s threshold. Applying the chosen head to a query is inference. State which part was frozen and which was fitted; this arithmetic does not establish the extractor is useful for every task.</w:t>
+      </w:r>
+    </w:p>
+    <w:p>
+      <w:pPr>
+        <w:pStyle w:val="Heading3"/>
+      </w:pPr>
+      <w:r>
+        <w:t>Practice 2: explain the deciding evidence</w:t>
+      </w:r>
+    </w:p>
+    <w:p>
+      <w:r>
+        <w:t>Changed-case practice: Query changes to [2, 1]. Which conclusion is supported by the supplied facts?</w:t>
+      </w:r>
+    </w:p>
+    <w:p>
+      <w:r>
+        <w:t>1. This one example guarantees correct results for every future input.</w:t>
+      </w:r>
+    </w:p>
+    <w:p>
+      <w:r>
+        <w:t>2. We can decide the result without examining the changed input or the procedure.</w:t>
+      </w:r>
+    </w:p>
+    <w:p>
+      <w:r>
+        <w:t>3. Its h becomes4 and the fitted head predicts class 0.</w:t>
+      </w:r>
+    </w:p>
+    <w:p>
+      <w:pPr>
+        <w:pStyle w:val="Heading3"/>
+      </w:pPr>
+      <w:r>
+        <w:t>My selected conclusion, deciding fact and explanation</w:t>
+      </w:r>
+    </w:p>
+    <w:p>
+      <w:r>
+        <w:t>________________________________________________________________</w:t>
+      </w:r>
+    </w:p>
+    <w:p>
+      <w:r>
+        <w:t>________________________________________________________________</w:t>
+      </w:r>
+    </w:p>
+    <w:p>
+      <w:r>
+        <w:t>________________________________________________________________</w:t>
+      </w:r>
+    </w:p>
+    <w:p>
+      <w:r>
+        <w:t>________________________________________________________________</w:t>
+      </w:r>
+    </w:p>
+    <w:p>
+      <w:r>
+        <w:t>________________________________________________________________</w:t>
+      </w:r>
+    </w:p>
+    <w:p>
+      <w:r>
+        <w:t>Hint if needed: Use the changed condition and the deciding step in the pictorial trace. The answer must say what follows from those facts.</w:t>
+      </w:r>
+    </w:p>
+    <w:p>
+      <w:r>
+        <w:t>After your attempt, compare with the supported explanation: Its h becomes4 and the fitted head predicts class 0. Extractor stays fixed; the changed input crosses the chosen head’s boundary.</w:t>
+      </w:r>
+    </w:p>
+    <w:p>
+      <w:pPr>
+        <w:pStyle w:val="Heading3"/>
+      </w:pPr>
+      <w:r>
+        <w:t>Repair a missing building block</w:t>
+      </w:r>
+    </w:p>
+    <w:p>
+      <w:r>
+        <w:t>Review Similarity and normalisation (ai-5/27). Goal: Calculate vector length and normalise a nonzero vector. Short practice: Why do the original two metrics select different winners? Point to the relevant step in the picture, then write the changed result and the rule or evidence that supports it.. Return to this week and explain what you changed.</w:t>
+      </w:r>
+    </w:p>
+    <w:p>
+      <w:r>
+        <w:t>Review Sequence representations (ai-5/25). Goal: Encode an ordered sequence with an explicit vocabulary. Short practice: Which record lets the program distinguish the first and last zeros? Point to the relevant step in the picture, then write the changed result and the rule or evidence that supports it.. Return to this week and explain what you changed.</w:t>
+      </w:r>
+    </w:p>
+    <w:p>
+      <w:r>
+        <w:t>Review Pooling and spatial information (ai-5/22). Goal: Compute max and mean pooling under an explicit window rule. Short practice: Can the max map reveal where the 4 originally appeared? Point to the relevant step in the picture, then write the changed result and the rule or evidence that supports it.. Return to this week and explain what you changed.</w:t>
+      </w:r>
+    </w:p>
+    <w:p>
+      <w:pPr>
+        <w:pStyle w:val="Heading3"/>
+      </w:pPr>
+      <w:r>
+        <w:t>Predict, run and debug</w:t>
+      </w:r>
+    </w:p>
+    <w:p>
+      <w:r>
+        <w:t>The browser lab lets you edit the supported Python examples already included in this lesson. Predict first, run, inspect the actual output or error, change one input, then run again. Keep code, predictions, actual results and a reasoned revision together. On paper, label your result as a trace rather than an execution.</w:t>
+      </w:r>
+    </w:p>
+    <w:p>
+      <w:pPr>
+        <w:pStyle w:val="Heading3"/>
+      </w:pPr>
+      <w:r>
+        <w:t>Keep your completed work</w:t>
+      </w:r>
+    </w:p>
+    <w:p>
+      <w:r>
+        <w:t>Use Download completed work in the hosted lesson to export your answers, reflections, practice feedback and code-run evidence. Open the HTML copy to read or print it. Drafts stay in this browser when storage is available; clear drafts on a shared device.</w:t>
+      </w:r>
+    </w:p>
+    <w:p>
+      <w:pPr>
+        <w:pStyle w:val="Heading3"/>
+      </w:pPr>
+      <w:r>
+        <w:t>What I repaired, the evidence I kept and the next test</w:t>
+      </w:r>
+    </w:p>
+    <w:p>
+      <w:r>
+        <w:t>________________________________________________________________</w:t>
+      </w:r>
+    </w:p>
+    <w:p>
+      <w:r>
+        <w:t>________________________________________________________________</w:t>
+      </w:r>
+    </w:p>
+    <w:p>
+      <w:r>
+        <w:t>________________________________________________________________</w:t>
+      </w:r>
+    </w:p>
+    <w:p>
+      <w:r>
+        <w:t>________________________________________________________________</w:t>
+      </w:r>
+    </w:p>
+    <w:p>
+      <w:r>
+        <w:t>________________________________________________________________</w:t>
+      </w:r>
+    </w:p>
     <w:sectPr>
       <w:pgSz w:w="12240" w:h="15840"/>
       <w:pgMar w:top="936" w:right="1008" w:bottom="936" w:left="1008" w:header="720" w:footer="720" w:gutter="0"/>

--- a/downloads/workbook/ai-5-week-28.docx
+++ b/downloads/workbook/ai-5-week-28.docx
@@ -30,33 +30,45 @@
     </w:p>
     <w:p>
       <w:r>
-        <w:t>Try the recall before opening notes. Then use a different colour or a labelled second line to correct your explanation.</w:t>
+        <w:t>Record your starting explanation for Transfer learning before opening notes. Show any later correction separately.</w:t>
       </w:r>
     </w:p>
     <w:p>
       <w:pPr>
-        <w:pStyle w:val="Heading3"/>
-      </w:pPr>
-      <w:r>
-        <w:t>Similarity and normalisation</w:t>
+        <w:spacing w:line="336" w:lineRule="auto" w:after="180"/>
+      </w:pPr>
+      <w:r>
+        <w:rPr>
+          <w:b w:val="0"/>
+        </w:rPr>
+        <w:t>Try the recall before opening notes. Then use a different colour or a labelled second line to correct your explanation.</w:t>
       </w:r>
     </w:p>
     <w:p>
-      <w:r>
-        <w:t>Without opening the old lesson, explain one key idea from Similarity and normalisation. Give an example and a mistake that the idea helps you avoid.</w:t>
+      <w:pPr>
+        <w:pStyle w:val="Heading3"/>
+      </w:pPr>
+      <w:r>
+        <w:t>Similarity and normalisation</w:t>
       </w:r>
     </w:p>
     <w:p>
       <w:pPr>
-        <w:pStyle w:val="Heading3"/>
-      </w:pPr>
-      <w:r>
-        <w:t>My remembered idea, example and correction</w:t>
+        <w:spacing w:line="336" w:lineRule="auto" w:after="180"/>
+      </w:pPr>
+      <w:r>
+        <w:rPr>
+          <w:b w:val="0"/>
+        </w:rPr>
+        <w:t>Without opening the old lesson, explain one key idea from Similarity and normalisation. Give an example and a mistake that the idea helps you avoid.</w:t>
       </w:r>
     </w:p>
     <w:p>
-      <w:r>
-        <w:t>________________________________________________________________</w:t>
+      <w:pPr>
+        <w:pStyle w:val="Heading3"/>
+      </w:pPr>
+      <w:r>
+        <w:t>My remembered idea, example and correction</w:t>
       </w:r>
     </w:p>
     <w:p>
@@ -70,29 +82,35 @@
       </w:r>
     </w:p>
     <w:p>
-      <w:pPr>
-        <w:pStyle w:val="Heading3"/>
-      </w:pPr>
-      <w:r>
-        <w:t>Sequence representations</w:t>
+      <w:r>
+        <w:t>________________________________________________________________</w:t>
       </w:r>
     </w:p>
     <w:p>
-      <w:r>
-        <w:t>Without opening the old lesson, explain one key idea from Sequence representations. Give an example and a mistake that the idea helps you avoid.</w:t>
+      <w:pPr>
+        <w:pStyle w:val="Heading3"/>
+      </w:pPr>
+      <w:r>
+        <w:t>Sequence representations</w:t>
       </w:r>
     </w:p>
     <w:p>
       <w:pPr>
-        <w:pStyle w:val="Heading3"/>
-      </w:pPr>
-      <w:r>
-        <w:t>My remembered idea, example and correction</w:t>
+        <w:spacing w:line="336" w:lineRule="auto" w:after="180"/>
+      </w:pPr>
+      <w:r>
+        <w:rPr>
+          <w:b w:val="0"/>
+        </w:rPr>
+        <w:t>Without opening the old lesson, explain one key idea from Sequence representations. Give an example and a mistake that the idea helps you avoid.</w:t>
       </w:r>
     </w:p>
     <w:p>
-      <w:r>
-        <w:t>________________________________________________________________</w:t>
+      <w:pPr>
+        <w:pStyle w:val="Heading3"/>
+      </w:pPr>
+      <w:r>
+        <w:t>My remembered idea, example and correction</w:t>
       </w:r>
     </w:p>
     <w:p>
@@ -106,29 +124,35 @@
       </w:r>
     </w:p>
     <w:p>
-      <w:pPr>
-        <w:pStyle w:val="Heading3"/>
-      </w:pPr>
-      <w:r>
-        <w:t>Pooling and spatial information</w:t>
+      <w:r>
+        <w:t>________________________________________________________________</w:t>
       </w:r>
     </w:p>
     <w:p>
-      <w:r>
-        <w:t>Without opening the old lesson, explain one key idea from Pooling and spatial information. Give an example and a mistake that the idea helps you avoid.</w:t>
+      <w:pPr>
+        <w:pStyle w:val="Heading3"/>
+      </w:pPr>
+      <w:r>
+        <w:t>Pooling and spatial information</w:t>
       </w:r>
     </w:p>
     <w:p>
       <w:pPr>
-        <w:pStyle w:val="Heading3"/>
-      </w:pPr>
-      <w:r>
-        <w:t>My remembered idea, example and correction</w:t>
+        <w:spacing w:line="336" w:lineRule="auto" w:after="180"/>
+      </w:pPr>
+      <w:r>
+        <w:rPr>
+          <w:b w:val="0"/>
+        </w:rPr>
+        <w:t>Without opening the old lesson, explain one key idea from Pooling and spatial information. Give an example and a mistake that the idea helps you avoid.</w:t>
       </w:r>
     </w:p>
     <w:p>
-      <w:r>
-        <w:t>________________________________________________________________</w:t>
+      <w:pPr>
+        <w:pStyle w:val="Heading3"/>
+      </w:pPr>
+      <w:r>
+        <w:t>My remembered idea, example and correction</w:t>
       </w:r>
     </w:p>
     <w:p>
@@ -142,16 +166,44 @@
       </w:r>
     </w:p>
     <w:p>
-      <w:pPr>
-        <w:pStyle w:val="Heading1"/>
-      </w:pPr>
-      <w:r>
-        <w:t>02. Practise with fading help</w:t>
+      <w:r>
+        <w:t>________________________________________________________________</w:t>
       </w:r>
     </w:p>
     <w:p>
-      <w:r>
-        <w:t>Use W2: Fit and compare for Transfer learning. Record the answer once; the lesson and workbook refer to the same attempt.</w:t>
+      <w:pPr>
+        <w:pStyle w:val="Heading1"/>
+      </w:pPr>
+      <w:r>
+        <w:t>02. Practise with fading help</w:t>
+      </w:r>
+    </w:p>
+    <w:p>
+      <w:r>
+        <w:t>Complete the supported Transfer learning trace and record the first step you can explain without help.</w:t>
+      </w:r>
+    </w:p>
+    <w:p>
+      <w:pPr>
+        <w:spacing w:line="336" w:lineRule="auto" w:after="180"/>
+      </w:pPr>
+      <w:r>
+        <w:rPr>
+          <w:b w:val="0"/>
+        </w:rPr>
+        <w:t xml:space="preserve">Use W2: Fit and compare for </w:t>
+      </w:r>
+      <w:r>
+        <w:rPr>
+          <w:b/>
+        </w:rPr>
+        <w:t>Transfer learning</w:t>
+      </w:r>
+      <w:r>
+        <w:rPr>
+          <w:b w:val="0"/>
+        </w:rPr>
+        <w:t>. Record the answer once; the lesson and workbook refer to the same attempt.</w:t>
       </w:r>
     </w:p>
     <w:tbl>
@@ -279,25 +331,49 @@
     </w:p>
     <w:p>
       <w:r>
-        <w:t>Use the worked case for Transfer learning. Proposed explanation: “Frozen means the whole model cannot learn”. Decide whether this explanation is supported. Point to the step or supplied fact that decides; explain your repair if needed.</w:t>
+        <w:t>Check the proposed Transfer learning explanation against the supplied facts before discussing it.</w:t>
       </w:r>
     </w:p>
     <w:p>
       <w:pPr>
-        <w:pStyle w:val="Heading3"/>
-      </w:pPr>
-      <w:r>
-        <w:t>My explanation before partner discussion</w:t>
+        <w:spacing w:line="336" w:lineRule="auto" w:after="180"/>
+      </w:pPr>
+      <w:r>
+        <w:rPr>
+          <w:b w:val="0"/>
+        </w:rPr>
+        <w:t xml:space="preserve">Use the worked case for </w:t>
+      </w:r>
+      <w:r>
+        <w:rPr>
+          <w:b/>
+        </w:rPr>
+        <w:t>Transfer learning</w:t>
+      </w:r>
+      <w:r>
+        <w:rPr>
+          <w:b w:val="0"/>
+        </w:rPr>
+        <w:t>. Proposed explanation: “Frozen means the whole model cannot learn”. Decide whether this explanation is supported.</w:t>
       </w:r>
     </w:p>
     <w:p>
-      <w:r>
-        <w:t>________________________________________________________________</w:t>
+      <w:pPr>
+        <w:spacing w:line="336" w:lineRule="auto" w:after="180"/>
+      </w:pPr>
+      <w:r>
+        <w:rPr>
+          <w:b w:val="0"/>
+        </w:rPr>
+        <w:t>Point to the step or supplied fact that decides; explain your repair if needed.</w:t>
       </w:r>
     </w:p>
     <w:p>
-      <w:r>
-        <w:t>________________________________________________________________</w:t>
+      <w:pPr>
+        <w:pStyle w:val="Heading3"/>
+      </w:pPr>
+      <w:r>
+        <w:t>My explanation before partner discussion</w:t>
       </w:r>
     </w:p>
     <w:p>
@@ -311,57 +387,123 @@
       </w:r>
     </w:p>
     <w:p>
-      <w:pPr>
-        <w:pStyle w:val="Heading1"/>
-      </w:pPr>
-      <w:r>
-        <w:t>04. Independent transfer case</w:t>
+      <w:r>
+        <w:t>________________________________________________________________</w:t>
       </w:r>
     </w:p>
     <w:p>
-      <w:pPr>
-        <w:pStyle w:val="Heading3"/>
-      </w:pPr>
-      <w:r>
-        <w:t>Independent case: Fit a new head independently</w:t>
+      <w:r>
+        <w:t>________________________________________________________________</w:t>
       </w:r>
     </w:p>
     <w:p>
-      <w:r>
-        <w:t>A separate frozen extractor is h = 2*x1 + x2. Training inputs [1, 0], [1, 2], [2, 1], [3, 1] have labels 0, 0, 1, 1. Compare thresholds 2, 4 and 6 using prediction 1 when h &gt;= threshold; choose the fewest mistakes, breaking ties toward the smaller threshold. Score it on validation [2, 0] with label 1 and [0, 2] with label 0. Compare with the training-majority baseline, whose tie rule chooses 0.</w:t>
+      <w:pPr>
+        <w:pStyle w:val="Heading1"/>
+      </w:pPr>
+      <w:r>
+        <w:t>04. Independent transfer case</w:t>
       </w:r>
     </w:p>
     <w:p>
-      <w:pPr>
-        <w:pStyle w:val="Heading3"/>
-      </w:pPr>
-      <w:r>
-        <w:t>My independent explanation, trace and limits</w:t>
+      <w:r>
+        <w:t>Write one first attempt at the reserved independent case before feedback. Repeated copies of that case refer to the same recorded attempt.</w:t>
       </w:r>
     </w:p>
     <w:p>
-      <w:r>
-        <w:t>________________________________________________________________</w:t>
+      <w:pPr>
+        <w:pStyle w:val="Heading3"/>
+      </w:pPr>
+      <w:r>
+        <w:t>Independent case: Fit a new head independently</w:t>
       </w:r>
     </w:p>
     <w:p>
-      <w:r>
-        <w:t>________________________________________________________________</w:t>
+      <w:pPr>
+        <w:spacing w:line="336" w:lineRule="auto" w:after="180"/>
+      </w:pPr>
+      <w:r>
+        <w:rPr>
+          <w:b w:val="0"/>
+        </w:rPr>
+        <w:t xml:space="preserve">A separate frozen extractor is h = 2*x1 + x2. </w:t>
+      </w:r>
+      <w:r>
+        <w:rPr>
+          <w:b/>
+        </w:rPr>
+        <w:t>Training</w:t>
+      </w:r>
+      <w:r>
+        <w:rPr>
+          <w:b w:val="0"/>
+        </w:rPr>
+        <w:t xml:space="preserve"> </w:t>
+      </w:r>
+      <w:r>
+        <w:rPr>
+          <w:b/>
+        </w:rPr>
+        <w:t>input</w:t>
+      </w:r>
+      <w:r>
+        <w:rPr>
+          <w:b w:val="0"/>
+        </w:rPr>
+        <w:t>s [1, 0], [1, 2], [2, 1], [3, 1] have labels 0, 0, 1, 1.</w:t>
       </w:r>
     </w:p>
     <w:p>
-      <w:r>
-        <w:t>________________________________________________________________</w:t>
+      <w:pPr>
+        <w:spacing w:line="336" w:lineRule="auto" w:after="180"/>
+      </w:pPr>
+      <w:r>
+        <w:rPr>
+          <w:b w:val="0"/>
+        </w:rPr>
+        <w:t xml:space="preserve">Compare thresholds 2, 4 and 6 using </w:t>
+      </w:r>
+      <w:r>
+        <w:rPr>
+          <w:b/>
+        </w:rPr>
+        <w:t>prediction</w:t>
+      </w:r>
+      <w:r>
+        <w:rPr>
+          <w:b w:val="0"/>
+        </w:rPr>
+        <w:t xml:space="preserve"> 1 when h &gt;= threshold; choose the fewest mistakes, breaking ties toward the smaller threshold. Score it on validation [2, 0] with label 1 and [0, 2] with label 0.</w:t>
       </w:r>
     </w:p>
     <w:p>
-      <w:r>
-        <w:t>________________________________________________________________</w:t>
+      <w:pPr>
+        <w:spacing w:line="336" w:lineRule="auto" w:after="180"/>
+      </w:pPr>
+      <w:r>
+        <w:rPr>
+          <w:b w:val="0"/>
+        </w:rPr>
+        <w:t xml:space="preserve">Compare with the </w:t>
+      </w:r>
+      <w:r>
+        <w:rPr>
+          <w:b/>
+        </w:rPr>
+        <w:t>training</w:t>
+      </w:r>
+      <w:r>
+        <w:rPr>
+          <w:b w:val="0"/>
+        </w:rPr>
+        <w:t>-majority baseline, whose tie rule chooses 0.</w:t>
       </w:r>
     </w:p>
     <w:p>
-      <w:r>
-        <w:t>________________________________________________________________</w:t>
+      <w:pPr>
+        <w:pStyle w:val="Heading3"/>
+      </w:pPr>
+      <w:r>
+        <w:t>My independent explanation, trace and limits</w:t>
       </w:r>
     </w:p>
     <w:p>
@@ -376,28 +518,22 @@
     </w:p>
     <w:p>
       <w:r>
-        <w:t>Attempt this case before feedback. Record any help. Earlier examples below are further practice; a case already practised with feedback cannot establish fresh transfer.</w:t>
+        <w:t>________________________________________________________________</w:t>
       </w:r>
     </w:p>
     <w:p>
-      <w:pPr>
-        <w:pStyle w:val="Heading1"/>
-      </w:pPr>
-      <w:r>
-        <w:t>05. W1 Trace the reused pipeline</w:t>
+      <w:r>
+        <w:t>________________________________________________________________</w:t>
       </w:r>
     </w:p>
     <w:p>
       <w:r>
-        <w:t>For input [4, 2], compute h using the original extractor and the class at threshold 5. Identify the frozen weights and bias, the fitted quantity, and why h is not a probability.</w:t>
+        <w:t>________________________________________________________________</w:t>
       </w:r>
     </w:p>
     <w:p>
-      <w:pPr>
-        <w:pStyle w:val="Heading3"/>
-      </w:pPr>
-      <w:r>
-        <w:t>My reasoning and evidence</w:t>
+      <w:r>
+        <w:t>________________________________________________________________</w:t>
       </w:r>
     </w:p>
     <w:p>
@@ -406,49 +542,73 @@
       </w:r>
     </w:p>
     <w:p>
-      <w:r>
-        <w:t>________________________________________________________________</w:t>
+      <w:pPr>
+        <w:spacing w:line="336" w:lineRule="auto" w:after="180"/>
+      </w:pPr>
+      <w:r>
+        <w:rPr>
+          <w:b w:val="0"/>
+        </w:rPr>
+        <w:t>Attempt this case before feedback. Record any help. Earlier examples below are further practice; a case already practised with feedback cannot establish fresh transfer.</w:t>
       </w:r>
     </w:p>
     <w:p>
-      <w:r>
-        <w:t>________________________________________________________________</w:t>
+      <w:pPr>
+        <w:pStyle w:val="Heading1"/>
+      </w:pPr>
+      <w:r>
+        <w:t>05. W1 Trace the reused pipeline</w:t>
       </w:r>
     </w:p>
     <w:p>
       <w:r>
-        <w:t>________________________________________________________________</w:t>
+        <w:t>Trace the reused pipeline. Apply the supplied Transfer learning facts and keep your reasoning.</w:t>
       </w:r>
     </w:p>
     <w:p>
-      <w:r>
-        <w:t>________________________________________________________________</w:t>
+      <w:pPr>
+        <w:spacing w:line="336" w:lineRule="auto" w:after="180"/>
+      </w:pPr>
+      <w:r>
+        <w:rPr>
+          <w:b w:val="0"/>
+        </w:rPr>
+        <w:t xml:space="preserve">For </w:t>
+      </w:r>
+      <w:r>
+        <w:rPr>
+          <w:b/>
+        </w:rPr>
+        <w:t>input</w:t>
+      </w:r>
+      <w:r>
+        <w:rPr>
+          <w:b w:val="0"/>
+        </w:rPr>
+        <w:t xml:space="preserve"> [4, 2], compute h using the original extractor and the class at threshold 5. Identify the frozen weights and bias, the fitted quantity, and why h is not a probability.</w:t>
       </w:r>
     </w:p>
     <w:p>
-      <w:r>
-        <w:t>________________________________________________________________</w:t>
+      <w:pPr>
+        <w:pStyle w:val="Heading3"/>
+      </w:pPr>
+      <w:r>
+        <w:t>My reasoning and evidence</w:t>
       </w:r>
     </w:p>
     <w:p>
-      <w:pPr>
-        <w:pStyle w:val="Heading1"/>
-      </w:pPr>
-      <w:r>
-        <w:t>06. W2 Fit and compare</w:t>
+      <w:r>
+        <w:t>________________________________________________________________</w:t>
       </w:r>
     </w:p>
     <w:p>
       <w:r>
-        <w:t>For the four target training records, give the number of mistakes at thresholds 3, 5 and 7 and choose the fitted threshold. Then score that head and the declared constant baseline on V1 and V2. Explain which data fitted the head.</w:t>
+        <w:t>________________________________________________________________</w:t>
       </w:r>
     </w:p>
     <w:p>
-      <w:pPr>
-        <w:pStyle w:val="Heading3"/>
-      </w:pPr>
-      <w:r>
-        <w:t>My reasoning and evidence</w:t>
+      <w:r>
+        <w:t>________________________________________________________________</w:t>
       </w:r>
     </w:p>
     <w:p>
@@ -467,39 +627,63 @@
       </w:r>
     </w:p>
     <w:p>
-      <w:r>
-        <w:t>________________________________________________________________</w:t>
+      <w:pPr>
+        <w:pStyle w:val="Heading1"/>
+      </w:pPr>
+      <w:r>
+        <w:t>06. W2 Fit and compare</w:t>
       </w:r>
     </w:p>
     <w:p>
       <w:r>
-        <w:t>________________________________________________________________</w:t>
+        <w:t>Fit and compare. Apply the supplied Transfer learning facts and keep your reasoning.</w:t>
       </w:r>
     </w:p>
     <w:p>
-      <w:r>
-        <w:t>________________________________________________________________</w:t>
+      <w:pPr>
+        <w:spacing w:line="336" w:lineRule="auto" w:after="180"/>
+      </w:pPr>
+      <w:r>
+        <w:rPr>
+          <w:b w:val="0"/>
+        </w:rPr>
+        <w:t xml:space="preserve">For the four target </w:t>
+      </w:r>
+      <w:r>
+        <w:rPr>
+          <w:b/>
+        </w:rPr>
+        <w:t>training</w:t>
+      </w:r>
+      <w:r>
+        <w:rPr>
+          <w:b w:val="0"/>
+        </w:rPr>
+        <w:t xml:space="preserve"> records, give the number of mistakes at thresholds 3, 5 and 7 and choose the fitted threshold. Then score that head and the declared constant baseline on V1 and V2.</w:t>
       </w:r>
     </w:p>
     <w:p>
       <w:pPr>
-        <w:pStyle w:val="Heading1"/>
-      </w:pPr>
-      <w:r>
-        <w:t>07. W3 Diagnose a lost distinction</w:t>
+        <w:spacing w:line="336" w:lineRule="auto" w:after="180"/>
+      </w:pPr>
+      <w:r>
+        <w:rPr>
+          <w:b w:val="0"/>
+        </w:rPr>
+        <w:t>Explain which data fitted the head.</w:t>
       </w:r>
     </w:p>
     <w:p>
-      <w:r>
-        <w:t>For the first-count-greater target, explain why the original extractor cannot distinguish U [1, 3] from V [3, 1]. Trace the hand-chosen [1, -1] extractor and threshold 1. Does this show that fine tuning has been trained and independently validated?</w:t>
+      <w:pPr>
+        <w:pStyle w:val="Heading3"/>
+      </w:pPr>
+      <w:r>
+        <w:t>My reasoning and evidence</w:t>
       </w:r>
     </w:p>
     <w:p>
-      <w:pPr>
-        <w:pStyle w:val="Heading3"/>
-      </w:pPr>
-      <w:r>
-        <w:t>My reasoning and evidence</w:t>
+      <w:r>
+        <w:t>________________________________________________________________</w:t>
       </w:r>
     </w:p>
     <w:p>
@@ -528,34 +712,60 @@
       </w:r>
     </w:p>
     <w:p>
-      <w:r>
-        <w:t>________________________________________________________________</w:t>
+      <w:pPr>
+        <w:pStyle w:val="Heading1"/>
+      </w:pPr>
+      <w:r>
+        <w:t>07. W3 Diagnose a lost distinction</w:t>
       </w:r>
     </w:p>
     <w:p>
-      <w:pPr>
-        <w:pStyle w:val="Heading1"/>
-      </w:pPr>
-      <w:r>
-        <w:t>08. W4 Fit a new head independently</w:t>
+      <w:r>
+        <w:t>Diagnose a lost distinction. Apply the supplied Transfer learning facts and keep your reasoning.</w:t>
       </w:r>
     </w:p>
     <w:p>
-      <w:r>
-        <w:t>A separate frozen extractor is h = 2*x1 + x2. Training inputs [1, 0], [1, 2], [2, 1], [3, 1] have labels 0, 0, 1, 1. Compare thresholds 2, 4 and 6 using prediction 1 when h &gt;= threshold; choose the fewest mistakes, breaking ties toward the smaller threshold. Score it on validation [2, 0] with label 1 and [0, 2] with label 0. Compare with the training-majority baseline, whose tie rule chooses 0.</w:t>
+      <w:pPr>
+        <w:spacing w:line="336" w:lineRule="auto" w:after="180"/>
+        <w:shd w:fill="F5F1FB"/>
+      </w:pPr>
+      <w:r>
+        <w:rPr>
+          <w:b w:val="0"/>
+        </w:rPr>
+        <w:t>For the first-count-greater target, explain why the original extractor cannot distinguish U [1, 3] from V [3, 1]. Trace the hand-chosen [1, -1] extractor and threshold 1.</w:t>
       </w:r>
     </w:p>
     <w:p>
       <w:pPr>
-        <w:pStyle w:val="Heading3"/>
-      </w:pPr>
-      <w:r>
-        <w:t>My reasoning and evidence</w:t>
+        <w:spacing w:line="336" w:lineRule="auto" w:after="180"/>
+        <w:shd w:fill="F5F1FB"/>
+      </w:pPr>
+      <w:r>
+        <w:rPr>
+          <w:b w:val="0"/>
+        </w:rPr>
+        <w:t xml:space="preserve">Does this show that </w:t>
+      </w:r>
+      <w:r>
+        <w:rPr>
+          <w:b/>
+        </w:rPr>
+        <w:t>fine tuning</w:t>
+      </w:r>
+      <w:r>
+        <w:rPr>
+          <w:b w:val="0"/>
+        </w:rPr>
+        <w:t xml:space="preserve"> has been trained and independently validated?</w:t>
       </w:r>
     </w:p>
     <w:p>
-      <w:r>
-        <w:t>________________________________________________________________</w:t>
+      <w:pPr>
+        <w:pStyle w:val="Heading3"/>
+      </w:pPr>
+      <w:r>
+        <w:t>My reasoning and evidence</w:t>
       </w:r>
     </w:p>
     <w:p>
@@ -589,39 +799,105 @@
       </w:r>
     </w:p>
     <w:p>
-      <w:r>
-        <w:t>________________________________________________________________</w:t>
+      <w:pPr>
+        <w:pStyle w:val="Heading1"/>
+      </w:pPr>
+      <w:r>
+        <w:t>08. W4 Fit a new head independently</w:t>
       </w:r>
     </w:p>
     <w:p>
-      <w:pPr>
-        <w:pStyle w:val="Heading1"/>
-      </w:pPr>
-      <w:r>
-        <w:t>09. W5 Plan credible evidence</w:t>
+      <w:r>
+        <w:t>Attempt before feedback. If this repeats the selected independent case, reuse that first attempt; otherwise keep a separate record. Fit a new head independently. Apply the supplied Transfer learning facts and keep your reasoning.</w:t>
       </w:r>
     </w:p>
     <w:p>
-      <w:r>
-        <w:t>A report omits the source checkpoint and preprocessing, claims faster learning without timing, and repeatedly chooses settings using the final evaluation set. Name the missing records and propose a fair comparison with a model trained from scratch.</w:t>
+      <w:pPr>
+        <w:spacing w:line="336" w:lineRule="auto" w:after="180"/>
+      </w:pPr>
+      <w:r>
+        <w:rPr>
+          <w:b w:val="0"/>
+        </w:rPr>
+        <w:t xml:space="preserve">A separate frozen extractor is h = 2*x1 + x2. </w:t>
+      </w:r>
+      <w:r>
+        <w:rPr>
+          <w:b/>
+        </w:rPr>
+        <w:t>Training</w:t>
+      </w:r>
+      <w:r>
+        <w:rPr>
+          <w:b w:val="0"/>
+        </w:rPr>
+        <w:t xml:space="preserve"> </w:t>
+      </w:r>
+      <w:r>
+        <w:rPr>
+          <w:b/>
+        </w:rPr>
+        <w:t>input</w:t>
+      </w:r>
+      <w:r>
+        <w:rPr>
+          <w:b w:val="0"/>
+        </w:rPr>
+        <w:t>s [1, 0], [1, 2], [2, 1], [3, 1] have labels 0, 0, 1, 1.</w:t>
       </w:r>
     </w:p>
     <w:p>
       <w:pPr>
-        <w:pStyle w:val="Heading3"/>
-      </w:pPr>
-      <w:r>
-        <w:t>My reasoning and evidence</w:t>
+        <w:spacing w:line="336" w:lineRule="auto" w:after="180"/>
+      </w:pPr>
+      <w:r>
+        <w:rPr>
+          <w:b w:val="0"/>
+        </w:rPr>
+        <w:t xml:space="preserve">Compare thresholds 2, 4 and 6 using </w:t>
+      </w:r>
+      <w:r>
+        <w:rPr>
+          <w:b/>
+        </w:rPr>
+        <w:t>prediction</w:t>
+      </w:r>
+      <w:r>
+        <w:rPr>
+          <w:b w:val="0"/>
+        </w:rPr>
+        <w:t xml:space="preserve"> 1 when h &gt;= threshold; choose the fewest mistakes, breaking ties toward the smaller threshold. Score it on validation [2, 0] with label 1 and [0, 2] with label 0.</w:t>
       </w:r>
     </w:p>
     <w:p>
-      <w:r>
-        <w:t>________________________________________________________________</w:t>
+      <w:pPr>
+        <w:spacing w:line="336" w:lineRule="auto" w:after="180"/>
+      </w:pPr>
+      <w:r>
+        <w:rPr>
+          <w:b w:val="0"/>
+        </w:rPr>
+        <w:t xml:space="preserve">Compare with the </w:t>
+      </w:r>
+      <w:r>
+        <w:rPr>
+          <w:b/>
+        </w:rPr>
+        <w:t>training</w:t>
+      </w:r>
+      <w:r>
+        <w:rPr>
+          <w:b w:val="0"/>
+        </w:rPr>
+        <w:t>-majority baseline, whose tie rule chooses 0.</w:t>
       </w:r>
     </w:p>
     <w:p>
-      <w:r>
-        <w:t>________________________________________________________________</w:t>
+      <w:pPr>
+        <w:pStyle w:val="Heading3"/>
+      </w:pPr>
+      <w:r>
+        <w:t>My reasoning and evidence</w:t>
       </w:r>
     </w:p>
     <w:p>
@@ -645,24 +921,18 @@
       </w:r>
     </w:p>
     <w:p>
-      <w:pPr>
-        <w:pStyle w:val="Heading1"/>
-      </w:pPr>
-      <w:r>
-        <w:t>10. Project checkpoint and reflection</w:t>
+      <w:r>
+        <w:t>________________________________________________________________</w:t>
       </w:r>
     </w:p>
     <w:p>
       <w:r>
-        <w:t>Add a labelled transfer learning evidence sheet to Image-pattern Network Investigation. Show how you can trace a reused feature extractor and a newly fitted output head. Use the supplied fictional case and keep its inputs, intermediate steps, calculation or prediction, and limitation. Connect this record to last week’s record; a matching answer without a trace is insufficient.</w:t>
+        <w:t>________________________________________________________________</w:t>
       </w:r>
     </w:p>
     <w:p>
-      <w:pPr>
-        <w:pStyle w:val="Heading3"/>
-      </w:pPr>
-      <w:r>
-        <w:t>My project change, supporting evidence and remaining limit</w:t>
+      <w:r>
+        <w:t>________________________________________________________________</w:t>
       </w:r>
     </w:p>
     <w:p>
@@ -671,36 +941,246 @@
       </w:r>
     </w:p>
     <w:p>
-      <w:r>
-        <w:t>________________________________________________________________</w:t>
+      <w:pPr>
+        <w:pStyle w:val="Heading1"/>
+      </w:pPr>
+      <w:r>
+        <w:t>09. W5 Plan credible evidence</w:t>
       </w:r>
     </w:p>
     <w:p>
       <w:r>
-        <w:t>________________________________________________________________</w:t>
+        <w:t>Plan credible evidence. Apply the supplied Transfer learning facts and keep your reasoning.</w:t>
       </w:r>
     </w:p>
     <w:p>
-      <w:r>
-        <w:t>________________________________________________________________</w:t>
+      <w:pPr>
+        <w:spacing w:line="336" w:lineRule="auto" w:after="180"/>
+      </w:pPr>
+      <w:r>
+        <w:rPr>
+          <w:b w:val="0"/>
+        </w:rPr>
+        <w:t>A report omits the source checkpoint and pre</w:t>
+      </w:r>
+      <w:r>
+        <w:rPr>
+          <w:b/>
+        </w:rPr>
+        <w:t>process</w:t>
+      </w:r>
+      <w:r>
+        <w:rPr>
+          <w:b w:val="0"/>
+        </w:rPr>
+        <w:t>ing, claims faster learning without timing, and repeatedly chooses settings using the final evaluation set.</w:t>
       </w:r>
     </w:p>
     <w:p>
-      <w:r>
-        <w:t>________________________________________________________________</w:t>
+      <w:pPr>
+        <w:spacing w:line="336" w:lineRule="auto" w:after="180"/>
+      </w:pPr>
+      <w:r>
+        <w:rPr>
+          <w:b w:val="0"/>
+        </w:rPr>
+        <w:t>Name the missing records and propose a fair comparison with a model trained from scratch.</w:t>
       </w:r>
     </w:p>
     <w:p>
-      <w:r>
-        <w:t>________________________________________________________________</w:t>
+      <w:pPr>
+        <w:pStyle w:val="Heading3"/>
+      </w:pPr>
+      <w:r>
+        <w:t>My reasoning and evidence</w:t>
       </w:r>
     </w:p>
     <w:p>
+      <w:r>
+        <w:t>________________________________________________________________</w:t>
+      </w:r>
+    </w:p>
+    <w:p>
+      <w:r>
+        <w:t>________________________________________________________________</w:t>
+      </w:r>
+    </w:p>
+    <w:p>
+      <w:r>
+        <w:t>________________________________________________________________</w:t>
+      </w:r>
+    </w:p>
+    <w:p>
+      <w:r>
+        <w:t>________________________________________________________________</w:t>
+      </w:r>
+    </w:p>
+    <w:p>
+      <w:r>
+        <w:t>________________________________________________________________</w:t>
+      </w:r>
+    </w:p>
+    <w:p>
+      <w:r>
+        <w:t>________________________________________________________________</w:t>
+      </w:r>
+    </w:p>
+    <w:p>
       <w:pPr>
         <w:pStyle w:val="Heading1"/>
       </w:pPr>
       <w:r>
+        <w:t>10. Project checkpoint and reflection</w:t>
+      </w:r>
+    </w:p>
+    <w:p>
+      <w:r>
+        <w:t>Connect Transfer learning to Image-pattern Network Investigation, identify a limit and choose the next useful test.</w:t>
+      </w:r>
+    </w:p>
+    <w:p>
+      <w:pPr>
+        <w:spacing w:line="336" w:lineRule="auto" w:after="180"/>
+      </w:pPr>
+      <w:r>
+        <w:rPr>
+          <w:b w:val="0"/>
+        </w:rPr>
+        <w:t xml:space="preserve">Add a labelled </w:t>
+      </w:r>
+      <w:r>
+        <w:rPr>
+          <w:b/>
+        </w:rPr>
+        <w:t>transfer learning</w:t>
+      </w:r>
+      <w:r>
+        <w:rPr>
+          <w:b w:val="0"/>
+        </w:rPr>
+        <w:t xml:space="preserve"> </w:t>
+      </w:r>
+      <w:r>
+        <w:rPr>
+          <w:b/>
+        </w:rPr>
+        <w:t>evidence</w:t>
+      </w:r>
+      <w:r>
+        <w:rPr>
+          <w:b w:val="0"/>
+        </w:rPr>
+        <w:t xml:space="preserve"> sheet to Image-pattern Network Investigation. Show how you can trace a reused </w:t>
+      </w:r>
+      <w:r>
+        <w:rPr>
+          <w:b/>
+        </w:rPr>
+        <w:t>feature extractor</w:t>
+      </w:r>
+      <w:r>
+        <w:rPr>
+          <w:b w:val="0"/>
+        </w:rPr>
+        <w:t xml:space="preserve"> and a newly fitted </w:t>
+      </w:r>
+      <w:r>
+        <w:rPr>
+          <w:b/>
+        </w:rPr>
+        <w:t>output head</w:t>
+      </w:r>
+      <w:r>
+        <w:rPr>
+          <w:b w:val="0"/>
+        </w:rPr>
+        <w:t>.</w:t>
+      </w:r>
+    </w:p>
+    <w:p>
+      <w:pPr>
+        <w:spacing w:line="336" w:lineRule="auto" w:after="180"/>
+      </w:pPr>
+      <w:r>
+        <w:rPr>
+          <w:b w:val="0"/>
+        </w:rPr>
+        <w:t xml:space="preserve">Use the supplied fictional case and keep its </w:t>
+      </w:r>
+      <w:r>
+        <w:rPr>
+          <w:b/>
+        </w:rPr>
+        <w:t>input</w:t>
+      </w:r>
+      <w:r>
+        <w:rPr>
+          <w:b w:val="0"/>
+        </w:rPr>
+        <w:t xml:space="preserve">s, intermediate steps, calculation or </w:t>
+      </w:r>
+      <w:r>
+        <w:rPr>
+          <w:b/>
+        </w:rPr>
+        <w:t>prediction</w:t>
+      </w:r>
+      <w:r>
+        <w:rPr>
+          <w:b w:val="0"/>
+        </w:rPr>
+        <w:t>, and limitation. Connect this record to last week’s record; a matching answer without a trace is insufficient.</w:t>
+      </w:r>
+    </w:p>
+    <w:p>
+      <w:pPr>
+        <w:pStyle w:val="Heading3"/>
+      </w:pPr>
+      <w:r>
+        <w:t>My project change, supporting evidence and remaining limit</w:t>
+      </w:r>
+    </w:p>
+    <w:p>
+      <w:r>
+        <w:t>________________________________________________________________</w:t>
+      </w:r>
+    </w:p>
+    <w:p>
+      <w:r>
+        <w:t>________________________________________________________________</w:t>
+      </w:r>
+    </w:p>
+    <w:p>
+      <w:r>
+        <w:t>________________________________________________________________</w:t>
+      </w:r>
+    </w:p>
+    <w:p>
+      <w:r>
+        <w:t>________________________________________________________________</w:t>
+      </w:r>
+    </w:p>
+    <w:p>
+      <w:r>
+        <w:t>________________________________________________________________</w:t>
+      </w:r>
+    </w:p>
+    <w:p>
+      <w:r>
+        <w:t>________________________________________________________________</w:t>
+      </w:r>
+    </w:p>
+    <w:p>
+      <w:pPr>
+        <w:pStyle w:val="Heading1"/>
+      </w:pPr>
+      <w:r>
         <w:t>11. Feedback, return check and learning record</w:t>
+      </w:r>
+    </w:p>
+    <w:p>
+      <w:r>
+        <w:t>Record the first repaired step and a different case to revisit after a delay.</w:t>
       </w:r>
     </w:p>
     <w:tbl>
@@ -840,7 +1320,13 @@
       </w:tr>
     </w:tbl>
     <w:p>
-      <w:r>
+      <w:pPr>
+        <w:spacing w:line="336" w:lineRule="auto" w:after="180"/>
+      </w:pPr>
+      <w:r>
+        <w:rPr>
+          <w:b w:val="0"/>
+        </w:rPr>
         <w:t>Revisit this idea with your teacher after a delay. Familiarity is different from explaining and using it on a changed case.</w:t>
       </w:r>
     </w:p>
@@ -854,17 +1340,88 @@
     </w:p>
     <w:p>
       <w:r>
-        <w:t>Transfer a fixed feature extractor while identifying what is actually refitted.</w:t>
+        <w:t>Transfer a fixed feature extractor while identifying what is actually refitted. Explain the labelled step before checking the changed condition.</w:t>
       </w:r>
     </w:p>
     <w:p>
-      <w:r>
-        <w:t>Frozen extractorh=left+2right. New-task training inputs [1, 0]label0,[2, 1]label0,[1, 3]label1. Class1 whenh&gt;=threshold; candidates3 or5.</w:t>
+      <w:pPr>
+        <w:spacing w:line="336" w:lineRule="auto" w:after="180"/>
+      </w:pPr>
+      <w:r>
+        <w:rPr>
+          <w:b w:val="0"/>
+        </w:rPr>
+        <w:t xml:space="preserve">Transfer a fixed </w:t>
+      </w:r>
+      <w:r>
+        <w:rPr>
+          <w:b/>
+        </w:rPr>
+        <w:t>feature extractor</w:t>
+      </w:r>
+      <w:r>
+        <w:rPr>
+          <w:b w:val="0"/>
+        </w:rPr>
+        <w:t xml:space="preserve"> while identifying what is actually refitted.</w:t>
       </w:r>
     </w:p>
     <w:p>
-      <w:r>
-        <w:t>All inputs and outcomes in this worked example are invented classroom data; no real model run is claimed.</w:t>
+      <w:pPr>
+        <w:spacing w:line="336" w:lineRule="auto" w:after="180"/>
+      </w:pPr>
+      <w:r>
+        <w:rPr>
+          <w:b w:val="0"/>
+        </w:rPr>
+        <w:t xml:space="preserve">Frozen extractorh=left+2right. New-task </w:t>
+      </w:r>
+      <w:r>
+        <w:rPr>
+          <w:b/>
+        </w:rPr>
+        <w:t>training</w:t>
+      </w:r>
+      <w:r>
+        <w:rPr>
+          <w:b w:val="0"/>
+        </w:rPr>
+        <w:t xml:space="preserve"> </w:t>
+      </w:r>
+      <w:r>
+        <w:rPr>
+          <w:b/>
+        </w:rPr>
+        <w:t>input</w:t>
+      </w:r>
+      <w:r>
+        <w:rPr>
+          <w:b w:val="0"/>
+        </w:rPr>
+        <w:t>s [1, 0]label0,[2, 1]label0,[1, 3]label1. Class1 whenh&gt;=threshold; candidates3 or5.</w:t>
+      </w:r>
+    </w:p>
+    <w:p>
+      <w:pPr>
+        <w:spacing w:line="336" w:lineRule="auto" w:after="180"/>
+      </w:pPr>
+      <w:r>
+        <w:rPr>
+          <w:b w:val="0"/>
+        </w:rPr>
+        <w:t xml:space="preserve">All </w:t>
+      </w:r>
+      <w:r>
+        <w:rPr>
+          <w:b/>
+        </w:rPr>
+        <w:t>input</w:t>
+      </w:r>
+      <w:r>
+        <w:rPr>
+          <w:b w:val="0"/>
+        </w:rPr>
+        <w:t>s and outcomes in this worked example are invented classroom data; no real model run is claimed.</w:t>
       </w:r>
     </w:p>
     <w:p>
@@ -904,8 +1461,26 @@
       </w:r>
     </w:p>
     <w:p>
-      <w:r>
-        <w:t>Which part was trained for the new task? Point to the relevant step in the picture, then write the changed result and the rule or evidence that supports it.</w:t>
+      <w:pPr>
+        <w:spacing w:line="336" w:lineRule="auto" w:after="180"/>
+      </w:pPr>
+      <w:r>
+        <w:rPr>
+          <w:b w:val="0"/>
+        </w:rPr>
+        <w:t xml:space="preserve">Which part was trained for the new task? Point to the relevant step in the picture, then write the changed result and the rule or </w:t>
+      </w:r>
+      <w:r>
+        <w:rPr>
+          <w:b/>
+        </w:rPr>
+        <w:t>evidence</w:t>
+      </w:r>
+      <w:r>
+        <w:rPr>
+          <w:b w:val="0"/>
+        </w:rPr>
+        <w:t xml:space="preserve"> that supports it.</w:t>
       </w:r>
     </w:p>
     <w:p>
@@ -947,36 +1522,150 @@
       </w:r>
     </w:p>
     <w:p>
-      <w:r>
-        <w:t>Support used: alone / hint / worked example. This record is practice evidence.</w:t>
+      <w:pPr>
+        <w:pStyle w:val="Heading3"/>
+      </w:pPr>
+      <w:r>
+        <w:t>Record the help used</w:t>
       </w:r>
     </w:p>
     <w:p>
-      <w:r>
-        <w:t>Project connection: For your Image-pattern Network Investigation, save the input, procedure, observed result and limitation of this check. Label this worked example as practice; use a different, previously unreviewed case when checking independent understanding.</w:t>
+      <w:pPr>
+        <w:spacing w:line="336" w:lineRule="auto" w:after="180"/>
+        <w:shd w:fill="F1F6F8"/>
+      </w:pPr>
+      <w:r>
+        <w:rPr>
+          <w:b w:val="0"/>
+        </w:rPr>
+        <w:t xml:space="preserve">Support used: alone / hint / worked example. This record is practice </w:t>
+      </w:r>
+      <w:r>
+        <w:rPr>
+          <w:b/>
+        </w:rPr>
+        <w:t>evidence</w:t>
+      </w:r>
+      <w:r>
+        <w:rPr>
+          <w:b w:val="0"/>
+        </w:rPr>
+        <w:t>.</w:t>
       </w:r>
     </w:p>
     <w:p>
       <w:pPr>
-        <w:pStyle w:val="Heading1"/>
-      </w:pPr>
-      <w:r>
-        <w:t>13. Project portfolio milestone</w:t>
+        <w:spacing w:line="336" w:lineRule="auto" w:after="180"/>
+      </w:pPr>
+      <w:r>
+        <w:rPr>
+          <w:b w:val="0"/>
+        </w:rPr>
+        <w:t xml:space="preserve">Project connection: For your Image-pattern Network Investigation, save the </w:t>
+      </w:r>
+      <w:r>
+        <w:rPr>
+          <w:b/>
+        </w:rPr>
+        <w:t>input</w:t>
+      </w:r>
+      <w:r>
+        <w:rPr>
+          <w:b w:val="0"/>
+        </w:rPr>
+        <w:t>, procedure, observed result and limitation of this check.</w:t>
       </w:r>
     </w:p>
     <w:p>
-      <w:r>
-        <w:t>Project: Image-pattern Network Investigation</w:t>
+      <w:pPr>
+        <w:spacing w:line="336" w:lineRule="auto" w:after="180"/>
+      </w:pPr>
+      <w:r>
+        <w:rPr>
+          <w:b w:val="0"/>
+        </w:rPr>
+        <w:t>Label this worked example as practice; use a different, previously unreviewed case when checking independent understanding.</w:t>
       </w:r>
     </w:p>
     <w:p>
-      <w:r>
-        <w:t>Current milestone: Prepare the demonstration. Gather reproducible instructions, evidence, access checks and remaining limitations.</w:t>
+      <w:pPr>
+        <w:pStyle w:val="Heading1"/>
+      </w:pPr>
+      <w:r>
+        <w:t>13. Project portfolio milestone</w:t>
       </w:r>
     </w:p>
     <w:p>
       <w:r>
-        <w:t>For your Image-pattern Network Investigation, save the input, procedure, observed result and limitation of this check. Label this worked example as practice; use a different, previously unreviewed case when checking independent understanding.</w:t>
+        <w:t>Keep this week’s input, deciding step, result and limit together in the Image-pattern Network Investigation record.</w:t>
+      </w:r>
+    </w:p>
+    <w:p>
+      <w:pPr>
+        <w:spacing w:line="336" w:lineRule="auto" w:after="180"/>
+      </w:pPr>
+      <w:r>
+        <w:rPr>
+          <w:b w:val="0"/>
+        </w:rPr>
+        <w:t>Project: Image-pattern Network Investigation</w:t>
+      </w:r>
+    </w:p>
+    <w:p>
+      <w:pPr>
+        <w:spacing w:line="336" w:lineRule="auto" w:after="180"/>
+      </w:pPr>
+      <w:r>
+        <w:rPr>
+          <w:b w:val="0"/>
+        </w:rPr>
+        <w:t xml:space="preserve">Current milestone: Prepare the demonstration. Gather reproducible instructions, </w:t>
+      </w:r>
+      <w:r>
+        <w:rPr>
+          <w:b/>
+        </w:rPr>
+        <w:t>evidence</w:t>
+      </w:r>
+      <w:r>
+        <w:rPr>
+          <w:b w:val="0"/>
+        </w:rPr>
+        <w:t>, access checks and remaining limitations.</w:t>
+      </w:r>
+    </w:p>
+    <w:p>
+      <w:pPr>
+        <w:spacing w:line="336" w:lineRule="auto" w:after="180"/>
+      </w:pPr>
+      <w:r>
+        <w:rPr>
+          <w:b w:val="0"/>
+        </w:rPr>
+        <w:t xml:space="preserve">For your Image-pattern Network Investigation, save the </w:t>
+      </w:r>
+      <w:r>
+        <w:rPr>
+          <w:b/>
+        </w:rPr>
+        <w:t>input</w:t>
+      </w:r>
+      <w:r>
+        <w:rPr>
+          <w:b w:val="0"/>
+        </w:rPr>
+        <w:t>, procedure, observed result and limitation of this check.</w:t>
+      </w:r>
+    </w:p>
+    <w:p>
+      <w:pPr>
+        <w:spacing w:line="336" w:lineRule="auto" w:after="180"/>
+      </w:pPr>
+      <w:r>
+        <w:rPr>
+          <w:b w:val="0"/>
+        </w:rPr>
+        <w:t>Label this worked example as practice; use a different, previously unreviewed case when checking independent understanding.</w:t>
       </w:r>
     </w:p>
     <w:tbl>
@@ -1138,53 +1827,110 @@
     </w:p>
     <w:p>
       <w:r>
-        <w:t>Use this supported practice once, in the browser or on paper. Keep the reserved independent assessment for a separate first attempt before teacher feedback.</w:t>
+        <w:t>Try the supported questions before comparing with hints and feedback. Record what you repaired and the evidence you retained.</w:t>
       </w:r>
     </w:p>
     <w:p>
-      <w:r>
-        <w:t>Transfer a fixed feature extractor while identifying what is actually refitted.</w:t>
+      <w:pPr>
+        <w:spacing w:line="336" w:lineRule="auto" w:after="180"/>
+      </w:pPr>
+      <w:r>
+        <w:rPr>
+          <w:b w:val="0"/>
+        </w:rPr>
+        <w:t>Use this supported practice once, in the browser or on paper. Keep the reserved independent assessment for a separate first attempt before teacher feedback.</w:t>
       </w:r>
     </w:p>
     <w:p>
       <w:pPr>
-        <w:pStyle w:val="Heading3"/>
-      </w:pPr>
-      <w:r>
-        <w:t>Practice 1: explain the deciding evidence</w:t>
+        <w:spacing w:line="336" w:lineRule="auto" w:after="180"/>
+      </w:pPr>
+      <w:r>
+        <w:rPr>
+          <w:b w:val="0"/>
+        </w:rPr>
+        <w:t xml:space="preserve">Transfer a fixed </w:t>
+      </w:r>
+      <w:r>
+        <w:rPr>
+          <w:b/>
+        </w:rPr>
+        <w:t>feature extractor</w:t>
+      </w:r>
+      <w:r>
+        <w:rPr>
+          <w:b w:val="0"/>
+        </w:rPr>
+        <w:t xml:space="preserve"> while identifying what is actually refitted.</w:t>
       </w:r>
     </w:p>
     <w:p>
-      <w:r>
-        <w:t>Which labelled step matches this detail? Query [2, 2]has h = 6, so the head predicts class 1; its reference is not supplied.</w:t>
+      <w:pPr>
+        <w:pStyle w:val="Heading3"/>
+      </w:pPr>
+      <w:r>
+        <w:t>Practice 1: explain the deciding evidence</w:t>
       </w:r>
     </w:p>
     <w:p>
-      <w:r>
-        <w:t>1. Check held-out input</w:t>
+      <w:pPr>
+        <w:spacing w:line="336" w:lineRule="auto" w:after="180"/>
+      </w:pPr>
+      <w:r>
+        <w:rPr>
+          <w:b w:val="0"/>
+        </w:rPr>
+        <w:t>Which labelled step matches this detail? Query [2, 2]has h = 6, so the head predicts class 1; its reference is not supplied.</w:t>
       </w:r>
     </w:p>
     <w:p>
-      <w:r>
-        <w:t>2. Extract features</w:t>
+      <w:pPr>
+        <w:spacing w:line="336" w:lineRule="auto" w:after="180"/>
+        <w:shd w:fill="F4F9FC"/>
+      </w:pPr>
+      <w:r>
+        <w:rPr>
+          <w:b w:val="0"/>
+        </w:rPr>
+        <w:t xml:space="preserve">1. Check held-out </w:t>
+      </w:r>
+      <w:r>
+        <w:rPr>
+          <w:b/>
+        </w:rPr>
+        <w:t>input</w:t>
       </w:r>
     </w:p>
     <w:p>
-      <w:r>
-        <w:t>3. Fit new head</w:t>
+      <w:pPr>
+        <w:spacing w:line="336" w:lineRule="auto" w:after="180"/>
+        <w:shd w:fill="F4F9FC"/>
+      </w:pPr>
+      <w:r>
+        <w:rPr>
+          <w:b w:val="0"/>
+        </w:rPr>
+        <w:t>2. Extract features</w:t>
       </w:r>
     </w:p>
     <w:p>
       <w:pPr>
-        <w:pStyle w:val="Heading3"/>
-      </w:pPr>
-      <w:r>
-        <w:t>My selected conclusion, deciding fact and explanation</w:t>
+        <w:spacing w:line="336" w:lineRule="auto" w:after="180"/>
+        <w:shd w:fill="F4F9FC"/>
+      </w:pPr>
+      <w:r>
+        <w:rPr>
+          <w:b w:val="0"/>
+        </w:rPr>
+        <w:t>3. Fit new head</w:t>
       </w:r>
     </w:p>
     <w:p>
-      <w:r>
-        <w:t>________________________________________________________________</w:t>
+      <w:pPr>
+        <w:pStyle w:val="Heading3"/>
+      </w:pPr>
+      <w:r>
+        <w:t>My selected conclusion, deciding fact and explanation</w:t>
       </w:r>
     </w:p>
     <w:p>
@@ -1209,40 +1955,113 @@
     </w:p>
     <w:p>
       <w:r>
-        <w:t>Hint if needed: Read the steps in the pictorial case. Match the supplied detail to the stage that performs or records it.</w:t>
+        <w:t>________________________________________________________________</w:t>
       </w:r>
     </w:p>
     <w:p>
-      <w:r>
-        <w:t>After your attempt, compare with the supported explanation: Check held-out input Query [2, 2]has h = 6, so the head predicts class 1; its reference is not supplied. Transfer learning can keep a representation fixed while fitting a smaller output head for a new task. Here the extractor always applies the same weights, while new labels choose the head’s threshold. Applying the chosen head to a query is inference. State which part was frozen and which was fitted; this arithmetic does not establish the extractor is useful for every task.</w:t>
+      <w:pPr>
+        <w:pStyle w:val="Heading3"/>
+      </w:pPr>
+      <w:r>
+        <w:t>Hint · try first</w:t>
       </w:r>
     </w:p>
     <w:p>
       <w:pPr>
-        <w:pStyle w:val="Heading3"/>
-      </w:pPr>
-      <w:r>
-        <w:t>Practice 2: explain the deciding evidence</w:t>
+        <w:spacing w:line="336" w:lineRule="auto" w:after="180"/>
+        <w:shd w:fill="F1F6F8"/>
+      </w:pPr>
+      <w:r>
+        <w:rPr>
+          <w:b w:val="0"/>
+        </w:rPr>
+        <w:t>Hint if needed: Read the steps in the pictorial case. Match the supplied detail to the stage that performs or records it.</w:t>
       </w:r>
     </w:p>
     <w:p>
-      <w:r>
-        <w:t>Changed-case practice: Query changes to [2, 1]. Which conclusion is supported by the supplied facts?</w:t>
+      <w:pPr>
+        <w:pStyle w:val="Heading3"/>
+      </w:pPr>
+      <w:r>
+        <w:t>Feedback · compare after trying</w:t>
       </w:r>
     </w:p>
     <w:p>
-      <w:r>
-        <w:t>1. This one example guarantees correct results for every future input.</w:t>
+      <w:pPr>
+        <w:spacing w:line="336" w:lineRule="auto" w:after="180"/>
+        <w:shd w:fill="F1F6FC"/>
+      </w:pPr>
+      <w:r>
+        <w:rPr>
+          <w:b w:val="0"/>
+        </w:rPr>
+        <w:t xml:space="preserve">After your attempt, compare with the supported explanation: Check held-out </w:t>
+      </w:r>
+      <w:r>
+        <w:rPr>
+          <w:b/>
+        </w:rPr>
+        <w:t>input</w:t>
+      </w:r>
+      <w:r>
+        <w:rPr>
+          <w:b w:val="0"/>
+        </w:rPr>
+        <w:t xml:space="preserve"> Query [2, 2]has h = 6, so the head predicts class 1; its reference is not supplied.</w:t>
       </w:r>
     </w:p>
     <w:p>
-      <w:r>
-        <w:t>2. We can decide the result without examining the changed input or the procedure.</w:t>
+      <w:pPr>
+        <w:spacing w:line="336" w:lineRule="auto" w:after="180"/>
+        <w:shd w:fill="F1F6FC"/>
+      </w:pPr>
+      <w:r>
+        <w:rPr>
+          <w:b/>
+        </w:rPr>
+        <w:t>Transfer learning</w:t>
+      </w:r>
+      <w:r>
+        <w:rPr>
+          <w:b w:val="0"/>
+        </w:rPr>
+        <w:t xml:space="preserve"> can keep a representation fixed while </w:t>
+      </w:r>
+      <w:r>
+        <w:rPr>
+          <w:b/>
+        </w:rPr>
+        <w:t>fitting</w:t>
+      </w:r>
+      <w:r>
+        <w:rPr>
+          <w:b w:val="0"/>
+        </w:rPr>
+        <w:t xml:space="preserve"> a smaller </w:t>
+      </w:r>
+      <w:r>
+        <w:rPr>
+          <w:b/>
+        </w:rPr>
+        <w:t>output head</w:t>
+      </w:r>
+      <w:r>
+        <w:rPr>
+          <w:b w:val="0"/>
+        </w:rPr>
+        <w:t xml:space="preserve"> for a new task. Here the extractor always applies the same weights, while new labels choose the head’s threshold.</w:t>
       </w:r>
     </w:p>
     <w:p>
-      <w:r>
-        <w:t>3. Its h becomes4 and the fitted head predicts class 0.</w:t>
+      <w:pPr>
+        <w:spacing w:line="336" w:lineRule="auto" w:after="180"/>
+        <w:shd w:fill="F1F6FC"/>
+      </w:pPr>
+      <w:r>
+        <w:rPr>
+          <w:b w:val="0"/>
+        </w:rPr>
+        <w:t>Applying the chosen head to a query is inference. State which part was frozen and which was fitted; this arithmetic does not establish the extractor is useful for every task.</w:t>
       </w:r>
     </w:p>
     <w:p>
@@ -1250,65 +2069,120 @@
         <w:pStyle w:val="Heading3"/>
       </w:pPr>
       <w:r>
-        <w:t>My selected conclusion, deciding fact and explanation</w:t>
+        <w:t>Practice 2: explain the deciding evidence</w:t>
       </w:r>
     </w:p>
     <w:p>
-      <w:r>
-        <w:t>________________________________________________________________</w:t>
+      <w:pPr>
+        <w:pStyle w:val="Heading3"/>
+      </w:pPr>
+      <w:r>
+        <w:t>Changed case · predict first</w:t>
       </w:r>
     </w:p>
     <w:p>
-      <w:r>
-        <w:t>________________________________________________________________</w:t>
+      <w:pPr>
+        <w:spacing w:line="336" w:lineRule="auto" w:after="180"/>
+        <w:shd w:fill="F5F1FB"/>
+      </w:pPr>
+      <w:r>
+        <w:rPr>
+          <w:b w:val="0"/>
+        </w:rPr>
+        <w:t>Changed-case practice: Query changes to [2, 1]. Which conclusion is supported by the supplied facts?</w:t>
       </w:r>
     </w:p>
     <w:p>
-      <w:r>
-        <w:t>________________________________________________________________</w:t>
+      <w:pPr>
+        <w:spacing w:line="336" w:lineRule="auto" w:after="180"/>
+        <w:shd w:fill="F4F9FC"/>
+      </w:pPr>
+      <w:r>
+        <w:rPr>
+          <w:b w:val="0"/>
+        </w:rPr>
+        <w:t xml:space="preserve">1. This one example guarantees correct results for every future </w:t>
+      </w:r>
+      <w:r>
+        <w:rPr>
+          <w:b/>
+        </w:rPr>
+        <w:t>input</w:t>
+      </w:r>
+      <w:r>
+        <w:rPr>
+          <w:b w:val="0"/>
+        </w:rPr>
+        <w:t>.</w:t>
       </w:r>
     </w:p>
     <w:p>
-      <w:r>
-        <w:t>________________________________________________________________</w:t>
+      <w:pPr>
+        <w:spacing w:line="336" w:lineRule="auto" w:after="180"/>
+        <w:shd w:fill="F4F9FC"/>
+      </w:pPr>
+      <w:r>
+        <w:rPr>
+          <w:b w:val="0"/>
+        </w:rPr>
+        <w:t xml:space="preserve">2. We can decide the result without examining the changed </w:t>
+      </w:r>
+      <w:r>
+        <w:rPr>
+          <w:b/>
+        </w:rPr>
+        <w:t>input</w:t>
+      </w:r>
+      <w:r>
+        <w:rPr>
+          <w:b w:val="0"/>
+        </w:rPr>
+        <w:t xml:space="preserve"> or the procedure.</w:t>
       </w:r>
     </w:p>
     <w:p>
-      <w:r>
-        <w:t>________________________________________________________________</w:t>
+      <w:pPr>
+        <w:spacing w:line="336" w:lineRule="auto" w:after="180"/>
+        <w:shd w:fill="F4F9FC"/>
+      </w:pPr>
+      <w:r>
+        <w:rPr>
+          <w:b w:val="0"/>
+        </w:rPr>
+        <w:t>3. Its h becomes4 and the fitted head predicts class 0.</w:t>
       </w:r>
     </w:p>
     <w:p>
-      <w:r>
-        <w:t>Hint if needed: Use the changed condition and the deciding step in the pictorial trace. The answer must say what follows from those facts.</w:t>
+      <w:pPr>
+        <w:pStyle w:val="Heading3"/>
+      </w:pPr>
+      <w:r>
+        <w:t>My selected conclusion, deciding fact and explanation</w:t>
       </w:r>
     </w:p>
     <w:p>
       <w:r>
-        <w:t>After your attempt, compare with the supported explanation: Its h becomes4 and the fitted head predicts class 0. Extractor stays fixed; the changed input crosses the chosen head’s boundary.</w:t>
+        <w:t>________________________________________________________________</w:t>
       </w:r>
     </w:p>
     <w:p>
-      <w:pPr>
-        <w:pStyle w:val="Heading3"/>
-      </w:pPr>
-      <w:r>
-        <w:t>Repair a missing building block</w:t>
+      <w:r>
+        <w:t>________________________________________________________________</w:t>
       </w:r>
     </w:p>
     <w:p>
       <w:r>
-        <w:t>Review Similarity and normalisation (ai-5/27). Goal: Calculate vector length and normalise a nonzero vector. Short practice: Why do the original two metrics select different winners? Point to the relevant step in the picture, then write the changed result and the rule or evidence that supports it.. Return to this week and explain what you changed.</w:t>
+        <w:t>________________________________________________________________</w:t>
       </w:r>
     </w:p>
     <w:p>
       <w:r>
-        <w:t>Review Sequence representations (ai-5/25). Goal: Encode an ordered sequence with an explicit vocabulary. Short practice: Which record lets the program distinguish the first and last zeros? Point to the relevant step in the picture, then write the changed result and the rule or evidence that supports it.. Return to this week and explain what you changed.</w:t>
+        <w:t>________________________________________________________________</w:t>
       </w:r>
     </w:p>
     <w:p>
       <w:r>
-        <w:t>Review Pooling and spatial information (ai-5/22). Goal: Compute max and mean pooling under an explicit window rule. Short practice: Can the max map reveal where the 4 originally appeared? Point to the relevant step in the picture, then write the changed result and the rule or evidence that supports it.. Return to this week and explain what you changed.</w:t>
+        <w:t>________________________________________________________________</w:t>
       </w:r>
     </w:p>
     <w:p>
@@ -1316,12 +2190,19 @@
         <w:pStyle w:val="Heading3"/>
       </w:pPr>
       <w:r>
-        <w:t>Predict, run and debug</w:t>
+        <w:t>Hint · try first</w:t>
       </w:r>
     </w:p>
     <w:p>
-      <w:r>
-        <w:t>The browser lab lets you edit the supported Python examples already included in this lesson. Predict first, run, inspect the actual output or error, change one input, then run again. Keep code, predictions, actual results and a reasoned revision together. On paper, label your result as a trace rather than an execution.</w:t>
+      <w:pPr>
+        <w:spacing w:line="336" w:lineRule="auto" w:after="180"/>
+        <w:shd w:fill="F1F6F8"/>
+      </w:pPr>
+      <w:r>
+        <w:rPr>
+          <w:b w:val="0"/>
+        </w:rPr>
+        <w:t>Hint if needed: Use the changed condition and the deciding step in the pictorial trace. The answer must say what follows from those facts.</w:t>
       </w:r>
     </w:p>
     <w:p>
@@ -1329,12 +2210,31 @@
         <w:pStyle w:val="Heading3"/>
       </w:pPr>
       <w:r>
-        <w:t>Keep your completed work</w:t>
+        <w:t>Feedback · compare after trying</w:t>
       </w:r>
     </w:p>
     <w:p>
-      <w:r>
-        <w:t>Use Download completed work in the hosted lesson to export your answers, reflections, practice feedback and code-run evidence. Open the HTML copy to read or print it. Drafts stay in this browser when storage is available; clear drafts on a shared device.</w:t>
+      <w:pPr>
+        <w:spacing w:line="336" w:lineRule="auto" w:after="180"/>
+        <w:shd w:fill="F1F6FC"/>
+      </w:pPr>
+      <w:r>
+        <w:rPr>
+          <w:b w:val="0"/>
+        </w:rPr>
+        <w:t xml:space="preserve">After your attempt, compare with the supported explanation: Its h becomes4 and the fitted head predicts class 0. Extractor stays fixed; the changed </w:t>
+      </w:r>
+      <w:r>
+        <w:rPr>
+          <w:b/>
+        </w:rPr>
+        <w:t>input</w:t>
+      </w:r>
+      <w:r>
+        <w:rPr>
+          <w:b w:val="0"/>
+        </w:rPr>
+        <w:t xml:space="preserve"> crosses the chosen head’s boundary.</w:t>
       </w:r>
     </w:p>
     <w:p>
@@ -1342,12 +2242,1053 @@
         <w:pStyle w:val="Heading3"/>
       </w:pPr>
       <w:r>
-        <w:t>What I repaired, the evidence I kept and the next test</w:t>
+        <w:t>Repair a missing building block</w:t>
       </w:r>
     </w:p>
     <w:p>
+      <w:pPr>
+        <w:spacing w:line="336" w:lineRule="auto" w:after="180"/>
+      </w:pPr>
+      <w:r>
+        <w:rPr>
+          <w:b w:val="0"/>
+        </w:rPr>
+        <w:t>Review Similarity and normalisation (ai-5/27). Goal: Calculate vector length and normalise a nonzero vector. Short practice: Why do the original two metrics select different winners?</w:t>
+      </w:r>
+    </w:p>
+    <w:p>
+      <w:pPr>
+        <w:spacing w:line="336" w:lineRule="auto" w:after="180"/>
+      </w:pPr>
+      <w:r>
+        <w:rPr>
+          <w:b w:val="0"/>
+        </w:rPr>
+        <w:t xml:space="preserve">Point to the relevant step in the picture, then write the changed result and the rule or </w:t>
+      </w:r>
+      <w:r>
+        <w:rPr>
+          <w:b/>
+        </w:rPr>
+        <w:t>evidence</w:t>
+      </w:r>
+      <w:r>
+        <w:rPr>
+          <w:b w:val="0"/>
+        </w:rPr>
+        <w:t xml:space="preserve"> that supports it.. Return to this week and explain what you changed.</w:t>
+      </w:r>
+    </w:p>
+    <w:p>
+      <w:pPr>
+        <w:spacing w:line="336" w:lineRule="auto" w:after="180"/>
+      </w:pPr>
+      <w:r>
+        <w:rPr>
+          <w:b w:val="0"/>
+        </w:rPr>
+        <w:t>Review Sequence representations (ai-5/25). Goal: Encode an ordered sequence with an explicit vocabulary. Short practice: Which record lets the program distinguish the first and last zeros?</w:t>
+      </w:r>
+    </w:p>
+    <w:p>
+      <w:pPr>
+        <w:spacing w:line="336" w:lineRule="auto" w:after="180"/>
+      </w:pPr>
+      <w:r>
+        <w:rPr>
+          <w:b w:val="0"/>
+        </w:rPr>
+        <w:t xml:space="preserve">Point to the relevant step in the picture, then write the changed result and the rule or </w:t>
+      </w:r>
+      <w:r>
+        <w:rPr>
+          <w:b/>
+        </w:rPr>
+        <w:t>evidence</w:t>
+      </w:r>
+      <w:r>
+        <w:rPr>
+          <w:b w:val="0"/>
+        </w:rPr>
+        <w:t xml:space="preserve"> that supports it.. Return to this week and explain what you changed.</w:t>
+      </w:r>
+    </w:p>
+    <w:p>
+      <w:pPr>
+        <w:spacing w:line="336" w:lineRule="auto" w:after="180"/>
+      </w:pPr>
+      <w:r>
+        <w:rPr>
+          <w:b w:val="0"/>
+        </w:rPr>
+        <w:t>Review Pooling and spatial information (ai-5/22). Goal: Compute max and mean pooling under an explicit window rule. Short practice: Can the max map reveal where the 4 originally appeared?</w:t>
+      </w:r>
+    </w:p>
+    <w:p>
+      <w:pPr>
+        <w:spacing w:line="336" w:lineRule="auto" w:after="180"/>
+      </w:pPr>
+      <w:r>
+        <w:rPr>
+          <w:b w:val="0"/>
+        </w:rPr>
+        <w:t xml:space="preserve">Point to the relevant step in the picture, then write the changed result and the rule or </w:t>
+      </w:r>
+      <w:r>
+        <w:rPr>
+          <w:b/>
+        </w:rPr>
+        <w:t>evidence</w:t>
+      </w:r>
+      <w:r>
+        <w:rPr>
+          <w:b w:val="0"/>
+        </w:rPr>
+        <w:t xml:space="preserve"> that supports it.. Return to this week and explain what you changed.</w:t>
+      </w:r>
+    </w:p>
+    <w:p>
+      <w:pPr>
+        <w:pStyle w:val="Heading3"/>
+      </w:pPr>
+      <w:r>
+        <w:t>Predict, run and debug</w:t>
+      </w:r>
+    </w:p>
+    <w:p>
+      <w:pPr>
+        <w:spacing w:line="336" w:lineRule="auto" w:after="180"/>
+      </w:pPr>
+      <w:r>
+        <w:rPr>
+          <w:b w:val="0"/>
+        </w:rPr>
+        <w:t xml:space="preserve">The browser lab lets you edit the supported Python examples already included in this lesson. Predict first, run, inspect the actual </w:t>
+      </w:r>
+      <w:r>
+        <w:rPr>
+          <w:b/>
+        </w:rPr>
+        <w:t>output</w:t>
+      </w:r>
+      <w:r>
+        <w:rPr>
+          <w:b w:val="0"/>
+        </w:rPr>
+        <w:t xml:space="preserve"> or error, change one </w:t>
+      </w:r>
+      <w:r>
+        <w:rPr>
+          <w:b/>
+        </w:rPr>
+        <w:t>input</w:t>
+      </w:r>
+      <w:r>
+        <w:rPr>
+          <w:b w:val="0"/>
+        </w:rPr>
+        <w:t>, then run again.</w:t>
+      </w:r>
+    </w:p>
+    <w:p>
+      <w:pPr>
+        <w:spacing w:line="336" w:lineRule="auto" w:after="180"/>
+      </w:pPr>
+      <w:r>
+        <w:rPr>
+          <w:b w:val="0"/>
+        </w:rPr>
+        <w:t xml:space="preserve">Keep code, </w:t>
+      </w:r>
+      <w:r>
+        <w:rPr>
+          <w:b/>
+        </w:rPr>
+        <w:t>prediction</w:t>
+      </w:r>
+      <w:r>
+        <w:rPr>
+          <w:b w:val="0"/>
+        </w:rPr>
+        <w:t>s, actual results and a reasoned revision together. On paper, label your result as a trace rather than an execution.</w:t>
+      </w:r>
+    </w:p>
+    <w:p>
+      <w:pPr>
+        <w:pStyle w:val="Heading3"/>
+      </w:pPr>
+      <w:r>
+        <w:t>Keep your completed work</w:t>
+      </w:r>
+    </w:p>
+    <w:p>
+      <w:pPr>
+        <w:spacing w:line="336" w:lineRule="auto" w:after="180"/>
+      </w:pPr>
+      <w:r>
+        <w:rPr>
+          <w:b w:val="0"/>
+        </w:rPr>
+        <w:t xml:space="preserve">Use Download completed work in the hosted lesson to export your answers, reflections, practice feedback and code-run </w:t>
+      </w:r>
+      <w:r>
+        <w:rPr>
+          <w:b/>
+        </w:rPr>
+        <w:t>evidence</w:t>
+      </w:r>
+      <w:r>
+        <w:rPr>
+          <w:b w:val="0"/>
+        </w:rPr>
+        <w:t>. Open the HTML copy to read or print it.</w:t>
+      </w:r>
+    </w:p>
+    <w:p>
+      <w:pPr>
+        <w:spacing w:line="336" w:lineRule="auto" w:after="180"/>
+      </w:pPr>
+      <w:r>
+        <w:rPr>
+          <w:b w:val="0"/>
+        </w:rPr>
+        <w:t>Drafts stay in this browser when storage is available; clear drafts on a shared device.</w:t>
+      </w:r>
+    </w:p>
+    <w:p>
+      <w:pPr>
+        <w:pStyle w:val="Heading3"/>
+      </w:pPr>
+      <w:r>
+        <w:t>What I repaired, the evidence I kept and the next test</w:t>
+      </w:r>
+    </w:p>
+    <w:p>
       <w:r>
         <w:t>________________________________________________________________</w:t>
+      </w:r>
+    </w:p>
+    <w:p>
+      <w:r>
+        <w:t>________________________________________________________________</w:t>
+      </w:r>
+    </w:p>
+    <w:p>
+      <w:r>
+        <w:t>________________________________________________________________</w:t>
+      </w:r>
+    </w:p>
+    <w:p>
+      <w:r>
+        <w:t>________________________________________________________________</w:t>
+      </w:r>
+    </w:p>
+    <w:p>
+      <w:r>
+        <w:t>________________________________________________________________</w:t>
+      </w:r>
+    </w:p>
+    <w:p>
+      <w:pPr>
+        <w:pStyle w:val="Heading1"/>
+      </w:pPr>
+      <w:r>
+        <w:t>15. Visual concept journey</w:t>
+      </w:r>
+    </w:p>
+    <w:p>
+      <w:r>
+        <w:t>Explain each Transfer learning picture from its labels, then record a relevant limit.</w:t>
+      </w:r>
+    </w:p>
+    <w:p>
+      <w:pPr>
+        <w:pStyle w:val="Heading3"/>
+      </w:pPr>
+      <w:r>
+        <w:t>01. Transfer learning: the case</w:t>
+      </w:r>
+    </w:p>
+    <w:p>
+      <w:r>
+        <w:drawing>
+          <wp:inline xmlns:a="http://schemas.openxmlformats.org/drawingml/2006/main" xmlns:pic="http://schemas.openxmlformats.org/drawingml/2006/picture">
+            <wp:extent cx="5486400" cy="3142488"/>
+            <wp:docPr id="2" name="Picture 2" descr="Transfer a fixed feature extractor while identifying what is actually refitted. Supplied facts: Frozen extractorh=left+2right. New-task training inputs [1, 0]label0,[2, 1]label0,[1, 3]label1. Class1 whenh&gt;=threshold; candidates3 or5. All inputs and outcomes in this worked example are invented classroom data; no real model run is claimed."/>
+            <wp:cNvGraphicFramePr>
+              <a:graphicFrameLocks noChangeAspect="1"/>
+            </wp:cNvGraphicFramePr>
+            <a:graphic>
+              <a:graphicData uri="http://schemas.openxmlformats.org/drawingml/2006/picture">
+                <pic:pic>
+                  <pic:nvPicPr>
+                    <pic:cNvPr id="0" name="academy-story-ai-5-28-01.png"/>
+                    <pic:cNvPicPr/>
+                  </pic:nvPicPr>
+                  <pic:blipFill>
+                    <a:blip r:embed="rId10"/>
+                    <a:stretch>
+                      <a:fillRect/>
+                    </a:stretch>
+                  </pic:blipFill>
+                  <pic:spPr>
+                    <a:xfrm>
+                      <a:off x="0" y="0"/>
+                      <a:ext cx="5486400" cy="3142488"/>
+                    </a:xfrm>
+                    <a:prstGeom prst="rect"/>
+                  </pic:spPr>
+                </pic:pic>
+              </a:graphicData>
+            </a:graphic>
+          </wp:inline>
+        </w:drawing>
+      </w:r>
+    </w:p>
+    <w:p>
+      <w:pPr>
+        <w:spacing w:line="336" w:lineRule="auto" w:after="180"/>
+      </w:pPr>
+      <w:r>
+        <w:rPr>
+          <w:b w:val="0"/>
+        </w:rPr>
+        <w:t xml:space="preserve">Transfer a fixed </w:t>
+      </w:r>
+      <w:r>
+        <w:rPr>
+          <w:b/>
+        </w:rPr>
+        <w:t>feature extractor</w:t>
+      </w:r>
+      <w:r>
+        <w:rPr>
+          <w:b w:val="0"/>
+        </w:rPr>
+        <w:t xml:space="preserve"> while identifying what is actually refitted. Supplied facts: Frozen extractorh=left+2right. New-task </w:t>
+      </w:r>
+      <w:r>
+        <w:rPr>
+          <w:b/>
+        </w:rPr>
+        <w:t>training</w:t>
+      </w:r>
+      <w:r>
+        <w:rPr>
+          <w:b w:val="0"/>
+        </w:rPr>
+        <w:t xml:space="preserve"> </w:t>
+      </w:r>
+      <w:r>
+        <w:rPr>
+          <w:b/>
+        </w:rPr>
+        <w:t>input</w:t>
+      </w:r>
+      <w:r>
+        <w:rPr>
+          <w:b w:val="0"/>
+        </w:rPr>
+        <w:t>s [1, 0]label0,[2, 1]label0,[1, 3]label1.</w:t>
+      </w:r>
+    </w:p>
+    <w:p>
+      <w:pPr>
+        <w:spacing w:line="336" w:lineRule="auto" w:after="180"/>
+      </w:pPr>
+      <w:r>
+        <w:rPr>
+          <w:b w:val="0"/>
+        </w:rPr>
+        <w:t xml:space="preserve">Class1 whenh&gt;=threshold; candidates3 or5. All </w:t>
+      </w:r>
+      <w:r>
+        <w:rPr>
+          <w:b/>
+        </w:rPr>
+        <w:t>input</w:t>
+      </w:r>
+      <w:r>
+        <w:rPr>
+          <w:b w:val="0"/>
+        </w:rPr>
+        <w:t>s and outcomes in this worked example are invented classroom data; no real model run is claimed.</w:t>
+      </w:r>
+    </w:p>
+    <w:p>
+      <w:pPr>
+        <w:spacing w:line="336" w:lineRule="auto" w:after="180"/>
+        <w:shd w:fill="F5F1FB"/>
+      </w:pPr>
+      <w:r>
+        <w:rPr>
+          <w:b w:val="0"/>
+        </w:rPr>
+        <w:t>Point to the given fact that matters most. Explain why it matters.</w:t>
+      </w:r>
+    </w:p>
+    <w:p>
+      <w:pPr>
+        <w:pStyle w:val="Heading3"/>
+      </w:pPr>
+      <w:r>
+        <w:t>My picture explanation, deciding evidence and one limit</w:t>
+      </w:r>
+    </w:p>
+    <w:p>
+      <w:r>
+        <w:t>________________________________________________________________</w:t>
+      </w:r>
+    </w:p>
+    <w:p>
+      <w:r>
+        <w:t>________________________________________________________________</w:t>
+      </w:r>
+    </w:p>
+    <w:p>
+      <w:r>
+        <w:t>________________________________________________________________</w:t>
+      </w:r>
+    </w:p>
+    <w:p>
+      <w:r>
+        <w:t>________________________________________________________________</w:t>
+      </w:r>
+    </w:p>
+    <w:p>
+      <w:pPr>
+        <w:pStyle w:val="Heading3"/>
+      </w:pPr>
+      <w:r>
+        <w:t>02. Follow the deciding steps</w:t>
+      </w:r>
+    </w:p>
+    <w:p>
+      <w:r>
+        <w:drawing>
+          <wp:inline xmlns:a="http://schemas.openxmlformats.org/drawingml/2006/main" xmlns:pic="http://schemas.openxmlformats.org/drawingml/2006/picture">
+            <wp:extent cx="5486400" cy="3182112"/>
+            <wp:docPr id="3" name="Picture 3" descr="Extract features: Trainingh values are1, 4, 7. → Fit new head: Threshold3 makes1 mistake; threshold 5 makes0, so choose 5. → Check held-out input: Query [2, 2]has h = 6, so the head predicts class 1; its reference is not supplied."/>
+            <wp:cNvGraphicFramePr>
+              <a:graphicFrameLocks noChangeAspect="1"/>
+            </wp:cNvGraphicFramePr>
+            <a:graphic>
+              <a:graphicData uri="http://schemas.openxmlformats.org/drawingml/2006/picture">
+                <pic:pic>
+                  <pic:nvPicPr>
+                    <pic:cNvPr id="0" name="academy-story-ai-5-28-02.png"/>
+                    <pic:cNvPicPr/>
+                  </pic:nvPicPr>
+                  <pic:blipFill>
+                    <a:blip r:embed="rId11"/>
+                    <a:stretch>
+                      <a:fillRect/>
+                    </a:stretch>
+                  </pic:blipFill>
+                  <pic:spPr>
+                    <a:xfrm>
+                      <a:off x="0" y="0"/>
+                      <a:ext cx="5486400" cy="3182112"/>
+                    </a:xfrm>
+                    <a:prstGeom prst="rect"/>
+                  </pic:spPr>
+                </pic:pic>
+              </a:graphicData>
+            </a:graphic>
+          </wp:inline>
+        </w:drawing>
+      </w:r>
+    </w:p>
+    <w:p>
+      <w:pPr>
+        <w:spacing w:line="336" w:lineRule="auto" w:after="180"/>
+      </w:pPr>
+      <w:r>
+        <w:rPr>
+          <w:b w:val="0"/>
+        </w:rPr>
+        <w:t xml:space="preserve">Extract features: </w:t>
+      </w:r>
+      <w:r>
+        <w:rPr>
+          <w:b/>
+        </w:rPr>
+        <w:t>Training</w:t>
+      </w:r>
+      <w:r>
+        <w:rPr>
+          <w:b w:val="0"/>
+        </w:rPr>
+        <w:t xml:space="preserve">h values are1, 4, 7. → Fit new head: Threshold3 makes1 mistake; threshold 5 makes0, so choose 5. → Check held-out </w:t>
+      </w:r>
+      <w:r>
+        <w:rPr>
+          <w:b/>
+        </w:rPr>
+        <w:t>input</w:t>
+      </w:r>
+      <w:r>
+        <w:rPr>
+          <w:b w:val="0"/>
+        </w:rPr>
+        <w:t>: Query [2, 2]has h = 6, so the head predicts class 1; its reference is not supplied.</w:t>
+      </w:r>
+    </w:p>
+    <w:p>
+      <w:pPr>
+        <w:spacing w:line="336" w:lineRule="auto" w:after="180"/>
+        <w:shd w:fill="F5F1FB"/>
+      </w:pPr>
+      <w:r>
+        <w:rPr>
+          <w:b w:val="0"/>
+        </w:rPr>
+        <w:t xml:space="preserve">Point to each numbered stage and explain which recorded </w:t>
+      </w:r>
+      <w:r>
+        <w:rPr>
+          <w:b/>
+        </w:rPr>
+        <w:t>input</w:t>
+      </w:r>
+      <w:r>
+        <w:rPr>
+          <w:b w:val="0"/>
+        </w:rPr>
+        <w:t xml:space="preserve"> it uses.</w:t>
+      </w:r>
+    </w:p>
+    <w:p>
+      <w:pPr>
+        <w:pStyle w:val="Heading3"/>
+      </w:pPr>
+      <w:r>
+        <w:t>My picture explanation, deciding evidence and one limit</w:t>
+      </w:r>
+    </w:p>
+    <w:p>
+      <w:r>
+        <w:t>________________________________________________________________</w:t>
+      </w:r>
+    </w:p>
+    <w:p>
+      <w:r>
+        <w:t>________________________________________________________________</w:t>
+      </w:r>
+    </w:p>
+    <w:p>
+      <w:r>
+        <w:t>________________________________________________________________</w:t>
+      </w:r>
+    </w:p>
+    <w:p>
+      <w:r>
+        <w:t>________________________________________________________________</w:t>
+      </w:r>
+    </w:p>
+    <w:p>
+      <w:pPr>
+        <w:pStyle w:val="Heading3"/>
+      </w:pPr>
+      <w:r>
+        <w:t>03. Freeze the fitted head before validation</w:t>
+      </w:r>
+    </w:p>
+    <w:p>
+      <w:r>
+        <w:drawing>
+          <wp:inline xmlns:a="http://schemas.openxmlformats.org/drawingml/2006/main" xmlns:pic="http://schemas.openxmlformats.org/drawingml/2006/picture">
+            <wp:extent cx="5486400" cy="2834640"/>
+            <wp:docPr id="4" name="Picture 4" descr="Freeze the fitted head before validation. V1 [2, 1], label 0 | h = 3 | Predict 0, correct. V2 [3, 4], label 1 | h = 7 | Predict 1, correct"/>
+            <wp:cNvGraphicFramePr>
+              <a:graphicFrameLocks noChangeAspect="1"/>
+            </wp:cNvGraphicFramePr>
+            <a:graphic>
+              <a:graphicData uri="http://schemas.openxmlformats.org/drawingml/2006/picture">
+                <pic:pic>
+                  <pic:nvPicPr>
+                    <pic:cNvPr id="0" name="academy-story-ai-5-28-03.png"/>
+                    <pic:cNvPicPr/>
+                  </pic:nvPicPr>
+                  <pic:blipFill>
+                    <a:blip r:embed="rId12"/>
+                    <a:stretch>
+                      <a:fillRect/>
+                    </a:stretch>
+                  </pic:blipFill>
+                  <pic:spPr>
+                    <a:xfrm>
+                      <a:off x="0" y="0"/>
+                      <a:ext cx="5486400" cy="2834640"/>
+                    </a:xfrm>
+                    <a:prstGeom prst="rect"/>
+                  </pic:spPr>
+                </pic:pic>
+              </a:graphicData>
+            </a:graphic>
+          </wp:inline>
+        </w:drawing>
+      </w:r>
+    </w:p>
+    <w:p>
+      <w:pPr>
+        <w:spacing w:line="336" w:lineRule="auto" w:after="180"/>
+      </w:pPr>
+      <w:r>
+        <w:rPr>
+          <w:b w:val="0"/>
+        </w:rPr>
+        <w:t>Freeze the fitted head before validation. V1 [2, 1], label 0 | h = 3 | Predict 0, correct. V2 [3, 4], label 1 | h = 7 | Predict 1, correct</w:t>
+      </w:r>
+    </w:p>
+    <w:p>
+      <w:pPr>
+        <w:spacing w:line="336" w:lineRule="auto" w:after="180"/>
+        <w:shd w:fill="F5F1FB"/>
+      </w:pPr>
+      <w:r>
+        <w:rPr>
+          <w:b w:val="0"/>
+        </w:rPr>
+        <w:t>Read the labels and values. Explain the relationship the model shows.</w:t>
+      </w:r>
+    </w:p>
+    <w:p>
+      <w:pPr>
+        <w:pStyle w:val="Heading3"/>
+      </w:pPr>
+      <w:r>
+        <w:t>My picture explanation, deciding evidence and one limit</w:t>
+      </w:r>
+    </w:p>
+    <w:p>
+      <w:r>
+        <w:t>________________________________________________________________</w:t>
+      </w:r>
+    </w:p>
+    <w:p>
+      <w:r>
+        <w:t>________________________________________________________________</w:t>
+      </w:r>
+    </w:p>
+    <w:p>
+      <w:r>
+        <w:t>________________________________________________________________</w:t>
+      </w:r>
+    </w:p>
+    <w:p>
+      <w:r>
+        <w:t>________________________________________________________________</w:t>
+      </w:r>
+    </w:p>
+    <w:p>
+      <w:pPr>
+        <w:pStyle w:val="Heading3"/>
+      </w:pPr>
+      <w:r>
+        <w:t>04. Change one thing. Trace what follows.</w:t>
+      </w:r>
+    </w:p>
+    <w:p>
+      <w:r>
+        <w:drawing>
+          <wp:inline xmlns:a="http://schemas.openxmlformats.org/drawingml/2006/main" xmlns:pic="http://schemas.openxmlformats.org/drawingml/2006/picture">
+            <wp:extent cx="5486400" cy="3026664"/>
+            <wp:docPr id="5" name="Picture 5" descr="Original case: Query [2, 2]has h = 6, so the head predicts class 1; its reference is not supplied. Changed condition: Query changes to [2, 1]. Expected result: Its h becomes4 and the fitted head predicts class 0. Reason: Extractor stays fixed; the changed input crosses the chosen head’s boundary."/>
+            <wp:cNvGraphicFramePr>
+              <a:graphicFrameLocks noChangeAspect="1"/>
+            </wp:cNvGraphicFramePr>
+            <a:graphic>
+              <a:graphicData uri="http://schemas.openxmlformats.org/drawingml/2006/picture">
+                <pic:pic>
+                  <pic:nvPicPr>
+                    <pic:cNvPr id="0" name="academy-story-ai-5-28-04.png"/>
+                    <pic:cNvPicPr/>
+                  </pic:nvPicPr>
+                  <pic:blipFill>
+                    <a:blip r:embed="rId13"/>
+                    <a:stretch>
+                      <a:fillRect/>
+                    </a:stretch>
+                  </pic:blipFill>
+                  <pic:spPr>
+                    <a:xfrm>
+                      <a:off x="0" y="0"/>
+                      <a:ext cx="5486400" cy="3026664"/>
+                    </a:xfrm>
+                    <a:prstGeom prst="rect"/>
+                  </pic:spPr>
+                </pic:pic>
+              </a:graphicData>
+            </a:graphic>
+          </wp:inline>
+        </w:drawing>
+      </w:r>
+    </w:p>
+    <w:p>
+      <w:pPr>
+        <w:spacing w:line="336" w:lineRule="auto" w:after="180"/>
+      </w:pPr>
+      <w:r>
+        <w:rPr>
+          <w:b w:val="0"/>
+        </w:rPr>
+        <w:t>Original case: Query [2, 2]has h = 6, so the head predicts class 1; its reference is not supplied. Changed condition: Query changes to [2, 1]. Expected result: Its h becomes4 and the fitted head predicts class 0.</w:t>
+      </w:r>
+    </w:p>
+    <w:p>
+      <w:pPr>
+        <w:spacing w:line="336" w:lineRule="auto" w:after="180"/>
+      </w:pPr>
+      <w:r>
+        <w:rPr>
+          <w:b w:val="0"/>
+        </w:rPr>
+        <w:t xml:space="preserve">Reason: Extractor stays fixed; the changed </w:t>
+      </w:r>
+      <w:r>
+        <w:rPr>
+          <w:b/>
+        </w:rPr>
+        <w:t>input</w:t>
+      </w:r>
+      <w:r>
+        <w:rPr>
+          <w:b w:val="0"/>
+        </w:rPr>
+        <w:t xml:space="preserve"> crosses the chosen head’s boundary.</w:t>
+      </w:r>
+    </w:p>
+    <w:p>
+      <w:pPr>
+        <w:spacing w:line="336" w:lineRule="auto" w:after="180"/>
+        <w:shd w:fill="F5F1FB"/>
+      </w:pPr>
+      <w:r>
+        <w:rPr>
+          <w:b w:val="0"/>
+        </w:rPr>
+        <w:t>Predict before checking the worked changed-case result. Name what changed and what the supplied facts allow you to conclude.</w:t>
+      </w:r>
+    </w:p>
+    <w:p>
+      <w:pPr>
+        <w:pStyle w:val="Heading3"/>
+      </w:pPr>
+      <w:r>
+        <w:t>My picture explanation, deciding evidence and one limit</w:t>
+      </w:r>
+    </w:p>
+    <w:p>
+      <w:r>
+        <w:t>________________________________________________________________</w:t>
+      </w:r>
+    </w:p>
+    <w:p>
+      <w:r>
+        <w:t>________________________________________________________________</w:t>
+      </w:r>
+    </w:p>
+    <w:p>
+      <w:r>
+        <w:t>________________________________________________________________</w:t>
+      </w:r>
+    </w:p>
+    <w:p>
+      <w:r>
+        <w:t>________________________________________________________________</w:t>
+      </w:r>
+    </w:p>
+    <w:p>
+      <w:pPr>
+        <w:pStyle w:val="Heading3"/>
+      </w:pPr>
+      <w:r>
+        <w:t>05. Connect the explanation to its limit</w:t>
+      </w:r>
+    </w:p>
+    <w:p>
+      <w:r>
+        <w:drawing>
+          <wp:inline xmlns:a="http://schemas.openxmlformats.org/drawingml/2006/main" xmlns:pic="http://schemas.openxmlformats.org/drawingml/2006/picture">
+            <wp:extent cx="5486400" cy="2834640"/>
+            <wp:docPr id="6" name="Picture 6" descr="Transfer learning can keep a representation fixed while fitting a smaller output head for a new task. Here the extractor always applies the same weights, while new labels choose the head’s threshold. Applying the chosen head to a query is inference. State which part was frozen and which was fitted; this arithmetic does not establish the extractor is useful for every task. Limit: A frozen extractor can miss task-specific distinctions; transfer is a strategy requiring validation, not a guarantee of useful features."/>
+            <wp:cNvGraphicFramePr>
+              <a:graphicFrameLocks noChangeAspect="1"/>
+            </wp:cNvGraphicFramePr>
+            <a:graphic>
+              <a:graphicData uri="http://schemas.openxmlformats.org/drawingml/2006/picture">
+                <pic:pic>
+                  <pic:nvPicPr>
+                    <pic:cNvPr id="0" name="academy-story-ai-5-28-05.png"/>
+                    <pic:cNvPicPr/>
+                  </pic:nvPicPr>
+                  <pic:blipFill>
+                    <a:blip r:embed="rId14"/>
+                    <a:stretch>
+                      <a:fillRect/>
+                    </a:stretch>
+                  </pic:blipFill>
+                  <pic:spPr>
+                    <a:xfrm>
+                      <a:off x="0" y="0"/>
+                      <a:ext cx="5486400" cy="2834640"/>
+                    </a:xfrm>
+                    <a:prstGeom prst="rect"/>
+                  </pic:spPr>
+                </pic:pic>
+              </a:graphicData>
+            </a:graphic>
+          </wp:inline>
+        </w:drawing>
+      </w:r>
+    </w:p>
+    <w:p>
+      <w:pPr>
+        <w:spacing w:line="336" w:lineRule="auto" w:after="180"/>
+      </w:pPr>
+      <w:r>
+        <w:rPr>
+          <w:b/>
+        </w:rPr>
+        <w:t>Transfer learning</w:t>
+      </w:r>
+      <w:r>
+        <w:rPr>
+          <w:b w:val="0"/>
+        </w:rPr>
+        <w:t xml:space="preserve"> can keep a representation fixed while </w:t>
+      </w:r>
+      <w:r>
+        <w:rPr>
+          <w:b/>
+        </w:rPr>
+        <w:t>fitting</w:t>
+      </w:r>
+      <w:r>
+        <w:rPr>
+          <w:b w:val="0"/>
+        </w:rPr>
+        <w:t xml:space="preserve"> a smaller </w:t>
+      </w:r>
+      <w:r>
+        <w:rPr>
+          <w:b/>
+        </w:rPr>
+        <w:t>output head</w:t>
+      </w:r>
+      <w:r>
+        <w:rPr>
+          <w:b w:val="0"/>
+        </w:rPr>
+        <w:t xml:space="preserve"> for a new task. Here the extractor always applies the same weights, while new labels choose the head’s threshold.</w:t>
+      </w:r>
+    </w:p>
+    <w:p>
+      <w:pPr>
+        <w:spacing w:line="336" w:lineRule="auto" w:after="180"/>
+      </w:pPr>
+      <w:r>
+        <w:rPr>
+          <w:b w:val="0"/>
+        </w:rPr>
+        <w:t>Applying the chosen head to a query is inference. State which part was frozen and which was fitted; this arithmetic does not establish the extractor is useful for every task.</w:t>
+      </w:r>
+    </w:p>
+    <w:p>
+      <w:pPr>
+        <w:spacing w:line="336" w:lineRule="auto" w:after="180"/>
+      </w:pPr>
+      <w:r>
+        <w:rPr>
+          <w:b w:val="0"/>
+        </w:rPr>
+        <w:t>Limit: A frozen extractor can miss task-specific distinctions; transfer is a strategy requiring validation, not a guarantee of useful features.</w:t>
+      </w:r>
+    </w:p>
+    <w:p>
+      <w:pPr>
+        <w:spacing w:line="336" w:lineRule="auto" w:after="180"/>
+        <w:shd w:fill="F5F1FB"/>
+      </w:pPr>
+      <w:r>
+        <w:rPr>
+          <w:b w:val="0"/>
+        </w:rPr>
+        <w:t>Explain the case, then point to a limit on the claim.</w:t>
+      </w:r>
+    </w:p>
+    <w:p>
+      <w:pPr>
+        <w:pStyle w:val="Heading3"/>
+      </w:pPr>
+      <w:r>
+        <w:t>My picture explanation, deciding evidence and one limit</w:t>
+      </w:r>
+    </w:p>
+    <w:p>
+      <w:r>
+        <w:t>________________________________________________________________</w:t>
+      </w:r>
+    </w:p>
+    <w:p>
+      <w:r>
+        <w:t>________________________________________________________________</w:t>
+      </w:r>
+    </w:p>
+    <w:p>
+      <w:r>
+        <w:t>________________________________________________________________</w:t>
+      </w:r>
+    </w:p>
+    <w:p>
+      <w:r>
+        <w:t>________________________________________________________________</w:t>
+      </w:r>
+    </w:p>
+    <w:p>
+      <w:pPr>
+        <w:pStyle w:val="Heading3"/>
+      </w:pPr>
+      <w:r>
+        <w:t>06. Make the idea visible in your project</w:t>
+      </w:r>
+    </w:p>
+    <w:p>
+      <w:r>
+        <w:drawing>
+          <wp:inline xmlns:a="http://schemas.openxmlformats.org/drawingml/2006/main" xmlns:pic="http://schemas.openxmlformats.org/drawingml/2006/picture">
+            <wp:extent cx="5486400" cy="3681984"/>
+            <wp:docPr id="7" name="Picture 7" descr="For your Image-pattern Network Investigation, save the input, procedure, observed result and limitation of this check. Label this worked example as practice; use a different, previously unreviewed case when checking independent understanding. Draw your input, deciding step, result and limit. Supported question: Which part was trained for the new task? Point to the relevant step in the picture, then write the changed result and the rule or evidence that supports it."/>
+            <wp:cNvGraphicFramePr>
+              <a:graphicFrameLocks noChangeAspect="1"/>
+            </wp:cNvGraphicFramePr>
+            <a:graphic>
+              <a:graphicData uri="http://schemas.openxmlformats.org/drawingml/2006/picture">
+                <pic:pic>
+                  <pic:nvPicPr>
+                    <pic:cNvPr id="0" name="academy-story-ai-5-28-06.png"/>
+                    <pic:cNvPicPr/>
+                  </pic:nvPicPr>
+                  <pic:blipFill>
+                    <a:blip r:embed="rId15"/>
+                    <a:stretch>
+                      <a:fillRect/>
+                    </a:stretch>
+                  </pic:blipFill>
+                  <pic:spPr>
+                    <a:xfrm>
+                      <a:off x="0" y="0"/>
+                      <a:ext cx="5486400" cy="3681984"/>
+                    </a:xfrm>
+                    <a:prstGeom prst="rect"/>
+                  </pic:spPr>
+                </pic:pic>
+              </a:graphicData>
+            </a:graphic>
+          </wp:inline>
+        </w:drawing>
+      </w:r>
+    </w:p>
+    <w:p>
+      <w:pPr>
+        <w:spacing w:line="336" w:lineRule="auto" w:after="180"/>
+      </w:pPr>
+      <w:r>
+        <w:rPr>
+          <w:b w:val="0"/>
+        </w:rPr>
+        <w:t xml:space="preserve">For your Image-pattern Network Investigation, save the </w:t>
+      </w:r>
+      <w:r>
+        <w:rPr>
+          <w:b/>
+        </w:rPr>
+        <w:t>input</w:t>
+      </w:r>
+      <w:r>
+        <w:rPr>
+          <w:b w:val="0"/>
+        </w:rPr>
+        <w:t>, procedure, observed result and limitation of this check.</w:t>
+      </w:r>
+    </w:p>
+    <w:p>
+      <w:pPr>
+        <w:spacing w:line="336" w:lineRule="auto" w:after="180"/>
+      </w:pPr>
+      <w:r>
+        <w:rPr>
+          <w:b w:val="0"/>
+        </w:rPr>
+        <w:t xml:space="preserve">Label this worked example as practice; use a different, previously unreviewed case when checking independent understanding. Draw your </w:t>
+      </w:r>
+      <w:r>
+        <w:rPr>
+          <w:b/>
+        </w:rPr>
+        <w:t>input</w:t>
+      </w:r>
+      <w:r>
+        <w:rPr>
+          <w:b w:val="0"/>
+        </w:rPr>
+        <w:t>, deciding step, result and limit.</w:t>
+      </w:r>
+    </w:p>
+    <w:p>
+      <w:pPr>
+        <w:spacing w:line="336" w:lineRule="auto" w:after="180"/>
+      </w:pPr>
+      <w:r>
+        <w:rPr>
+          <w:b w:val="0"/>
+        </w:rPr>
+        <w:t xml:space="preserve">Supported question: Which part was trained for the new task? Point to the relevant step in the picture, then write the changed result and the rule or </w:t>
+      </w:r>
+      <w:r>
+        <w:rPr>
+          <w:b/>
+        </w:rPr>
+        <w:t>evidence</w:t>
+      </w:r>
+      <w:r>
+        <w:rPr>
+          <w:b w:val="0"/>
+        </w:rPr>
+        <w:t xml:space="preserve"> that supports it.</w:t>
+      </w:r>
+    </w:p>
+    <w:p>
+      <w:pPr>
+        <w:spacing w:line="336" w:lineRule="auto" w:after="180"/>
+        <w:shd w:fill="F5F1FB"/>
+      </w:pPr>
+      <w:r>
+        <w:rPr>
+          <w:b w:val="0"/>
+        </w:rPr>
+        <w:t xml:space="preserve">Draw your project trace and justify the deciding step using </w:t>
+      </w:r>
+      <w:r>
+        <w:rPr>
+          <w:b/>
+        </w:rPr>
+        <w:t>evidence</w:t>
+      </w:r>
+      <w:r>
+        <w:rPr>
+          <w:b w:val="0"/>
+        </w:rPr>
+        <w:t>.</w:t>
+      </w:r>
+    </w:p>
+    <w:p>
+      <w:pPr>
+        <w:pStyle w:val="Heading3"/>
+      </w:pPr>
+      <w:r>
+        <w:t>My picture explanation, deciding evidence and one limit</w:t>
       </w:r>
     </w:p>
     <w:p>

--- a/downloads/workbook/ai-5-week-28.docx
+++ b/downloads/workbook/ai-5-week-28.docx
@@ -168,6 +168,278 @@
     <w:p>
       <w:r>
         <w:t>________________________________________________________________</w:t>
+      </w:r>
+    </w:p>
+    <w:p>
+      <w:pPr>
+        <w:pStyle w:val="Heading3"/>
+      </w:pPr>
+      <w:r>
+        <w:t>Lesson reference for workbook practice</w:t>
+      </w:r>
+    </w:p>
+    <w:p>
+      <w:pPr>
+        <w:spacing w:line="336" w:lineRule="auto" w:after="180"/>
+        <w:shd w:fill="F1F6F8"/>
+      </w:pPr>
+      <w:r>
+        <w:rPr>
+          <w:b w:val="0"/>
+        </w:rPr>
+        <w:t>Use this reference for the original W1–W3 and W5 exercises. The separately named independent case supplies its own changed facts; use those facts for that attempt before feedback.</w:t>
+      </w:r>
+    </w:p>
+    <w:p>
+      <w:pPr>
+        <w:spacing w:line="336" w:lineRule="auto" w:after="180"/>
+      </w:pPr>
+      <w:r>
+        <w:rPr>
+          <w:b w:val="0"/>
+        </w:rPr>
+        <w:t xml:space="preserve">A source model may learn useful features before we have many labels for a new target task. </w:t>
+      </w:r>
+      <w:r>
+        <w:rPr>
+          <w:b/>
+        </w:rPr>
+        <w:t>Transfer learning</w:t>
+      </w:r>
+      <w:r>
+        <w:rPr>
+          <w:b w:val="0"/>
+        </w:rPr>
+        <w:t xml:space="preserve"> reuses those learned features or parameters. One approach freezes the </w:t>
+      </w:r>
+      <w:r>
+        <w:rPr>
+          <w:b/>
+        </w:rPr>
+        <w:t>feature extractor</w:t>
+      </w:r>
+      <w:r>
+        <w:rPr>
+          <w:b w:val="0"/>
+        </w:rPr>
+        <w:t xml:space="preserve"> and fits a new </w:t>
+      </w:r>
+      <w:r>
+        <w:rPr>
+          <w:b/>
+        </w:rPr>
+        <w:t>output head</w:t>
+      </w:r>
+      <w:r>
+        <w:rPr>
+          <w:b w:val="0"/>
+        </w:rPr>
+        <w:t>.</w:t>
+      </w:r>
+    </w:p>
+    <w:p>
+      <w:pPr>
+        <w:spacing w:line="336" w:lineRule="auto" w:after="180"/>
+      </w:pPr>
+      <w:r>
+        <w:rPr>
+          <w:b/>
+        </w:rPr>
+        <w:t>Fine tuning</w:t>
+      </w:r>
+      <w:r>
+        <w:rPr>
+          <w:b w:val="0"/>
+        </w:rPr>
+        <w:t xml:space="preserve"> instead updates some or all of the reused parameters, usually together with the head.</w:t>
+      </w:r>
+    </w:p>
+    <w:p>
+      <w:pPr>
+        <w:spacing w:line="336" w:lineRule="auto" w:after="180"/>
+      </w:pPr>
+      <w:r>
+        <w:rPr>
+          <w:b w:val="0"/>
+        </w:rPr>
+        <w:t>Use a transparent stand-in for a source-trained extractor: f(x) = ReLU(x1 + x2), with supplied weights [1, 1] and bias 0. ReLU keeps a positive value and replaces a negative value with zero.</w:t>
+      </w:r>
+    </w:p>
+    <w:p>
+      <w:pPr>
+        <w:spacing w:line="336" w:lineRule="auto" w:after="180"/>
+      </w:pPr>
+      <w:r>
+        <w:rPr>
+          <w:b w:val="0"/>
+        </w:rPr>
+        <w:t>Here x1 and x2 are nonnegative fictional event counts, so f(x) is their sum. We did not train this extractor on a source dataset; this exercise demonstrates the mechanics of reuse, not measured transfer benefits.</w:t>
+      </w:r>
+    </w:p>
+    <w:tbl>
+      <w:tblPr>
+        <w:tblStyle w:val="LightShading-Accent1"/>
+        <w:tblW w:type="auto" w:w="0"/>
+        <w:tblLook w:firstColumn="1" w:firstRow="1" w:lastColumn="0" w:lastRow="0" w:noHBand="0" w:noVBand="1" w:val="04A0"/>
+      </w:tblPr>
+      <w:tblGrid>
+        <w:gridCol w:w="3408"/>
+        <w:gridCol w:w="3408"/>
+        <w:gridCol w:w="3408"/>
+      </w:tblGrid>
+      <w:tr>
+        <w:trPr>
+          <w:tblHeader/>
+        </w:trPr>
+        <w:tc>
+          <w:tcPr>
+            <w:tcW w:type="dxa" w:w="3408"/>
+          </w:tcPr>
+          <w:p>
+            <w:r>
+              <w:t>Part</w:t>
+            </w:r>
+          </w:p>
+        </w:tc>
+        <w:tc>
+          <w:tcPr>
+            <w:tcW w:type="dxa" w:w="3408"/>
+          </w:tcPr>
+          <w:p>
+            <w:r>
+              <w:t>Operation</w:t>
+            </w:r>
+          </w:p>
+        </w:tc>
+        <w:tc>
+          <w:tcPr>
+            <w:tcW w:type="dxa" w:w="3408"/>
+          </w:tcPr>
+          <w:p>
+            <w:r>
+              <w:t>During this exercise</w:t>
+            </w:r>
+          </w:p>
+        </w:tc>
+      </w:tr>
+      <w:tr>
+        <w:tc>
+          <w:tcPr>
+            <w:tcW w:type="dxa" w:w="3408"/>
+          </w:tcPr>
+          <w:p>
+            <w:r>
+              <w:t>Input</w:t>
+            </w:r>
+          </w:p>
+        </w:tc>
+        <w:tc>
+          <w:tcPr>
+            <w:tcW w:type="dxa" w:w="3408"/>
+          </w:tcPr>
+          <w:p>
+            <w:r>
+              <w:t>[count of type 1, count of type 2]</w:t>
+            </w:r>
+          </w:p>
+        </w:tc>
+        <w:tc>
+          <w:tcPr>
+            <w:tcW w:type="dxa" w:w="3408"/>
+          </w:tcPr>
+          <w:p>
+            <w:r>
+              <w:t>Keep order and units</w:t>
+            </w:r>
+          </w:p>
+        </w:tc>
+      </w:tr>
+      <w:tr>
+        <w:tc>
+          <w:tcPr>
+            <w:tcW w:type="dxa" w:w="3408"/>
+          </w:tcPr>
+          <w:p>
+            <w:r>
+              <w:t>Extractor</w:t>
+            </w:r>
+          </w:p>
+        </w:tc>
+        <w:tc>
+          <w:tcPr>
+            <w:tcW w:type="dxa" w:w="3408"/>
+          </w:tcPr>
+          <w:p>
+            <w:r>
+              <w:t>h = max(0, x1 + x2)</w:t>
+            </w:r>
+          </w:p>
+        </w:tc>
+        <w:tc>
+          <w:tcPr>
+            <w:tcW w:type="dxa" w:w="3408"/>
+          </w:tcPr>
+          <w:p>
+            <w:r>
+              <w:t>Freeze weights and bias</w:t>
+            </w:r>
+          </w:p>
+        </w:tc>
+      </w:tr>
+      <w:tr>
+        <w:tc>
+          <w:tcPr>
+            <w:tcW w:type="dxa" w:w="3408"/>
+          </w:tcPr>
+          <w:p>
+            <w:r>
+              <w:t>New head</w:t>
+            </w:r>
+          </w:p>
+        </w:tc>
+        <w:tc>
+          <w:tcPr>
+            <w:tcW w:type="dxa" w:w="3408"/>
+          </w:tcPr>
+          <w:p>
+            <w:r>
+              <w:t>Predict 1 if h &gt;= threshold</w:t>
+            </w:r>
+          </w:p>
+        </w:tc>
+        <w:tc>
+          <w:tcPr>
+            <w:tcW w:type="dxa" w:w="3408"/>
+          </w:tcPr>
+          <w:p>
+            <w:r>
+              <w:t>Fit the threshold on target training data</w:t>
+            </w:r>
+          </w:p>
+        </w:tc>
+      </w:tr>
+    </w:tbl>
+    <w:p>
+      <w:pPr>
+        <w:spacing w:line="336" w:lineRule="auto" w:after="180"/>
+      </w:pPr>
+      <w:r>
+        <w:rPr>
+          <w:b w:val="0"/>
+        </w:rPr>
+        <w:t xml:space="preserve">The target is a high-activity label. The extractor returns a single number h, not a class label or probability. A new head converts h into the target </w:t>
+      </w:r>
+      <w:r>
+        <w:rPr>
+          <w:b/>
+        </w:rPr>
+        <w:t>prediction</w:t>
+      </w:r>
+      <w:r>
+        <w:rPr>
+          <w:b w:val="0"/>
+        </w:rPr>
+        <w:t>.</w:t>
       </w:r>
     </w:p>
     <w:p>
@@ -1374,7 +1646,7 @@
         <w:rPr>
           <w:b w:val="0"/>
         </w:rPr>
-        <w:t xml:space="preserve">Frozen extractorh=left+2right. New-task </w:t>
+        <w:t xml:space="preserve">Frozen extractor h =left+2right. New-task </w:t>
       </w:r>
       <w:r>
         <w:rPr>
@@ -1398,7 +1670,7 @@
         <w:rPr>
           <w:b w:val="0"/>
         </w:rPr>
-        <w:t>s [1, 0]label0,[2, 1]label0,[1, 3]label1. Class1 whenh&gt;=threshold; candidates3 or5.</w:t>
+        <w:t>s [1, 0]label 0,[2, 1]label 0,[1, 3]label 1. Class 1 when h &gt;=threshold; candidates 3 or5.</w:t>
       </w:r>
     </w:p>
     <w:p>
@@ -1429,7 +1701,7 @@
         <w:drawing>
           <wp:inline xmlns:a="http://schemas.openxmlformats.org/drawingml/2006/main" xmlns:pic="http://schemas.openxmlformats.org/drawingml/2006/picture">
             <wp:extent cx="5486400" cy="5225143"/>
-            <wp:docPr id="1" name="Picture 1" descr="Transfer learning. Extract features: Trainingh values are1, 4, 7.. Fit new head: Threshold3 makes1 mistake; threshold 5 makes0, so choose 5.. Check held-out input: Query [2, 2]has h = 6, so the head predicts class 1; its reference is not supplied."/>
+            <wp:docPr id="1" name="Picture 1" descr="Transfer learning. Extract features: Training h values are 1, 4, 7.. Fit new head: Threshold 3 makes 1 mistake; threshold 5 makes 0, so choose 5.. Check held-out input: Query [2, 2]has h = 6, so the head predicts class 1; its reference is not supplied."/>
             <wp:cNvGraphicFramePr>
               <a:graphicFrameLocks noChangeAspect="1"/>
             </wp:cNvGraphicFramePr>
@@ -2149,7 +2421,7 @@
         <w:rPr>
           <w:b w:val="0"/>
         </w:rPr>
-        <w:t>3. Its h becomes4 and the fitted head predicts class 0.</w:t>
+        <w:t>3. Its h becomes 4 and the fitted head predicts class 0.</w:t>
       </w:r>
     </w:p>
     <w:p>
@@ -2222,7 +2494,7 @@
         <w:rPr>
           <w:b w:val="0"/>
         </w:rPr>
-        <w:t xml:space="preserve">After your attempt, compare with the supported explanation: Its h becomes4 and the fitted head predicts class 0. Extractor stays fixed; the changed </w:t>
+        <w:t xml:space="preserve">After your attempt, compare with the supported explanation: Its h becomes 4 and the fitted head predicts class 0. Extractor stays fixed; the changed </w:t>
       </w:r>
       <w:r>
         <w:rPr>
@@ -2514,7 +2786,7 @@
         <w:drawing>
           <wp:inline xmlns:a="http://schemas.openxmlformats.org/drawingml/2006/main" xmlns:pic="http://schemas.openxmlformats.org/drawingml/2006/picture">
             <wp:extent cx="5486400" cy="3142488"/>
-            <wp:docPr id="2" name="Picture 2" descr="Transfer a fixed feature extractor while identifying what is actually refitted. Supplied facts: Frozen extractorh=left+2right. New-task training inputs [1, 0]label0,[2, 1]label0,[1, 3]label1. Class1 whenh&gt;=threshold; candidates3 or5. All inputs and outcomes in this worked example are invented classroom data; no real model run is claimed."/>
+            <wp:docPr id="2" name="Picture 2" descr="Transfer a fixed feature extractor while identifying what is actually refitted. Supplied facts: Frozen extractor h =left+2right. New-task training inputs [1, 0]label 0,[2, 1]label 0,[1, 3]label 1. Class 1 when h &gt;=threshold; candidates 3 or5. All inputs and outcomes in this worked example are invented classroom data; no real model run is claimed."/>
             <wp:cNvGraphicFramePr>
               <a:graphicFrameLocks noChangeAspect="1"/>
             </wp:cNvGraphicFramePr>
@@ -2565,7 +2837,7 @@
         <w:rPr>
           <w:b w:val="0"/>
         </w:rPr>
-        <w:t xml:space="preserve"> while identifying what is actually refitted. Supplied facts: Frozen extractorh=left+2right. New-task </w:t>
+        <w:t xml:space="preserve"> while identifying what is actually refitted. Supplied facts: Frozen extractor h =left+2right. New-task </w:t>
       </w:r>
       <w:r>
         <w:rPr>
@@ -2589,7 +2861,7 @@
         <w:rPr>
           <w:b w:val="0"/>
         </w:rPr>
-        <w:t>s [1, 0]label0,[2, 1]label0,[1, 3]label1.</w:t>
+        <w:t>s [1, 0]label 0,[2, 1]label 0,[1, 3]label 1.</w:t>
       </w:r>
     </w:p>
     <w:p>
@@ -2600,7 +2872,7 @@
         <w:rPr>
           <w:b w:val="0"/>
         </w:rPr>
-        <w:t xml:space="preserve">Class1 whenh&gt;=threshold; candidates3 or5. All </w:t>
+        <w:t xml:space="preserve">Class 1 when h &gt;=threshold; candidates 3 or5. All </w:t>
       </w:r>
       <w:r>
         <w:rPr>
@@ -2668,7 +2940,7 @@
         <w:drawing>
           <wp:inline xmlns:a="http://schemas.openxmlformats.org/drawingml/2006/main" xmlns:pic="http://schemas.openxmlformats.org/drawingml/2006/picture">
             <wp:extent cx="5486400" cy="3182112"/>
-            <wp:docPr id="3" name="Picture 3" descr="Extract features: Trainingh values are1, 4, 7. → Fit new head: Threshold3 makes1 mistake; threshold 5 makes0, so choose 5. → Check held-out input: Query [2, 2]has h = 6, so the head predicts class 1; its reference is not supplied."/>
+            <wp:docPr id="3" name="Picture 3" descr="Extract features: Training h values are 1, 4, 7. → Fit new head: Threshold 3 makes 1 mistake; threshold 5 makes 0, so choose 5. → Check held-out input: Query [2, 2]has h = 6, so the head predicts class 1; its reference is not supplied."/>
             <wp:cNvGraphicFramePr>
               <a:graphicFrameLocks noChangeAspect="1"/>
             </wp:cNvGraphicFramePr>
@@ -2719,7 +2991,7 @@
         <w:rPr>
           <w:b w:val="0"/>
         </w:rPr>
-        <w:t xml:space="preserve">h values are1, 4, 7. → Fit new head: Threshold3 makes1 mistake; threshold 5 makes0, so choose 5. → Check held-out </w:t>
+        <w:t xml:space="preserve"> h values are 1, 4, 7. → Fit new head: Threshold 3 makes 1 mistake; threshold 5 makes 0, so choose 5. → Check held-out </w:t>
       </w:r>
       <w:r>
         <w:rPr>
@@ -2894,7 +3166,7 @@
         <w:drawing>
           <wp:inline xmlns:a="http://schemas.openxmlformats.org/drawingml/2006/main" xmlns:pic="http://schemas.openxmlformats.org/drawingml/2006/picture">
             <wp:extent cx="5486400" cy="3026664"/>
-            <wp:docPr id="5" name="Picture 5" descr="Original case: Query [2, 2]has h = 6, so the head predicts class 1; its reference is not supplied. Changed condition: Query changes to [2, 1]. Expected result: Its h becomes4 and the fitted head predicts class 0. Reason: Extractor stays fixed; the changed input crosses the chosen head’s boundary."/>
+            <wp:docPr id="5" name="Picture 5" descr="Original case: Query [2, 2]has h = 6, so the head predicts class 1; its reference is not supplied. Changed condition: Query changes to [2, 1]. Expected result: Its h becomes 4 and the fitted head predicts class 0. Reason: Extractor stays fixed; the changed input crosses the chosen head’s boundary."/>
             <wp:cNvGraphicFramePr>
               <a:graphicFrameLocks noChangeAspect="1"/>
             </wp:cNvGraphicFramePr>
@@ -2933,7 +3205,7 @@
         <w:rPr>
           <w:b w:val="0"/>
         </w:rPr>
-        <w:t>Original case: Query [2, 2]has h = 6, so the head predicts class 1; its reference is not supplied. Changed condition: Query changes to [2, 1]. Expected result: Its h becomes4 and the fitted head predicts class 0.</w:t>
+        <w:t>Original case: Query [2, 2]has h = 6, so the head predicts class 1; its reference is not supplied. Changed condition: Query changes to [2, 1]. Expected result: Its h becomes 4 and the fitted head predicts class 0.</w:t>
       </w:r>
     </w:p>
     <w:p>

--- a/downloads/workbook/ai-5-week-28.docx
+++ b/downloads/workbook/ai-5-week-28.docx
@@ -25,22 +25,45 @@
         <w:pStyle w:val="Heading1"/>
       </w:pPr>
       <w:r>
-        <w:t>01. Recall and choose your starting point</w:t>
-      </w:r>
-    </w:p>
-    <w:p>
-      <w:r>
-        <w:t>Record your starting explanation for Transfer learning before opening notes. Show any later correction separately.</w:t>
-      </w:r>
-    </w:p>
-    <w:p>
-      <w:pPr>
-        <w:spacing w:line="336" w:lineRule="auto" w:after="180"/>
-      </w:pPr>
-      <w:r>
-        <w:rPr>
-          <w:b w:val="0"/>
-        </w:rPr>
+        <w:t>One complete transfer-mechanics record.</w:t>
+      </w:r>
+    </w:p>
+    <w:p>
+      <w:r>
+        <w:t>Keep givens, fitting rule, validation results and representation limits together.</w:t>
+      </w:r>
+    </w:p>
+    <w:p>
+      <w:r>
+        <w:t>Recall → W1–W3/W5 → independent extractor → project record → delayed return.</w:t>
+      </w:r>
+    </w:p>
+    <w:p>
+      <w:pPr>
+        <w:pStyle w:val="Heading1"/>
+      </w:pPr>
+      <w:r>
+        <w:t>01. Recall · Retrieve before notes</w:t>
+      </w:r>
+    </w:p>
+    <w:p>
+      <w:r>
+        <w:t>Keep this task’s inputs,rule and response together.</w:t>
+      </w:r>
+    </w:p>
+    <w:p>
+      <w:pPr>
+        <w:pStyle w:val="Heading2"/>
+      </w:pPr>
+      <w:r>
+        <w:t>Complete task and evidence</w:t>
+      </w:r>
+    </w:p>
+    <w:p>
+      <w:pPr>
+        <w:pStyle w:val="ListBullet"/>
+      </w:pPr>
+      <w:r>
         <w:t>Try the recall before opening notes. Then use a different colour or a labelled second line to correct your explanation.</w:t>
       </w:r>
     </w:p>
@@ -54,12 +77,9 @@
     </w:p>
     <w:p>
       <w:pPr>
-        <w:spacing w:line="336" w:lineRule="auto" w:after="180"/>
-      </w:pPr>
-      <w:r>
-        <w:rPr>
-          <w:b w:val="0"/>
-        </w:rPr>
+        <w:pStyle w:val="ListBullet"/>
+      </w:pPr>
+      <w:r>
         <w:t>Without opening the old lesson, explain one key idea from Similarity and normalisation. Give an example and a mistake that the idea helps you avoid.</w:t>
       </w:r>
     </w:p>
@@ -96,12 +116,9 @@
     </w:p>
     <w:p>
       <w:pPr>
-        <w:spacing w:line="336" w:lineRule="auto" w:after="180"/>
-      </w:pPr>
-      <w:r>
-        <w:rPr>
-          <w:b w:val="0"/>
-        </w:rPr>
+        <w:pStyle w:val="ListBullet"/>
+      </w:pPr>
+      <w:r>
         <w:t>Without opening the old lesson, explain one key idea from Sequence representations. Give an example and a mistake that the idea helps you avoid.</w:t>
       </w:r>
     </w:p>
@@ -138,12 +155,9 @@
     </w:p>
     <w:p>
       <w:pPr>
-        <w:spacing w:line="336" w:lineRule="auto" w:after="180"/>
-      </w:pPr>
-      <w:r>
-        <w:rPr>
-          <w:b w:val="0"/>
-        </w:rPr>
+        <w:pStyle w:val="ListBullet"/>
+      </w:pPr>
+      <w:r>
         <w:t>Without opening the old lesson, explain one key idea from Pooling and spatial information. Give an example and a mistake that the idea helps you avoid.</w:t>
       </w:r>
     </w:p>
@@ -180,100 +194,26 @@
     </w:p>
     <w:p>
       <w:pPr>
-        <w:spacing w:line="336" w:lineRule="auto" w:after="180"/>
-        <w:shd w:fill="F1F6F8"/>
-      </w:pPr>
-      <w:r>
-        <w:rPr>
-          <w:b w:val="0"/>
-        </w:rPr>
+        <w:pStyle w:val="ListBullet"/>
+      </w:pPr>
+      <w:r>
         <w:t>Use this reference for the original W1–W3 and W5 exercises. The separately named independent case supplies its own changed facts; use those facts for that attempt before feedback.</w:t>
       </w:r>
     </w:p>
     <w:p>
       <w:pPr>
-        <w:spacing w:line="336" w:lineRule="auto" w:after="180"/>
-      </w:pPr>
-      <w:r>
-        <w:rPr>
-          <w:b w:val="0"/>
-        </w:rPr>
-        <w:t xml:space="preserve">A source model may learn useful features before we have many labels for a new target task. </w:t>
-      </w:r>
-      <w:r>
-        <w:rPr>
-          <w:b/>
-        </w:rPr>
-        <w:t>Transfer learning</w:t>
-      </w:r>
-      <w:r>
-        <w:rPr>
-          <w:b w:val="0"/>
-        </w:rPr>
-        <w:t xml:space="preserve"> reuses those learned features or parameters. One approach freezes the </w:t>
-      </w:r>
-      <w:r>
-        <w:rPr>
-          <w:b/>
-        </w:rPr>
-        <w:t>feature extractor</w:t>
-      </w:r>
-      <w:r>
-        <w:rPr>
-          <w:b w:val="0"/>
-        </w:rPr>
-        <w:t xml:space="preserve"> and fits a new </w:t>
-      </w:r>
-      <w:r>
-        <w:rPr>
-          <w:b/>
-        </w:rPr>
-        <w:t>output head</w:t>
-      </w:r>
-      <w:r>
-        <w:rPr>
-          <w:b w:val="0"/>
-        </w:rPr>
-        <w:t>.</w:t>
-      </w:r>
-    </w:p>
-    <w:p>
-      <w:pPr>
-        <w:spacing w:line="336" w:lineRule="auto" w:after="180"/>
-      </w:pPr>
-      <w:r>
-        <w:rPr>
-          <w:b/>
-        </w:rPr>
-        <w:t>Fine tuning</w:t>
-      </w:r>
-      <w:r>
-        <w:rPr>
-          <w:b w:val="0"/>
-        </w:rPr>
-        <w:t xml:space="preserve"> instead updates some or all of the reused parameters, usually together with the head.</w:t>
-      </w:r>
-    </w:p>
-    <w:p>
-      <w:pPr>
-        <w:spacing w:line="336" w:lineRule="auto" w:after="180"/>
-      </w:pPr>
-      <w:r>
-        <w:rPr>
-          <w:b w:val="0"/>
-        </w:rPr>
-        <w:t>Use a transparent stand-in for a source-trained extractor: f(x) = ReLU(x1 + x2), with supplied weights [1, 1] and bias 0. ReLU keeps a positive value and replaces a negative value with zero.</w:t>
-      </w:r>
-    </w:p>
-    <w:p>
-      <w:pPr>
-        <w:spacing w:line="336" w:lineRule="auto" w:after="180"/>
-      </w:pPr>
-      <w:r>
-        <w:rPr>
-          <w:b w:val="0"/>
-        </w:rPr>
-        <w:t>Here x1 and x2 are nonnegative fictional event counts, so f(x) is their sum. We did not train this extractor on a source dataset; this exercise demonstrates the mechanics of reuse, not measured transfer benefits.</w:t>
+        <w:pStyle w:val="ListBullet"/>
+      </w:pPr>
+      <w:r>
+        <w:t>A source model may learn useful features before we have many labels for a new target task. Transfer learning reuses those learned features or parameters. One approach freezes the feature extractor and fits a new output head. Fine tuning instead updates some or all of the reused parameters, usually together with the head.</w:t>
+      </w:r>
+    </w:p>
+    <w:p>
+      <w:pPr>
+        <w:pStyle w:val="ListBullet"/>
+      </w:pPr>
+      <w:r>
+        <w:t>Use a transparent stand-in for a source-trained extractor: f(x) = ReLU(x1 + x2), with supplied weights [1, 1] and bias 0. ReLU keeps a positive value and replaces a negative value with zero. Here x1 and x2 are nonnegative fictional event counts, so f(x) is their sum. We did not train this extractor on a source dataset; this exercise demonstrates the mechanics of reuse, not measured transfer benefits.</w:t>
       </w:r>
     </w:p>
     <w:tbl>
@@ -421,25 +361,10 @@
     </w:tbl>
     <w:p>
       <w:pPr>
-        <w:spacing w:line="336" w:lineRule="auto" w:after="180"/>
-      </w:pPr>
-      <w:r>
-        <w:rPr>
-          <w:b w:val="0"/>
-        </w:rPr>
-        <w:t xml:space="preserve">The target is a high-activity label. The extractor returns a single number h, not a class label or probability. A new head converts h into the target </w:t>
-      </w:r>
-      <w:r>
-        <w:rPr>
-          <w:b/>
-        </w:rPr>
-        <w:t>prediction</w:t>
-      </w:r>
-      <w:r>
-        <w:rPr>
-          <w:b w:val="0"/>
-        </w:rPr>
-        <w:t>.</w:t>
+        <w:pStyle w:val="ListBullet"/>
+      </w:pPr>
+      <w:r>
+        <w:t>The target is a high-activity label. The extractor returns a single number h, not a class label or probability. A new head converts h into the target prediction.</w:t>
       </w:r>
     </w:p>
     <w:p>
@@ -447,135 +372,44 @@
         <w:pStyle w:val="Heading1"/>
       </w:pPr>
       <w:r>
-        <w:t>02. Practise with fading help</w:t>
-      </w:r>
-    </w:p>
-    <w:p>
-      <w:r>
-        <w:t>Complete the supported Transfer learning trace and record the first step you can explain without help.</w:t>
-      </w:r>
-    </w:p>
-    <w:p>
-      <w:pPr>
-        <w:spacing w:line="336" w:lineRule="auto" w:after="180"/>
-      </w:pPr>
-      <w:r>
-        <w:rPr>
-          <w:b w:val="0"/>
-        </w:rPr>
-        <w:t xml:space="preserve">Use W2: Fit and compare for </w:t>
-      </w:r>
-      <w:r>
-        <w:rPr>
-          <w:b/>
-        </w:rPr>
-        <w:t>Transfer learning</w:t>
-      </w:r>
-      <w:r>
-        <w:rPr>
-          <w:b w:val="0"/>
-        </w:rPr>
-        <w:t>. Record the answer once; the lesson and workbook refer to the same attempt.</w:t>
-      </w:r>
-    </w:p>
-    <w:tbl>
-      <w:tblPr>
-        <w:tblStyle w:val="LightShading-Accent1"/>
-        <w:tblW w:type="auto" w:w="0"/>
-        <w:tblLook w:firstColumn="1" w:firstRow="1" w:lastColumn="0" w:lastRow="0" w:noHBand="0" w:noVBand="1" w:val="04A0"/>
-      </w:tblPr>
-      <w:tblGrid>
-        <w:gridCol w:w="2556"/>
-        <w:gridCol w:w="2556"/>
-        <w:gridCol w:w="2556"/>
-        <w:gridCol w:w="2556"/>
-      </w:tblGrid>
-      <w:tr>
-        <w:trPr>
-          <w:tblHeader/>
-        </w:trPr>
-        <w:tc>
-          <w:tcPr>
-            <w:tcW w:type="dxa" w:w="2556"/>
-          </w:tcPr>
-          <w:p>
-            <w:r>
-              <w:t>Given inputs</w:t>
-            </w:r>
-          </w:p>
-        </w:tc>
-        <w:tc>
-          <w:tcPr>
-            <w:tcW w:type="dxa" w:w="2556"/>
-          </w:tcPr>
-          <w:p>
-            <w:r>
-              <w:t>Procedure I chose</w:t>
-            </w:r>
-          </w:p>
-        </w:tc>
-        <w:tc>
-          <w:tcPr>
-            <w:tcW w:type="dxa" w:w="2556"/>
-          </w:tcPr>
-          <w:p>
-            <w:r>
-              <w:t>Middle steps</w:t>
-            </w:r>
-          </w:p>
-        </w:tc>
-        <w:tc>
-          <w:tcPr>
-            <w:tcW w:type="dxa" w:w="2556"/>
-          </w:tcPr>
-          <w:p>
-            <w:r>
-              <w:t>Result and check</w:t>
-            </w:r>
-          </w:p>
-        </w:tc>
-      </w:tr>
-      <w:tr>
-        <w:tc>
-          <w:tcPr>
-            <w:tcW w:type="dxa" w:w="2556"/>
-          </w:tcPr>
-          <w:p>
-            <w:r/>
-          </w:p>
-        </w:tc>
-        <w:tc>
-          <w:tcPr>
-            <w:tcW w:type="dxa" w:w="2556"/>
-          </w:tcPr>
-          <w:p>
-            <w:r/>
-          </w:p>
-        </w:tc>
-        <w:tc>
-          <w:tcPr>
-            <w:tcW w:type="dxa" w:w="2556"/>
-          </w:tcPr>
-          <w:p>
-            <w:r/>
-          </w:p>
-        </w:tc>
-        <w:tc>
-          <w:tcPr>
-            <w:tcW w:type="dxa" w:w="2556"/>
-          </w:tcPr>
-          <w:p>
-            <w:r/>
-          </w:p>
-        </w:tc>
-      </w:tr>
-    </w:tbl>
+        <w:t>05. W1 · Explain the current example</w:t>
+      </w:r>
+    </w:p>
+    <w:p>
+      <w:r>
+        <w:t>Keep this task’s inputs,rule and response together.</w:t>
+      </w:r>
+    </w:p>
+    <w:p>
+      <w:pPr>
+        <w:pStyle w:val="Heading2"/>
+      </w:pPr>
+      <w:r>
+        <w:t>Complete task and evidence</w:t>
+      </w:r>
+    </w:p>
+    <w:p>
+      <w:pPr>
+        <w:pStyle w:val="ListBullet"/>
+      </w:pPr>
+      <w:r>
+        <w:t>Main example: supplied frozen h = ReLU(x1 + x2), weights [1, 1], bias 0. Training T1 [1, 1] label 0; T2 [1, 3] label 0; T3 [4, 2] label 1; T4 [5, 3] label 1. Features 2, 4, 6, 8. Candidate thresholds 3, 5, 7 make 1, 0, 1 mistakes; choose 5. Predict class 1 at equality. Baseline fits the training majority; two labels of each class tie, so choose class 0. Validation V1 [2, 1] label 0 gives h 3 and prediction 0; V2 [3, 4] label 1 gives h 7 and prediction 1. Head 2/2, baseline 1/2 on the same rows. New inference [2, 3] gives h 5 and class 1. Picture instead uses h = left + 2 × right, training features 1, 4, 7 and threshold 5; query [2, 2] predicts 1 without a supplied reference label. Changed query [2, 1] predicts 0. New-target U [1, 3] label 0 and V [3, 1] label 1 both collapse to h 4 under the original extractor. A deterministic head cannot separate them. Supplied repair ReLU(x1 − x2) with threshold 1 separates these two rows but was not fitted. This demonstration has no source pretraining, full fine-tuning, from-scratch timing comparison or final evaluation.</w:t>
+      </w:r>
+    </w:p>
+    <w:p>
+      <w:pPr>
+        <w:pStyle w:val="ListBullet"/>
+      </w:pPr>
+      <w:r>
+        <w:t>For input [4, 2], compute h using the original extractor and the class at threshold 5. Identify the frozen weights and bias, the fitted quantity, and why h is not a probability.</w:t>
+      </w:r>
+    </w:p>
     <w:p>
       <w:pPr>
         <w:pStyle w:val="Heading3"/>
       </w:pPr>
       <w:r>
-        <w:t>The step I completed without help, and the hint I needed</w:t>
+        <w:t>My reasoning and evidence</w:t>
       </w:r>
     </w:p>
     <w:p>
@@ -594,50 +428,55 @@
       </w:r>
     </w:p>
     <w:p>
+      <w:r>
+        <w:t>________________________________________________________________</w:t>
+      </w:r>
+    </w:p>
+    <w:p>
+      <w:r>
+        <w:t>________________________________________________________________</w:t>
+      </w:r>
+    </w:p>
+    <w:p>
+      <w:r>
+        <w:t>________________________________________________________________</w:t>
+      </w:r>
+    </w:p>
+    <w:p>
       <w:pPr>
         <w:pStyle w:val="Heading1"/>
       </w:pPr>
       <w:r>
-        <w:t>03. Individual reasoning check</w:t>
-      </w:r>
-    </w:p>
-    <w:p>
-      <w:r>
-        <w:t>Check the proposed Transfer learning explanation against the supplied facts before discussing it.</w:t>
-      </w:r>
-    </w:p>
-    <w:p>
-      <w:pPr>
-        <w:spacing w:line="336" w:lineRule="auto" w:after="180"/>
-      </w:pPr>
-      <w:r>
-        <w:rPr>
-          <w:b w:val="0"/>
-        </w:rPr>
-        <w:t xml:space="preserve">Use the worked case for </w:t>
-      </w:r>
-      <w:r>
-        <w:rPr>
-          <w:b/>
-        </w:rPr>
-        <w:t>Transfer learning</w:t>
-      </w:r>
-      <w:r>
-        <w:rPr>
-          <w:b w:val="0"/>
-        </w:rPr>
-        <w:t>. Proposed explanation: “Frozen means the whole model cannot learn”. Decide whether this explanation is supported.</w:t>
-      </w:r>
-    </w:p>
-    <w:p>
-      <w:pPr>
-        <w:spacing w:line="336" w:lineRule="auto" w:after="180"/>
-      </w:pPr>
-      <w:r>
-        <w:rPr>
-          <w:b w:val="0"/>
-        </w:rPr>
-        <w:t>Point to the step or supplied fact that decides; explain your repair if needed.</w:t>
+        <w:t>06. W2 · Trace the calculation</w:t>
+      </w:r>
+    </w:p>
+    <w:p>
+      <w:r>
+        <w:t>Keep this task’s inputs,rule and response together.</w:t>
+      </w:r>
+    </w:p>
+    <w:p>
+      <w:pPr>
+        <w:pStyle w:val="Heading2"/>
+      </w:pPr>
+      <w:r>
+        <w:t>Complete task and evidence</w:t>
+      </w:r>
+    </w:p>
+    <w:p>
+      <w:pPr>
+        <w:pStyle w:val="ListBullet"/>
+      </w:pPr>
+      <w:r>
+        <w:t>Main example: supplied frozen h = ReLU(x1 + x2), weights [1, 1], bias 0. Training T1 [1, 1] label 0; T2 [1, 3] label 0; T3 [4, 2] label 1; T4 [5, 3] label 1. Features 2, 4, 6, 8. Candidate thresholds 3, 5, 7 make 1, 0, 1 mistakes; choose 5. Predict class 1 at equality. Baseline fits the training majority; two labels of each class tie, so choose class 0. Validation V1 [2, 1] label 0 gives h 3 and prediction 0; V2 [3, 4] label 1 gives h 7 and prediction 1. Head 2/2, baseline 1/2 on the same rows. New inference [2, 3] gives h 5 and class 1. Picture instead uses h = left + 2 × right, training features 1, 4, 7 and threshold 5; query [2, 2] predicts 1 without a supplied reference label. Changed query [2, 1] predicts 0. New-target U [1, 3] label 0 and V [3, 1] label 1 both collapse to h 4 under the original extractor. A deterministic head cannot separate them. Supplied repair ReLU(x1 − x2) with threshold 1 separates these two rows but was not fitted. This demonstration has no source pretraining, full fine-tuning, from-scratch timing comparison or final evaluation.</w:t>
+      </w:r>
+    </w:p>
+    <w:p>
+      <w:pPr>
+        <w:pStyle w:val="ListBullet"/>
+      </w:pPr>
+      <w:r>
+        <w:t>For the four target training records, give the number of mistakes at thresholds 3, 5 and 7 and choose the fitted threshold. Then score that head and the declared constant baseline on V1 and V2. Explain which data fitted the head.</w:t>
       </w:r>
     </w:p>
     <w:p>
@@ -645,7 +484,7 @@
         <w:pStyle w:val="Heading3"/>
       </w:pPr>
       <w:r>
-        <w:t>My explanation before partner discussion</w:t>
+        <w:t>My reasoning and evidence</w:t>
       </w:r>
     </w:p>
     <w:p>
@@ -669,16 +508,50 @@
       </w:r>
     </w:p>
     <w:p>
+      <w:r>
+        <w:t>________________________________________________________________</w:t>
+      </w:r>
+    </w:p>
+    <w:p>
+      <w:r>
+        <w:t>________________________________________________________________</w:t>
+      </w:r>
+    </w:p>
+    <w:p>
       <w:pPr>
         <w:pStyle w:val="Heading1"/>
       </w:pPr>
       <w:r>
-        <w:t>04. Independent transfer case</w:t>
-      </w:r>
-    </w:p>
-    <w:p>
-      <w:r>
-        <w:t>Write one first attempt at the reserved independent case before feedback. Repeated copies of that case refer to the same recorded attempt.</w:t>
+        <w:t>07. W3 · Repair a misconception</w:t>
+      </w:r>
+    </w:p>
+    <w:p>
+      <w:r>
+        <w:t>Keep this task’s inputs,rule and response together.</w:t>
+      </w:r>
+    </w:p>
+    <w:p>
+      <w:pPr>
+        <w:pStyle w:val="Heading2"/>
+      </w:pPr>
+      <w:r>
+        <w:t>Complete task and evidence</w:t>
+      </w:r>
+    </w:p>
+    <w:p>
+      <w:pPr>
+        <w:pStyle w:val="ListBullet"/>
+      </w:pPr>
+      <w:r>
+        <w:t>Main example: supplied frozen h = ReLU(x1 + x2), weights [1, 1], bias 0. Training T1 [1, 1] label 0; T2 [1, 3] label 0; T3 [4, 2] label 1; T4 [5, 3] label 1. Features 2, 4, 6, 8. Candidate thresholds 3, 5, 7 make 1, 0, 1 mistakes; choose 5. Predict class 1 at equality. Baseline fits the training majority; two labels of each class tie, so choose class 0. Validation V1 [2, 1] label 0 gives h 3 and prediction 0; V2 [3, 4] label 1 gives h 7 and prediction 1. Head 2/2, baseline 1/2 on the same rows. New inference [2, 3] gives h 5 and class 1. Picture instead uses h = left + 2 × right, training features 1, 4, 7 and threshold 5; query [2, 2] predicts 1 without a supplied reference label. Changed query [2, 1] predicts 0. New-target U [1, 3] label 0 and V [3, 1] label 1 both collapse to h 4 under the original extractor. A deterministic head cannot separate them. Supplied repair ReLU(x1 − x2) with threshold 1 separates these two rows but was not fitted. This demonstration has no source pretraining, full fine-tuning, from-scratch timing comparison or final evaluation.</w:t>
+      </w:r>
+    </w:p>
+    <w:p>
+      <w:pPr>
+        <w:pStyle w:val="ListBullet"/>
+      </w:pPr>
+      <w:r>
+        <w:t>For the first-count-greater target, explain why the original extractor cannot distinguish U [1, 3] from V [3, 1]. Trace the hand-chosen [1, -1] extractor and threshold 1. Does this show that fine tuning has been trained and independently validated?</w:t>
       </w:r>
     </w:p>
     <w:p>
@@ -686,88 +559,149 @@
         <w:pStyle w:val="Heading3"/>
       </w:pPr>
       <w:r>
+        <w:t>My reasoning and evidence</w:t>
+      </w:r>
+    </w:p>
+    <w:p>
+      <w:r>
+        <w:t>________________________________________________________________</w:t>
+      </w:r>
+    </w:p>
+    <w:p>
+      <w:r>
+        <w:t>________________________________________________________________</w:t>
+      </w:r>
+    </w:p>
+    <w:p>
+      <w:r>
+        <w:t>________________________________________________________________</w:t>
+      </w:r>
+    </w:p>
+    <w:p>
+      <w:r>
+        <w:t>________________________________________________________________</w:t>
+      </w:r>
+    </w:p>
+    <w:p>
+      <w:r>
+        <w:t>________________________________________________________________</w:t>
+      </w:r>
+    </w:p>
+    <w:p>
+      <w:r>
+        <w:t>________________________________________________________________</w:t>
+      </w:r>
+    </w:p>
+    <w:p>
+      <w:pPr>
+        <w:pStyle w:val="Heading1"/>
+      </w:pPr>
+      <w:r>
+        <w:t>09. W5 · Explain the limitation</w:t>
+      </w:r>
+    </w:p>
+    <w:p>
+      <w:r>
+        <w:t>Keep this task’s inputs,rule and response together.</w:t>
+      </w:r>
+    </w:p>
+    <w:p>
+      <w:pPr>
+        <w:pStyle w:val="Heading2"/>
+      </w:pPr>
+      <w:r>
+        <w:t>Complete task and evidence</w:t>
+      </w:r>
+    </w:p>
+    <w:p>
+      <w:pPr>
+        <w:pStyle w:val="ListBullet"/>
+      </w:pPr>
+      <w:r>
+        <w:t>Main example: supplied frozen h = ReLU(x1 + x2), weights [1, 1], bias 0. Training T1 [1, 1] label 0; T2 [1, 3] label 0; T3 [4, 2] label 1; T4 [5, 3] label 1. Features 2, 4, 6, 8. Candidate thresholds 3, 5, 7 make 1, 0, 1 mistakes; choose 5. Predict class 1 at equality. Baseline fits the training majority; two labels of each class tie, so choose class 0. Validation V1 [2, 1] label 0 gives h 3 and prediction 0; V2 [3, 4] label 1 gives h 7 and prediction 1. Head 2/2, baseline 1/2 on the same rows. New inference [2, 3] gives h 5 and class 1. Picture instead uses h = left + 2 × right, training features 1, 4, 7 and threshold 5; query [2, 2] predicts 1 without a supplied reference label. Changed query [2, 1] predicts 0. New-target U [1, 3] label 0 and V [3, 1] label 1 both collapse to h 4 under the original extractor. A deterministic head cannot separate them. Supplied repair ReLU(x1 − x2) with threshold 1 separates these two rows but was not fitted. This demonstration has no source pretraining, full fine-tuning, from-scratch timing comparison or final evaluation.</w:t>
+      </w:r>
+    </w:p>
+    <w:p>
+      <w:pPr>
+        <w:pStyle w:val="ListBullet"/>
+      </w:pPr>
+      <w:r>
+        <w:t>A report omits the source checkpoint and preprocessing, claims faster learning without timing, and repeatedly chooses settings using the final evaluation set. Name the missing records and propose a fair comparison with a model trained from scratch.</w:t>
+      </w:r>
+    </w:p>
+    <w:p>
+      <w:pPr>
+        <w:pStyle w:val="Heading3"/>
+      </w:pPr>
+      <w:r>
+        <w:t>My reasoning and evidence</w:t>
+      </w:r>
+    </w:p>
+    <w:p>
+      <w:r>
+        <w:t>________________________________________________________________</w:t>
+      </w:r>
+    </w:p>
+    <w:p>
+      <w:r>
+        <w:t>________________________________________________________________</w:t>
+      </w:r>
+    </w:p>
+    <w:p>
+      <w:r>
+        <w:t>________________________________________________________________</w:t>
+      </w:r>
+    </w:p>
+    <w:p>
+      <w:r>
+        <w:t>________________________________________________________________</w:t>
+      </w:r>
+    </w:p>
+    <w:p>
+      <w:r>
+        <w:t>________________________________________________________________</w:t>
+      </w:r>
+    </w:p>
+    <w:p>
+      <w:r>
+        <w:t>________________________________________________________________</w:t>
+      </w:r>
+    </w:p>
+    <w:p>
+      <w:pPr>
+        <w:pStyle w:val="Heading1"/>
+      </w:pPr>
+      <w:r>
+        <w:t>04. Try alone · Selected transfer</w:t>
+      </w:r>
+    </w:p>
+    <w:p>
+      <w:r>
+        <w:t>Keep this task’s inputs,rule and response together.</w:t>
+      </w:r>
+    </w:p>
+    <w:p>
+      <w:pPr>
+        <w:pStyle w:val="Heading2"/>
+      </w:pPr>
+      <w:r>
+        <w:t>Complete task and evidence</w:t>
+      </w:r>
+    </w:p>
+    <w:p>
+      <w:pPr>
+        <w:pStyle w:val="Heading3"/>
+      </w:pPr>
+      <w:r>
         <w:t>Independent case: Fit a new head independently</w:t>
       </w:r>
     </w:p>
     <w:p>
       <w:pPr>
-        <w:spacing w:line="336" w:lineRule="auto" w:after="180"/>
-      </w:pPr>
-      <w:r>
-        <w:rPr>
-          <w:b w:val="0"/>
-        </w:rPr>
-        <w:t xml:space="preserve">A separate frozen extractor is h = 2*x1 + x2. </w:t>
-      </w:r>
-      <w:r>
-        <w:rPr>
-          <w:b/>
-        </w:rPr>
-        <w:t>Training</w:t>
-      </w:r>
-      <w:r>
-        <w:rPr>
-          <w:b w:val="0"/>
-        </w:rPr>
-        <w:t xml:space="preserve"> </w:t>
-      </w:r>
-      <w:r>
-        <w:rPr>
-          <w:b/>
-        </w:rPr>
-        <w:t>input</w:t>
-      </w:r>
-      <w:r>
-        <w:rPr>
-          <w:b w:val="0"/>
-        </w:rPr>
-        <w:t>s [1, 0], [1, 2], [2, 1], [3, 1] have labels 0, 0, 1, 1.</w:t>
-      </w:r>
-    </w:p>
-    <w:p>
-      <w:pPr>
-        <w:spacing w:line="336" w:lineRule="auto" w:after="180"/>
-      </w:pPr>
-      <w:r>
-        <w:rPr>
-          <w:b w:val="0"/>
-        </w:rPr>
-        <w:t xml:space="preserve">Compare thresholds 2, 4 and 6 using </w:t>
-      </w:r>
-      <w:r>
-        <w:rPr>
-          <w:b/>
-        </w:rPr>
-        <w:t>prediction</w:t>
-      </w:r>
-      <w:r>
-        <w:rPr>
-          <w:b w:val="0"/>
-        </w:rPr>
-        <w:t xml:space="preserve"> 1 when h &gt;= threshold; choose the fewest mistakes, breaking ties toward the smaller threshold. Score it on validation [2, 0] with label 1 and [0, 2] with label 0.</w:t>
-      </w:r>
-    </w:p>
-    <w:p>
-      <w:pPr>
-        <w:spacing w:line="336" w:lineRule="auto" w:after="180"/>
-      </w:pPr>
-      <w:r>
-        <w:rPr>
-          <w:b w:val="0"/>
-        </w:rPr>
-        <w:t xml:space="preserve">Compare with the </w:t>
-      </w:r>
-      <w:r>
-        <w:rPr>
-          <w:b/>
-        </w:rPr>
-        <w:t>training</w:t>
-      </w:r>
-      <w:r>
-        <w:rPr>
-          <w:b w:val="0"/>
-        </w:rPr>
-        <w:t>-majority baseline, whose tie rule chooses 0.</w:t>
+        <w:pStyle w:val="ListBullet"/>
+      </w:pPr>
+      <w:r>
+        <w:t>A separate frozen extractor is h = 2*x1 + x2. Training inputs [1, 0], [1, 2], [2, 1], [3, 1] have labels 0, 0, 1, 1. Compare thresholds 2, 4 and 6 using prediction 1 when h &gt;= threshold; choose the fewest mistakes, breaking ties toward the smaller threshold. Score it on validation [2, 0] with label 1 and [0, 2] with label 0. Compare with the training-majority baseline, whose tie rule chooses 0.</w:t>
       </w:r>
     </w:p>
     <w:p>
@@ -815,12 +749,9 @@
     </w:p>
     <w:p>
       <w:pPr>
-        <w:spacing w:line="336" w:lineRule="auto" w:after="180"/>
-      </w:pPr>
-      <w:r>
-        <w:rPr>
-          <w:b w:val="0"/>
-        </w:rPr>
+        <w:pStyle w:val="ListBullet"/>
+      </w:pPr>
+      <w:r>
         <w:t>Attempt this case before feedback. Record any help. Earlier examples below are further practice; a case already practised with feedback cannot establish fresh transfer.</w:t>
       </w:r>
     </w:p>
@@ -829,35 +760,28 @@
         <w:pStyle w:val="Heading1"/>
       </w:pPr>
       <w:r>
-        <w:t>05. W1 Trace the reused pipeline</w:t>
-      </w:r>
-    </w:p>
-    <w:p>
-      <w:r>
-        <w:t>Trace the reused pipeline. Apply the supplied Transfer learning facts and keep your reasoning.</w:t>
-      </w:r>
-    </w:p>
-    <w:p>
-      <w:pPr>
-        <w:spacing w:line="336" w:lineRule="auto" w:after="180"/>
-      </w:pPr>
-      <w:r>
-        <w:rPr>
-          <w:b w:val="0"/>
-        </w:rPr>
-        <w:t xml:space="preserve">For </w:t>
-      </w:r>
-      <w:r>
-        <w:rPr>
-          <w:b/>
-        </w:rPr>
-        <w:t>input</w:t>
-      </w:r>
-      <w:r>
-        <w:rPr>
-          <w:b w:val="0"/>
-        </w:rPr>
-        <w:t xml:space="preserve"> [4, 2], compute h using the original extractor and the class at threshold 5. Identify the frozen weights and bias, the fitted quantity, and why h is not a probability.</w:t>
+        <w:t>10. Project · Keep the mathematical evidence</w:t>
+      </w:r>
+    </w:p>
+    <w:p>
+      <w:r>
+        <w:t>Keep this task’s inputs,rule and response together.</w:t>
+      </w:r>
+    </w:p>
+    <w:p>
+      <w:pPr>
+        <w:pStyle w:val="Heading2"/>
+      </w:pPr>
+      <w:r>
+        <w:t>Complete task and evidence</w:t>
+      </w:r>
+    </w:p>
+    <w:p>
+      <w:pPr>
+        <w:pStyle w:val="ListBullet"/>
+      </w:pPr>
+      <w:r>
+        <w:t>Add a labelled transfer learning evidence sheet to Image-pattern Network Investigation. Show how you can trace a reused feature extractor and a newly fitted output head. Use the supplied fictional case and keep its inputs, intermediate steps, calculation or prediction, and limitation. Connect this record to last week’s record; a matching answer without a trace is insufficient.</w:t>
       </w:r>
     </w:p>
     <w:p>
@@ -865,7 +789,7 @@
         <w:pStyle w:val="Heading3"/>
       </w:pPr>
       <w:r>
-        <w:t>My reasoning and evidence</w:t>
+        <w:t>My project change, supporting evidence and remaining limit</w:t>
       </w:r>
     </w:p>
     <w:p>
@@ -903,556 +827,20 @@
         <w:pStyle w:val="Heading1"/>
       </w:pPr>
       <w:r>
-        <w:t>06. W2 Fit and compare</w:t>
-      </w:r>
-    </w:p>
-    <w:p>
-      <w:r>
-        <w:t>Fit and compare. Apply the supplied Transfer learning facts and keep your reasoning.</w:t>
-      </w:r>
-    </w:p>
-    <w:p>
-      <w:pPr>
-        <w:spacing w:line="336" w:lineRule="auto" w:after="180"/>
-      </w:pPr>
-      <w:r>
-        <w:rPr>
-          <w:b w:val="0"/>
-        </w:rPr>
-        <w:t xml:space="preserve">For the four target </w:t>
-      </w:r>
-      <w:r>
-        <w:rPr>
-          <w:b/>
-        </w:rPr>
-        <w:t>training</w:t>
-      </w:r>
-      <w:r>
-        <w:rPr>
-          <w:b w:val="0"/>
-        </w:rPr>
-        <w:t xml:space="preserve"> records, give the number of mistakes at thresholds 3, 5 and 7 and choose the fitted threshold. Then score that head and the declared constant baseline on V1 and V2.</w:t>
-      </w:r>
-    </w:p>
-    <w:p>
-      <w:pPr>
-        <w:spacing w:line="336" w:lineRule="auto" w:after="180"/>
-      </w:pPr>
-      <w:r>
-        <w:rPr>
-          <w:b w:val="0"/>
-        </w:rPr>
-        <w:t>Explain which data fitted the head.</w:t>
-      </w:r>
-    </w:p>
-    <w:p>
-      <w:pPr>
-        <w:pStyle w:val="Heading3"/>
-      </w:pPr>
-      <w:r>
-        <w:t>My reasoning and evidence</w:t>
-      </w:r>
-    </w:p>
-    <w:p>
-      <w:r>
-        <w:t>________________________________________________________________</w:t>
-      </w:r>
-    </w:p>
-    <w:p>
-      <w:r>
-        <w:t>________________________________________________________________</w:t>
-      </w:r>
-    </w:p>
-    <w:p>
-      <w:r>
-        <w:t>________________________________________________________________</w:t>
-      </w:r>
-    </w:p>
-    <w:p>
-      <w:r>
-        <w:t>________________________________________________________________</w:t>
-      </w:r>
-    </w:p>
-    <w:p>
-      <w:r>
-        <w:t>________________________________________________________________</w:t>
-      </w:r>
-    </w:p>
-    <w:p>
-      <w:r>
-        <w:t>________________________________________________________________</w:t>
-      </w:r>
-    </w:p>
-    <w:p>
-      <w:pPr>
-        <w:pStyle w:val="Heading1"/>
-      </w:pPr>
-      <w:r>
-        <w:t>07. W3 Diagnose a lost distinction</w:t>
-      </w:r>
-    </w:p>
-    <w:p>
-      <w:r>
-        <w:t>Diagnose a lost distinction. Apply the supplied Transfer learning facts and keep your reasoning.</w:t>
-      </w:r>
-    </w:p>
-    <w:p>
-      <w:pPr>
-        <w:spacing w:line="336" w:lineRule="auto" w:after="180"/>
-        <w:shd w:fill="F5F1FB"/>
-      </w:pPr>
-      <w:r>
-        <w:rPr>
-          <w:b w:val="0"/>
-        </w:rPr>
-        <w:t>For the first-count-greater target, explain why the original extractor cannot distinguish U [1, 3] from V [3, 1]. Trace the hand-chosen [1, -1] extractor and threshold 1.</w:t>
-      </w:r>
-    </w:p>
-    <w:p>
-      <w:pPr>
-        <w:spacing w:line="336" w:lineRule="auto" w:after="180"/>
-        <w:shd w:fill="F5F1FB"/>
-      </w:pPr>
-      <w:r>
-        <w:rPr>
-          <w:b w:val="0"/>
-        </w:rPr>
-        <w:t xml:space="preserve">Does this show that </w:t>
-      </w:r>
-      <w:r>
-        <w:rPr>
-          <w:b/>
-        </w:rPr>
-        <w:t>fine tuning</w:t>
-      </w:r>
-      <w:r>
-        <w:rPr>
-          <w:b w:val="0"/>
-        </w:rPr>
-        <w:t xml:space="preserve"> has been trained and independently validated?</w:t>
-      </w:r>
-    </w:p>
-    <w:p>
-      <w:pPr>
-        <w:pStyle w:val="Heading3"/>
-      </w:pPr>
-      <w:r>
-        <w:t>My reasoning and evidence</w:t>
-      </w:r>
-    </w:p>
-    <w:p>
-      <w:r>
-        <w:t>________________________________________________________________</w:t>
-      </w:r>
-    </w:p>
-    <w:p>
-      <w:r>
-        <w:t>________________________________________________________________</w:t>
-      </w:r>
-    </w:p>
-    <w:p>
-      <w:r>
-        <w:t>________________________________________________________________</w:t>
-      </w:r>
-    </w:p>
-    <w:p>
-      <w:r>
-        <w:t>________________________________________________________________</w:t>
-      </w:r>
-    </w:p>
-    <w:p>
-      <w:r>
-        <w:t>________________________________________________________________</w:t>
-      </w:r>
-    </w:p>
-    <w:p>
-      <w:r>
-        <w:t>________________________________________________________________</w:t>
-      </w:r>
-    </w:p>
-    <w:p>
-      <w:pPr>
-        <w:pStyle w:val="Heading1"/>
-      </w:pPr>
-      <w:r>
-        <w:t>08. W4 Fit a new head independently</w:t>
-      </w:r>
-    </w:p>
-    <w:p>
-      <w:r>
-        <w:t>Attempt before feedback. If this repeats the selected independent case, reuse that first attempt; otherwise keep a separate record. Fit a new head independently. Apply the supplied Transfer learning facts and keep your reasoning.</w:t>
-      </w:r>
-    </w:p>
-    <w:p>
-      <w:pPr>
-        <w:spacing w:line="336" w:lineRule="auto" w:after="180"/>
-      </w:pPr>
-      <w:r>
-        <w:rPr>
-          <w:b w:val="0"/>
-        </w:rPr>
-        <w:t xml:space="preserve">A separate frozen extractor is h = 2*x1 + x2. </w:t>
-      </w:r>
-      <w:r>
-        <w:rPr>
-          <w:b/>
-        </w:rPr>
-        <w:t>Training</w:t>
-      </w:r>
-      <w:r>
-        <w:rPr>
-          <w:b w:val="0"/>
-        </w:rPr>
-        <w:t xml:space="preserve"> </w:t>
-      </w:r>
-      <w:r>
-        <w:rPr>
-          <w:b/>
-        </w:rPr>
-        <w:t>input</w:t>
-      </w:r>
-      <w:r>
-        <w:rPr>
-          <w:b w:val="0"/>
-        </w:rPr>
-        <w:t>s [1, 0], [1, 2], [2, 1], [3, 1] have labels 0, 0, 1, 1.</w:t>
-      </w:r>
-    </w:p>
-    <w:p>
-      <w:pPr>
-        <w:spacing w:line="336" w:lineRule="auto" w:after="180"/>
-      </w:pPr>
-      <w:r>
-        <w:rPr>
-          <w:b w:val="0"/>
-        </w:rPr>
-        <w:t xml:space="preserve">Compare thresholds 2, 4 and 6 using </w:t>
-      </w:r>
-      <w:r>
-        <w:rPr>
-          <w:b/>
-        </w:rPr>
-        <w:t>prediction</w:t>
-      </w:r>
-      <w:r>
-        <w:rPr>
-          <w:b w:val="0"/>
-        </w:rPr>
-        <w:t xml:space="preserve"> 1 when h &gt;= threshold; choose the fewest mistakes, breaking ties toward the smaller threshold. Score it on validation [2, 0] with label 1 and [0, 2] with label 0.</w:t>
-      </w:r>
-    </w:p>
-    <w:p>
-      <w:pPr>
-        <w:spacing w:line="336" w:lineRule="auto" w:after="180"/>
-      </w:pPr>
-      <w:r>
-        <w:rPr>
-          <w:b w:val="0"/>
-        </w:rPr>
-        <w:t xml:space="preserve">Compare with the </w:t>
-      </w:r>
-      <w:r>
-        <w:rPr>
-          <w:b/>
-        </w:rPr>
-        <w:t>training</w:t>
-      </w:r>
-      <w:r>
-        <w:rPr>
-          <w:b w:val="0"/>
-        </w:rPr>
-        <w:t>-majority baseline, whose tie rule chooses 0.</w:t>
-      </w:r>
-    </w:p>
-    <w:p>
-      <w:pPr>
-        <w:pStyle w:val="Heading3"/>
-      </w:pPr>
-      <w:r>
-        <w:t>My reasoning and evidence</w:t>
-      </w:r>
-    </w:p>
-    <w:p>
-      <w:r>
-        <w:t>________________________________________________________________</w:t>
-      </w:r>
-    </w:p>
-    <w:p>
-      <w:r>
-        <w:t>________________________________________________________________</w:t>
-      </w:r>
-    </w:p>
-    <w:p>
-      <w:r>
-        <w:t>________________________________________________________________</w:t>
-      </w:r>
-    </w:p>
-    <w:p>
-      <w:r>
-        <w:t>________________________________________________________________</w:t>
-      </w:r>
-    </w:p>
-    <w:p>
-      <w:r>
-        <w:t>________________________________________________________________</w:t>
-      </w:r>
-    </w:p>
-    <w:p>
-      <w:r>
-        <w:t>________________________________________________________________</w:t>
-      </w:r>
-    </w:p>
-    <w:p>
-      <w:r>
-        <w:t>________________________________________________________________</w:t>
-      </w:r>
-    </w:p>
-    <w:p>
-      <w:r>
-        <w:t>________________________________________________________________</w:t>
-      </w:r>
-    </w:p>
-    <w:p>
-      <w:pPr>
-        <w:pStyle w:val="Heading1"/>
-      </w:pPr>
-      <w:r>
-        <w:t>09. W5 Plan credible evidence</w:t>
-      </w:r>
-    </w:p>
-    <w:p>
-      <w:r>
-        <w:t>Plan credible evidence. Apply the supplied Transfer learning facts and keep your reasoning.</w:t>
-      </w:r>
-    </w:p>
-    <w:p>
-      <w:pPr>
-        <w:spacing w:line="336" w:lineRule="auto" w:after="180"/>
-      </w:pPr>
-      <w:r>
-        <w:rPr>
-          <w:b w:val="0"/>
-        </w:rPr>
-        <w:t>A report omits the source checkpoint and pre</w:t>
-      </w:r>
-      <w:r>
-        <w:rPr>
-          <w:b/>
-        </w:rPr>
-        <w:t>process</w:t>
-      </w:r>
-      <w:r>
-        <w:rPr>
-          <w:b w:val="0"/>
-        </w:rPr>
-        <w:t>ing, claims faster learning without timing, and repeatedly chooses settings using the final evaluation set.</w:t>
-      </w:r>
-    </w:p>
-    <w:p>
-      <w:pPr>
-        <w:spacing w:line="336" w:lineRule="auto" w:after="180"/>
-      </w:pPr>
-      <w:r>
-        <w:rPr>
-          <w:b w:val="0"/>
-        </w:rPr>
-        <w:t>Name the missing records and propose a fair comparison with a model trained from scratch.</w:t>
-      </w:r>
-    </w:p>
-    <w:p>
-      <w:pPr>
-        <w:pStyle w:val="Heading3"/>
-      </w:pPr>
-      <w:r>
-        <w:t>My reasoning and evidence</w:t>
-      </w:r>
-    </w:p>
-    <w:p>
-      <w:r>
-        <w:t>________________________________________________________________</w:t>
-      </w:r>
-    </w:p>
-    <w:p>
-      <w:r>
-        <w:t>________________________________________________________________</w:t>
-      </w:r>
-    </w:p>
-    <w:p>
-      <w:r>
-        <w:t>________________________________________________________________</w:t>
-      </w:r>
-    </w:p>
-    <w:p>
-      <w:r>
-        <w:t>________________________________________________________________</w:t>
-      </w:r>
-    </w:p>
-    <w:p>
-      <w:r>
-        <w:t>________________________________________________________________</w:t>
-      </w:r>
-    </w:p>
-    <w:p>
-      <w:r>
-        <w:t>________________________________________________________________</w:t>
-      </w:r>
-    </w:p>
-    <w:p>
-      <w:pPr>
-        <w:pStyle w:val="Heading1"/>
-      </w:pPr>
-      <w:r>
-        <w:t>10. Project checkpoint and reflection</w:t>
-      </w:r>
-    </w:p>
-    <w:p>
-      <w:r>
-        <w:t>Connect Transfer learning to Image-pattern Network Investigation, identify a limit and choose the next useful test.</w:t>
-      </w:r>
-    </w:p>
-    <w:p>
-      <w:pPr>
-        <w:spacing w:line="336" w:lineRule="auto" w:after="180"/>
-      </w:pPr>
-      <w:r>
-        <w:rPr>
-          <w:b w:val="0"/>
-        </w:rPr>
-        <w:t xml:space="preserve">Add a labelled </w:t>
-      </w:r>
-      <w:r>
-        <w:rPr>
-          <w:b/>
-        </w:rPr>
-        <w:t>transfer learning</w:t>
-      </w:r>
-      <w:r>
-        <w:rPr>
-          <w:b w:val="0"/>
-        </w:rPr>
-        <w:t xml:space="preserve"> </w:t>
-      </w:r>
-      <w:r>
-        <w:rPr>
-          <w:b/>
-        </w:rPr>
-        <w:t>evidence</w:t>
-      </w:r>
-      <w:r>
-        <w:rPr>
-          <w:b w:val="0"/>
-        </w:rPr>
-        <w:t xml:space="preserve"> sheet to Image-pattern Network Investigation. Show how you can trace a reused </w:t>
-      </w:r>
-      <w:r>
-        <w:rPr>
-          <w:b/>
-        </w:rPr>
-        <w:t>feature extractor</w:t>
-      </w:r>
-      <w:r>
-        <w:rPr>
-          <w:b w:val="0"/>
-        </w:rPr>
-        <w:t xml:space="preserve"> and a newly fitted </w:t>
-      </w:r>
-      <w:r>
-        <w:rPr>
-          <w:b/>
-        </w:rPr>
-        <w:t>output head</w:t>
-      </w:r>
-      <w:r>
-        <w:rPr>
-          <w:b w:val="0"/>
-        </w:rPr>
-        <w:t>.</w:t>
-      </w:r>
-    </w:p>
-    <w:p>
-      <w:pPr>
-        <w:spacing w:line="336" w:lineRule="auto" w:after="180"/>
-      </w:pPr>
-      <w:r>
-        <w:rPr>
-          <w:b w:val="0"/>
-        </w:rPr>
-        <w:t xml:space="preserve">Use the supplied fictional case and keep its </w:t>
-      </w:r>
-      <w:r>
-        <w:rPr>
-          <w:b/>
-        </w:rPr>
-        <w:t>input</w:t>
-      </w:r>
-      <w:r>
-        <w:rPr>
-          <w:b w:val="0"/>
-        </w:rPr>
-        <w:t xml:space="preserve">s, intermediate steps, calculation or </w:t>
-      </w:r>
-      <w:r>
-        <w:rPr>
-          <w:b/>
-        </w:rPr>
-        <w:t>prediction</w:t>
-      </w:r>
-      <w:r>
-        <w:rPr>
-          <w:b w:val="0"/>
-        </w:rPr>
-        <w:t>, and limitation. Connect this record to last week’s record; a matching answer without a trace is insufficient.</w:t>
-      </w:r>
-    </w:p>
-    <w:p>
-      <w:pPr>
-        <w:pStyle w:val="Heading3"/>
-      </w:pPr>
-      <w:r>
-        <w:t>My project change, supporting evidence and remaining limit</w:t>
-      </w:r>
-    </w:p>
-    <w:p>
-      <w:r>
-        <w:t>________________________________________________________________</w:t>
-      </w:r>
-    </w:p>
-    <w:p>
-      <w:r>
-        <w:t>________________________________________________________________</w:t>
-      </w:r>
-    </w:p>
-    <w:p>
-      <w:r>
-        <w:t>________________________________________________________________</w:t>
-      </w:r>
-    </w:p>
-    <w:p>
-      <w:r>
-        <w:t>________________________________________________________________</w:t>
-      </w:r>
-    </w:p>
-    <w:p>
-      <w:r>
-        <w:t>________________________________________________________________</w:t>
-      </w:r>
-    </w:p>
-    <w:p>
-      <w:r>
-        <w:t>________________________________________________________________</w:t>
-      </w:r>
-    </w:p>
-    <w:p>
-      <w:pPr>
-        <w:pStyle w:val="Heading1"/>
-      </w:pPr>
-      <w:r>
-        <w:t>11. Feedback, return check and learning record</w:t>
-      </w:r>
-    </w:p>
-    <w:p>
-      <w:r>
-        <w:t>Record the first repaired step and a different case to revisit after a delay.</w:t>
+        <w:t>11. Feedback · Repair and return</w:t>
+      </w:r>
+    </w:p>
+    <w:p>
+      <w:r>
+        <w:t>Keep this task’s inputs,rule and response together.</w:t>
+      </w:r>
+    </w:p>
+    <w:p>
+      <w:pPr>
+        <w:pStyle w:val="Heading2"/>
+      </w:pPr>
+      <w:r>
+        <w:t>Complete task and evidence</w:t>
       </w:r>
     </w:p>
     <w:tbl>
@@ -1593,12 +981,9 @@
     </w:tbl>
     <w:p>
       <w:pPr>
-        <w:spacing w:line="336" w:lineRule="auto" w:after="180"/>
-      </w:pPr>
-      <w:r>
-        <w:rPr>
-          <w:b w:val="0"/>
-        </w:rPr>
+        <w:pStyle w:val="ListBullet"/>
+      </w:pPr>
+      <w:r>
         <w:t>Revisit this idea with your teacher after a delay. Familiarity is different from explaining and using it on a changed case.</w:t>
       </w:r>
     </w:p>
@@ -1607,93 +992,330 @@
         <w:pStyle w:val="Heading1"/>
       </w:pPr>
       <w:r>
-        <w:t>12. Pictorial case practice: Transfer learning</w:t>
-      </w:r>
-    </w:p>
-    <w:p>
-      <w:r>
-        <w:t>Transfer a fixed feature extractor while identifying what is actually refitted. Explain the labelled step before checking the changed condition.</w:t>
-      </w:r>
-    </w:p>
-    <w:p>
-      <w:pPr>
-        <w:spacing w:line="336" w:lineRule="auto" w:after="180"/>
-      </w:pPr>
-      <w:r>
-        <w:rPr>
-          <w:b w:val="0"/>
-        </w:rPr>
-        <w:t xml:space="preserve">Transfer a fixed </w:t>
-      </w:r>
-      <w:r>
-        <w:rPr>
-          <w:b/>
-        </w:rPr>
-        <w:t>feature extractor</w:t>
-      </w:r>
-      <w:r>
-        <w:rPr>
-          <w:b w:val="0"/>
-        </w:rPr>
-        <w:t xml:space="preserve"> while identifying what is actually refitted.</w:t>
-      </w:r>
-    </w:p>
-    <w:p>
-      <w:pPr>
-        <w:spacing w:line="336" w:lineRule="auto" w:after="180"/>
-      </w:pPr>
-      <w:r>
-        <w:rPr>
-          <w:b w:val="0"/>
-        </w:rPr>
-        <w:t xml:space="preserve">Frozen extractor h =left+2right. New-task </w:t>
-      </w:r>
-      <w:r>
-        <w:rPr>
-          <w:b/>
-        </w:rPr>
-        <w:t>training</w:t>
-      </w:r>
-      <w:r>
-        <w:rPr>
-          <w:b w:val="0"/>
-        </w:rPr>
-        <w:t xml:space="preserve"> </w:t>
-      </w:r>
-      <w:r>
-        <w:rPr>
-          <w:b/>
-        </w:rPr>
-        <w:t>input</w:t>
-      </w:r>
-      <w:r>
-        <w:rPr>
-          <w:b w:val="0"/>
-        </w:rPr>
-        <w:t>s [1, 0]label 0,[2, 1]label 0,[1, 3]label 1. Class 1 when h &gt;=threshold; candidates 3 or5.</w:t>
-      </w:r>
-    </w:p>
-    <w:p>
-      <w:pPr>
-        <w:spacing w:line="336" w:lineRule="auto" w:after="180"/>
-      </w:pPr>
-      <w:r>
-        <w:rPr>
-          <w:b w:val="0"/>
-        </w:rPr>
-        <w:t xml:space="preserve">All </w:t>
-      </w:r>
-      <w:r>
-        <w:rPr>
-          <w:b/>
-        </w:rPr>
-        <w:t>input</w:t>
-      </w:r>
-      <w:r>
-        <w:rPr>
-          <w:b w:val="0"/>
-        </w:rPr>
-        <w:t>s and outcomes in this worked example are invented classroom data; no real model run is claimed.</w:t>
+        <w:t>Reference bank and extra practice</w:t>
+      </w:r>
+    </w:p>
+    <w:p>
+      <w:pPr>
+        <w:pStyle w:val="Heading1"/>
+      </w:pPr>
+      <w:r>
+        <w:t>02. Reference · Supported W2 record</w:t>
+      </w:r>
+    </w:p>
+    <w:p>
+      <w:r>
+        <w:t>Keep this task’s inputs,rule and response together.</w:t>
+      </w:r>
+    </w:p>
+    <w:p>
+      <w:pPr>
+        <w:pStyle w:val="Heading2"/>
+      </w:pPr>
+      <w:r>
+        <w:t>Complete task and evidence</w:t>
+      </w:r>
+    </w:p>
+    <w:p>
+      <w:pPr>
+        <w:pStyle w:val="ListBullet"/>
+      </w:pPr>
+      <w:r>
+        <w:t>Use W2: Fit and compare for Transfer learning. Record the answer once; the lesson and workbook refer to the same attempt.</w:t>
+      </w:r>
+    </w:p>
+    <w:tbl>
+      <w:tblPr>
+        <w:tblStyle w:val="LightShading-Accent1"/>
+        <w:tblW w:type="auto" w:w="0"/>
+        <w:tblLook w:firstColumn="1" w:firstRow="1" w:lastColumn="0" w:lastRow="0" w:noHBand="0" w:noVBand="1" w:val="04A0"/>
+      </w:tblPr>
+      <w:tblGrid>
+        <w:gridCol w:w="2556"/>
+        <w:gridCol w:w="2556"/>
+        <w:gridCol w:w="2556"/>
+        <w:gridCol w:w="2556"/>
+      </w:tblGrid>
+      <w:tr>
+        <w:trPr>
+          <w:tblHeader/>
+        </w:trPr>
+        <w:tc>
+          <w:tcPr>
+            <w:tcW w:type="dxa" w:w="2556"/>
+          </w:tcPr>
+          <w:p>
+            <w:r>
+              <w:t>Given inputs</w:t>
+            </w:r>
+          </w:p>
+        </w:tc>
+        <w:tc>
+          <w:tcPr>
+            <w:tcW w:type="dxa" w:w="2556"/>
+          </w:tcPr>
+          <w:p>
+            <w:r>
+              <w:t>Procedure I chose</w:t>
+            </w:r>
+          </w:p>
+        </w:tc>
+        <w:tc>
+          <w:tcPr>
+            <w:tcW w:type="dxa" w:w="2556"/>
+          </w:tcPr>
+          <w:p>
+            <w:r>
+              <w:t>Middle steps</w:t>
+            </w:r>
+          </w:p>
+        </w:tc>
+        <w:tc>
+          <w:tcPr>
+            <w:tcW w:type="dxa" w:w="2556"/>
+          </w:tcPr>
+          <w:p>
+            <w:r>
+              <w:t>Result and check</w:t>
+            </w:r>
+          </w:p>
+        </w:tc>
+      </w:tr>
+      <w:tr>
+        <w:tc>
+          <w:tcPr>
+            <w:tcW w:type="dxa" w:w="2556"/>
+          </w:tcPr>
+          <w:p>
+            <w:r/>
+          </w:p>
+        </w:tc>
+        <w:tc>
+          <w:tcPr>
+            <w:tcW w:type="dxa" w:w="2556"/>
+          </w:tcPr>
+          <w:p>
+            <w:r/>
+          </w:p>
+        </w:tc>
+        <w:tc>
+          <w:tcPr>
+            <w:tcW w:type="dxa" w:w="2556"/>
+          </w:tcPr>
+          <w:p>
+            <w:r/>
+          </w:p>
+        </w:tc>
+        <w:tc>
+          <w:tcPr>
+            <w:tcW w:type="dxa" w:w="2556"/>
+          </w:tcPr>
+          <w:p>
+            <w:r/>
+          </w:p>
+        </w:tc>
+      </w:tr>
+    </w:tbl>
+    <w:p>
+      <w:pPr>
+        <w:pStyle w:val="Heading3"/>
+      </w:pPr>
+      <w:r>
+        <w:t>The step I completed without help, and the hint I needed</w:t>
+      </w:r>
+    </w:p>
+    <w:p>
+      <w:r>
+        <w:t>________________________________________________________________</w:t>
+      </w:r>
+    </w:p>
+    <w:p>
+      <w:r>
+        <w:t>________________________________________________________________</w:t>
+      </w:r>
+    </w:p>
+    <w:p>
+      <w:r>
+        <w:t>________________________________________________________________</w:t>
+      </w:r>
+    </w:p>
+    <w:p>
+      <w:pPr>
+        <w:pStyle w:val="Heading1"/>
+      </w:pPr>
+      <w:r>
+        <w:t>03. Extra practice · Individual reasoning check</w:t>
+      </w:r>
+    </w:p>
+    <w:p>
+      <w:r>
+        <w:t>Keep this task’s inputs,rule and response together.</w:t>
+      </w:r>
+    </w:p>
+    <w:p>
+      <w:pPr>
+        <w:pStyle w:val="Heading2"/>
+      </w:pPr>
+      <w:r>
+        <w:t>Complete task and evidence</w:t>
+      </w:r>
+    </w:p>
+    <w:p>
+      <w:pPr>
+        <w:pStyle w:val="ListBullet"/>
+      </w:pPr>
+      <w:r>
+        <w:t>Use the worked case for Transfer learning. Proposed explanation: “Frozen means the whole model cannot learn”. Decide whether this explanation is supported. Point to the step or supplied fact that decides; explain your repair if needed.</w:t>
+      </w:r>
+    </w:p>
+    <w:p>
+      <w:pPr>
+        <w:pStyle w:val="Heading3"/>
+      </w:pPr>
+      <w:r>
+        <w:t>My explanation before partner discussion</w:t>
+      </w:r>
+    </w:p>
+    <w:p>
+      <w:r>
+        <w:t>________________________________________________________________</w:t>
+      </w:r>
+    </w:p>
+    <w:p>
+      <w:r>
+        <w:t>________________________________________________________________</w:t>
+      </w:r>
+    </w:p>
+    <w:p>
+      <w:r>
+        <w:t>________________________________________________________________</w:t>
+      </w:r>
+    </w:p>
+    <w:p>
+      <w:r>
+        <w:t>________________________________________________________________</w:t>
+      </w:r>
+    </w:p>
+    <w:p>
+      <w:pPr>
+        <w:pStyle w:val="Heading1"/>
+      </w:pPr>
+      <w:r>
+        <w:t>08. Reference · Earlier W4 response copy</w:t>
+      </w:r>
+    </w:p>
+    <w:p>
+      <w:r>
+        <w:t>Keep this task’s inputs,rule and response together.</w:t>
+      </w:r>
+    </w:p>
+    <w:p>
+      <w:pPr>
+        <w:pStyle w:val="Heading2"/>
+      </w:pPr>
+      <w:r>
+        <w:t>Complete task and evidence</w:t>
+      </w:r>
+    </w:p>
+    <w:p>
+      <w:pPr>
+        <w:pStyle w:val="ListBullet"/>
+      </w:pPr>
+      <w:r>
+        <w:t>A separate frozen extractor is h = 2*x1 + x2. Training inputs [1, 0], [1, 2], [2, 1], [3, 1] have labels 0, 0, 1, 1. Compare thresholds 2, 4 and 6 using prediction 1 when h &gt;= threshold; choose the fewest mistakes, breaking ties toward the smaller threshold. Score it on validation [2, 0] with label 1 and [0, 2] with label 0. Compare with the training-majority baseline, whose tie rule chooses 0.</w:t>
+      </w:r>
+    </w:p>
+    <w:p>
+      <w:pPr>
+        <w:pStyle w:val="Heading3"/>
+      </w:pPr>
+      <w:r>
+        <w:t>My reasoning and evidence</w:t>
+      </w:r>
+    </w:p>
+    <w:p>
+      <w:r>
+        <w:t>________________________________________________________________</w:t>
+      </w:r>
+    </w:p>
+    <w:p>
+      <w:r>
+        <w:t>________________________________________________________________</w:t>
+      </w:r>
+    </w:p>
+    <w:p>
+      <w:r>
+        <w:t>________________________________________________________________</w:t>
+      </w:r>
+    </w:p>
+    <w:p>
+      <w:r>
+        <w:t>________________________________________________________________</w:t>
+      </w:r>
+    </w:p>
+    <w:p>
+      <w:r>
+        <w:t>________________________________________________________________</w:t>
+      </w:r>
+    </w:p>
+    <w:p>
+      <w:r>
+        <w:t>________________________________________________________________</w:t>
+      </w:r>
+    </w:p>
+    <w:p>
+      <w:r>
+        <w:t>________________________________________________________________</w:t>
+      </w:r>
+    </w:p>
+    <w:p>
+      <w:r>
+        <w:t>________________________________________________________________</w:t>
+      </w:r>
+    </w:p>
+    <w:p>
+      <w:pPr>
+        <w:pStyle w:val="Heading1"/>
+      </w:pPr>
+      <w:r>
+        <w:t>12. Extra practice · Pictured case</w:t>
+      </w:r>
+    </w:p>
+    <w:p>
+      <w:r>
+        <w:t>Keep this task’s inputs,rule and response together.</w:t>
+      </w:r>
+    </w:p>
+    <w:p>
+      <w:pPr>
+        <w:pStyle w:val="Heading2"/>
+      </w:pPr>
+      <w:r>
+        <w:t>Complete task and evidence</w:t>
+      </w:r>
+    </w:p>
+    <w:p>
+      <w:pPr>
+        <w:pStyle w:val="ListBullet"/>
+      </w:pPr>
+      <w:r>
+        <w:t>Transfer a fixed feature extractor while identifying what is actually refitted.</w:t>
+      </w:r>
+    </w:p>
+    <w:p>
+      <w:pPr>
+        <w:pStyle w:val="ListBullet"/>
+      </w:pPr>
+      <w:r>
+        <w:t>Frozen extractor h =left+2right. New-task training inputs [1, 0]label 0,[2, 1]label 0,[1, 3]label 1. Class 1 when h &gt;=threshold; candidates 3 or5.</w:t>
+      </w:r>
+    </w:p>
+    <w:p>
+      <w:pPr>
+        <w:pStyle w:val="ListBullet"/>
+      </w:pPr>
+      <w:r>
+        <w:t>All inputs and outcomes in this worked example are invented classroom data; no real model run is claimed.</w:t>
       </w:r>
     </w:p>
     <w:p>
@@ -1734,25 +1356,10 @@
     </w:p>
     <w:p>
       <w:pPr>
-        <w:spacing w:line="336" w:lineRule="auto" w:after="180"/>
-      </w:pPr>
-      <w:r>
-        <w:rPr>
-          <w:b w:val="0"/>
-        </w:rPr>
-        <w:t xml:space="preserve">Which part was trained for the new task? Point to the relevant step in the picture, then write the changed result and the rule or </w:t>
-      </w:r>
-      <w:r>
-        <w:rPr>
-          <w:b/>
-        </w:rPr>
-        <w:t>evidence</w:t>
-      </w:r>
-      <w:r>
-        <w:rPr>
-          <w:b w:val="0"/>
-        </w:rPr>
-        <w:t xml:space="preserve"> that supports it.</w:t>
+        <w:pStyle w:val="ListBullet"/>
+      </w:pPr>
+      <w:r>
+        <w:t>Which part was trained for the new task? Point to the relevant step in the picture, then write the changed result and the rule or evidence that supports it.</w:t>
       </w:r>
     </w:p>
     <w:p>
@@ -1795,68 +1402,18 @@
     </w:p>
     <w:p>
       <w:pPr>
-        <w:pStyle w:val="Heading3"/>
-      </w:pPr>
-      <w:r>
-        <w:t>Record the help used</w:t>
-      </w:r>
-    </w:p>
-    <w:p>
-      <w:pPr>
-        <w:spacing w:line="336" w:lineRule="auto" w:after="180"/>
-        <w:shd w:fill="F1F6F8"/>
-      </w:pPr>
-      <w:r>
-        <w:rPr>
-          <w:b w:val="0"/>
-        </w:rPr>
-        <w:t xml:space="preserve">Support used: alone / hint / worked example. This record is practice </w:t>
-      </w:r>
-      <w:r>
-        <w:rPr>
-          <w:b/>
-        </w:rPr>
-        <w:t>evidence</w:t>
-      </w:r>
-      <w:r>
-        <w:rPr>
-          <w:b w:val="0"/>
-        </w:rPr>
-        <w:t>.</w:t>
-      </w:r>
-    </w:p>
-    <w:p>
-      <w:pPr>
-        <w:spacing w:line="336" w:lineRule="auto" w:after="180"/>
-      </w:pPr>
-      <w:r>
-        <w:rPr>
-          <w:b w:val="0"/>
-        </w:rPr>
-        <w:t xml:space="preserve">Project connection: For your Image-pattern Network Investigation, save the </w:t>
-      </w:r>
-      <w:r>
-        <w:rPr>
-          <w:b/>
-        </w:rPr>
-        <w:t>input</w:t>
-      </w:r>
-      <w:r>
-        <w:rPr>
-          <w:b w:val="0"/>
-        </w:rPr>
-        <w:t>, procedure, observed result and limitation of this check.</w:t>
-      </w:r>
-    </w:p>
-    <w:p>
-      <w:pPr>
-        <w:spacing w:line="336" w:lineRule="auto" w:after="180"/>
-      </w:pPr>
-      <w:r>
-        <w:rPr>
-          <w:b w:val="0"/>
-        </w:rPr>
-        <w:t>Label this worked example as practice; use a different, previously unreviewed case when checking independent understanding.</w:t>
+        <w:pStyle w:val="ListBullet"/>
+      </w:pPr>
+      <w:r>
+        <w:t>Support used: alone / hint / worked example. This record is practice evidence.</w:t>
+      </w:r>
+    </w:p>
+    <w:p>
+      <w:pPr>
+        <w:pStyle w:val="ListBullet"/>
+      </w:pPr>
+      <w:r>
+        <w:t>Project connection: For your Image-pattern Network Investigation, save the input, procedure, observed result and limitation of this check. Label this worked example as practice; use a different, previously unreviewed case when checking independent understanding.</w:t>
       </w:r>
     </w:p>
     <w:p>
@@ -1864,80 +1421,44 @@
         <w:pStyle w:val="Heading1"/>
       </w:pPr>
       <w:r>
-        <w:t>13. Project portfolio milestone</w:t>
-      </w:r>
-    </w:p>
-    <w:p>
-      <w:r>
-        <w:t>Keep this week’s input, deciding step, result and limit together in the Image-pattern Network Investigation record.</w:t>
-      </w:r>
-    </w:p>
-    <w:p>
-      <w:pPr>
-        <w:spacing w:line="336" w:lineRule="auto" w:after="180"/>
-      </w:pPr>
-      <w:r>
-        <w:rPr>
-          <w:b w:val="0"/>
-        </w:rPr>
+        <w:t>13. Reference · Project milestone</w:t>
+      </w:r>
+    </w:p>
+    <w:p>
+      <w:r>
+        <w:t>Keep this task’s inputs,rule and response together.</w:t>
+      </w:r>
+    </w:p>
+    <w:p>
+      <w:pPr>
+        <w:pStyle w:val="Heading2"/>
+      </w:pPr>
+      <w:r>
+        <w:t>Complete task and evidence</w:t>
+      </w:r>
+    </w:p>
+    <w:p>
+      <w:pPr>
+        <w:pStyle w:val="ListBullet"/>
+      </w:pPr>
+      <w:r>
         <w:t>Project: Image-pattern Network Investigation</w:t>
       </w:r>
     </w:p>
     <w:p>
       <w:pPr>
-        <w:spacing w:line="336" w:lineRule="auto" w:after="180"/>
-      </w:pPr>
-      <w:r>
-        <w:rPr>
-          <w:b w:val="0"/>
-        </w:rPr>
-        <w:t xml:space="preserve">Current milestone: Prepare the demonstration. Gather reproducible instructions, </w:t>
-      </w:r>
-      <w:r>
-        <w:rPr>
-          <w:b/>
-        </w:rPr>
-        <w:t>evidence</w:t>
-      </w:r>
-      <w:r>
-        <w:rPr>
-          <w:b w:val="0"/>
-        </w:rPr>
-        <w:t>, access checks and remaining limitations.</w:t>
-      </w:r>
-    </w:p>
-    <w:p>
-      <w:pPr>
-        <w:spacing w:line="336" w:lineRule="auto" w:after="180"/>
-      </w:pPr>
-      <w:r>
-        <w:rPr>
-          <w:b w:val="0"/>
-        </w:rPr>
-        <w:t xml:space="preserve">For your Image-pattern Network Investigation, save the </w:t>
-      </w:r>
-      <w:r>
-        <w:rPr>
-          <w:b/>
-        </w:rPr>
-        <w:t>input</w:t>
-      </w:r>
-      <w:r>
-        <w:rPr>
-          <w:b w:val="0"/>
-        </w:rPr>
-        <w:t>, procedure, observed result and limitation of this check.</w:t>
-      </w:r>
-    </w:p>
-    <w:p>
-      <w:pPr>
-        <w:spacing w:line="336" w:lineRule="auto" w:after="180"/>
-      </w:pPr>
-      <w:r>
-        <w:rPr>
-          <w:b w:val="0"/>
-        </w:rPr>
-        <w:t>Label this worked example as practice; use a different, previously unreviewed case when checking independent understanding.</w:t>
+        <w:pStyle w:val="ListBullet"/>
+      </w:pPr>
+      <w:r>
+        <w:t>Current milestone: Prepare the demonstration. Gather reproducible instructions, evidence, access checks and remaining limitations.</w:t>
+      </w:r>
+    </w:p>
+    <w:p>
+      <w:pPr>
+        <w:pStyle w:val="ListBullet"/>
+      </w:pPr>
+      <w:r>
+        <w:t>For your Image-pattern Network Investigation, save the input, procedure, observed result and limitation of this check. Label this worked example as practice; use a different, previously unreviewed case when checking independent understanding.</w:t>
       </w:r>
     </w:p>
     <w:tbl>
@@ -2094,12 +1615,555 @@
         <w:pStyle w:val="Heading1"/>
       </w:pPr>
       <w:r>
-        <w:t>14. Supported practice and learning evidence</w:t>
-      </w:r>
-    </w:p>
-    <w:p>
-      <w:r>
-        <w:t>Try the supported questions before comparing with hints and feedback. Record what you repaired and the evidence you retained.</w:t>
+        <w:t>14. Extra practice · Predict,check and repair</w:t>
+      </w:r>
+    </w:p>
+    <w:p>
+      <w:r>
+        <w:t>Keep supported feedback separate from the independent case.</w:t>
+      </w:r>
+    </w:p>
+    <w:p>
+      <w:pPr>
+        <w:pStyle w:val="Heading2"/>
+      </w:pPr>
+      <w:r>
+        <w:t>First supported question and optional hint</w:t>
+      </w:r>
+    </w:p>
+    <w:p>
+      <w:pPr>
+        <w:pStyle w:val="ListBullet"/>
+      </w:pPr>
+      <w:r>
+        <w:t>Transfer a fixed feature extractor while identifying what is actually refitted.</w:t>
+      </w:r>
+    </w:p>
+    <w:p>
+      <w:pPr>
+        <w:pStyle w:val="Heading3"/>
+      </w:pPr>
+      <w:r>
+        <w:t>Practice 1: explain the deciding evidence</w:t>
+      </w:r>
+    </w:p>
+    <w:p>
+      <w:pPr>
+        <w:pStyle w:val="ListBullet"/>
+      </w:pPr>
+      <w:r>
+        <w:t>Which labelled step matches this detail? Query [2, 2]has h = 6, so the head predicts class 1; its reference is not supplied.</w:t>
+      </w:r>
+    </w:p>
+    <w:p>
+      <w:pPr>
+        <w:pStyle w:val="ListBullet"/>
+      </w:pPr>
+      <w:r>
+        <w:t>1. Check held-out input</w:t>
+      </w:r>
+    </w:p>
+    <w:p>
+      <w:pPr>
+        <w:pStyle w:val="ListBullet"/>
+      </w:pPr>
+      <w:r>
+        <w:t>2. Extract features</w:t>
+      </w:r>
+    </w:p>
+    <w:p>
+      <w:pPr>
+        <w:pStyle w:val="ListBullet"/>
+      </w:pPr>
+      <w:r>
+        <w:t>3. Fit new head</w:t>
+      </w:r>
+    </w:p>
+    <w:p>
+      <w:pPr>
+        <w:pStyle w:val="Heading3"/>
+      </w:pPr>
+      <w:r>
+        <w:t>My selected conclusion, deciding fact and explanation</w:t>
+      </w:r>
+    </w:p>
+    <w:p>
+      <w:r>
+        <w:t>________________________________________________________________</w:t>
+      </w:r>
+    </w:p>
+    <w:p>
+      <w:r>
+        <w:t>________________________________________________________________</w:t>
+      </w:r>
+    </w:p>
+    <w:p>
+      <w:r>
+        <w:t>________________________________________________________________</w:t>
+      </w:r>
+    </w:p>
+    <w:p>
+      <w:r>
+        <w:t>________________________________________________________________</w:t>
+      </w:r>
+    </w:p>
+    <w:p>
+      <w:r>
+        <w:t>________________________________________________________________</w:t>
+      </w:r>
+    </w:p>
+    <w:p>
+      <w:pPr>
+        <w:pStyle w:val="ListBullet"/>
+      </w:pPr>
+      <w:r>
+        <w:t>Hint if needed: Read the steps in the pictorial case. Match the supplied detail to the stage that performs or records it.</w:t>
+      </w:r>
+    </w:p>
+    <w:p>
+      <w:pPr>
+        <w:pStyle w:val="Heading2"/>
+      </w:pPr>
+      <w:r>
+        <w:t>Check after the first attempt · reference / check after trying</w:t>
+      </w:r>
+    </w:p>
+    <w:p>
+      <w:pPr>
+        <w:spacing w:line="336" w:lineRule="auto" w:after="180"/>
+      </w:pPr>
+      <w:r>
+        <w:rPr>
+          <w:b w:val="0"/>
+        </w:rPr>
+        <w:t xml:space="preserve">After your attempt, compare with the supported explanation: Check held-out </w:t>
+      </w:r>
+      <w:r>
+        <w:rPr>
+          <w:b/>
+        </w:rPr>
+        <w:t>input</w:t>
+      </w:r>
+      <w:r>
+        <w:rPr>
+          <w:b w:val="0"/>
+        </w:rPr>
+        <w:t xml:space="preserve"> Query [2, 2]has h = 6, so the head predicts class 1; its reference is not supplied.</w:t>
+      </w:r>
+    </w:p>
+    <w:p>
+      <w:pPr>
+        <w:spacing w:line="336" w:lineRule="auto" w:after="180"/>
+      </w:pPr>
+      <w:r>
+        <w:rPr>
+          <w:b/>
+        </w:rPr>
+        <w:t>Transfer learning</w:t>
+      </w:r>
+      <w:r>
+        <w:rPr>
+          <w:b w:val="0"/>
+        </w:rPr>
+        <w:t xml:space="preserve"> can keep a representation fixed while </w:t>
+      </w:r>
+      <w:r>
+        <w:rPr>
+          <w:b/>
+        </w:rPr>
+        <w:t>fitting</w:t>
+      </w:r>
+      <w:r>
+        <w:rPr>
+          <w:b w:val="0"/>
+        </w:rPr>
+        <w:t xml:space="preserve"> a smaller </w:t>
+      </w:r>
+      <w:r>
+        <w:rPr>
+          <w:b/>
+        </w:rPr>
+        <w:t>output head</w:t>
+      </w:r>
+      <w:r>
+        <w:rPr>
+          <w:b w:val="0"/>
+        </w:rPr>
+        <w:t xml:space="preserve"> for a new task. Here the extractor always applies the same weights, while new labels choose the head’s threshold.</w:t>
+      </w:r>
+    </w:p>
+    <w:p>
+      <w:pPr>
+        <w:spacing w:line="336" w:lineRule="auto" w:after="180"/>
+      </w:pPr>
+      <w:r>
+        <w:rPr>
+          <w:b w:val="0"/>
+        </w:rPr>
+        <w:t>Applying the chosen head to a query is inference. State which part was frozen and which was fitted; this arithmetic does not establish the extractor is useful for every task.</w:t>
+      </w:r>
+    </w:p>
+    <w:p>
+      <w:pPr>
+        <w:pStyle w:val="Heading2"/>
+      </w:pPr>
+      <w:r>
+        <w:t>Changed-case question and optional hint</w:t>
+      </w:r>
+    </w:p>
+    <w:p>
+      <w:pPr>
+        <w:pStyle w:val="Heading3"/>
+      </w:pPr>
+      <w:r>
+        <w:t>Practice 2: explain the deciding evidence</w:t>
+      </w:r>
+    </w:p>
+    <w:p>
+      <w:pPr>
+        <w:pStyle w:val="ListBullet"/>
+      </w:pPr>
+      <w:r>
+        <w:t>Changed-case practice: Query changes to [2, 1]. Which conclusion is supported by the supplied facts?</w:t>
+      </w:r>
+    </w:p>
+    <w:p>
+      <w:pPr>
+        <w:pStyle w:val="ListBullet"/>
+      </w:pPr>
+      <w:r>
+        <w:t>1. This one example guarantees correct results for every future input.</w:t>
+      </w:r>
+    </w:p>
+    <w:p>
+      <w:pPr>
+        <w:pStyle w:val="ListBullet"/>
+      </w:pPr>
+      <w:r>
+        <w:t>2. We can decide the result without examining the changed input or the procedure.</w:t>
+      </w:r>
+    </w:p>
+    <w:p>
+      <w:pPr>
+        <w:pStyle w:val="ListBullet"/>
+      </w:pPr>
+      <w:r>
+        <w:t>3. Its h becomes 4 and the fitted head predicts class 0.</w:t>
+      </w:r>
+    </w:p>
+    <w:p>
+      <w:pPr>
+        <w:pStyle w:val="Heading3"/>
+      </w:pPr>
+      <w:r>
+        <w:t>My selected conclusion, deciding fact and explanation</w:t>
+      </w:r>
+    </w:p>
+    <w:p>
+      <w:r>
+        <w:t>________________________________________________________________</w:t>
+      </w:r>
+    </w:p>
+    <w:p>
+      <w:r>
+        <w:t>________________________________________________________________</w:t>
+      </w:r>
+    </w:p>
+    <w:p>
+      <w:r>
+        <w:t>________________________________________________________________</w:t>
+      </w:r>
+    </w:p>
+    <w:p>
+      <w:r>
+        <w:t>________________________________________________________________</w:t>
+      </w:r>
+    </w:p>
+    <w:p>
+      <w:r>
+        <w:t>________________________________________________________________</w:t>
+      </w:r>
+    </w:p>
+    <w:p>
+      <w:pPr>
+        <w:pStyle w:val="ListBullet"/>
+      </w:pPr>
+      <w:r>
+        <w:t>Hint if needed: Use the changed condition and the deciding step in the pictorial trace. The answer must say what follows from those facts.</w:t>
+      </w:r>
+    </w:p>
+    <w:p>
+      <w:pPr>
+        <w:pStyle w:val="Heading2"/>
+      </w:pPr>
+      <w:r>
+        <w:t>Check after the changed attempt · reference / check after trying</w:t>
+      </w:r>
+    </w:p>
+    <w:p>
+      <w:pPr>
+        <w:spacing w:line="336" w:lineRule="auto" w:after="180"/>
+      </w:pPr>
+      <w:r>
+        <w:rPr>
+          <w:b w:val="0"/>
+        </w:rPr>
+        <w:t xml:space="preserve">After your attempt, compare with the supported explanation: Its h becomes 4 and the fitted head predicts class 0. Extractor stays fixed; the changed </w:t>
+      </w:r>
+      <w:r>
+        <w:rPr>
+          <w:b/>
+        </w:rPr>
+        <w:t>input</w:t>
+      </w:r>
+      <w:r>
+        <w:rPr>
+          <w:b w:val="0"/>
+        </w:rPr>
+        <w:t xml:space="preserve"> crosses the chosen head’s boundary.</w:t>
+      </w:r>
+    </w:p>
+    <w:p>
+      <w:pPr>
+        <w:pStyle w:val="Heading2"/>
+      </w:pPr>
+      <w:r>
+        <w:t>Repair and retain the record</w:t>
+      </w:r>
+    </w:p>
+    <w:p>
+      <w:pPr>
+        <w:spacing w:line="336" w:lineRule="auto" w:after="180"/>
+      </w:pPr>
+      <w:r>
+        <w:rPr>
+          <w:b w:val="0"/>
+        </w:rPr>
+        <w:t>Review Similarity and normalisation (ai-5/27). Goal: Calculate vector length and normalise a nonzero vector. Short practice: Why do the original two metrics select different winners?</w:t>
+      </w:r>
+    </w:p>
+    <w:p>
+      <w:pPr>
+        <w:spacing w:line="336" w:lineRule="auto" w:after="180"/>
+      </w:pPr>
+      <w:r>
+        <w:rPr>
+          <w:b w:val="0"/>
+        </w:rPr>
+        <w:t xml:space="preserve">Point to the relevant step in the picture, then write the changed result and the rule or </w:t>
+      </w:r>
+      <w:r>
+        <w:rPr>
+          <w:b/>
+        </w:rPr>
+        <w:t>evidence</w:t>
+      </w:r>
+      <w:r>
+        <w:rPr>
+          <w:b w:val="0"/>
+        </w:rPr>
+        <w:t xml:space="preserve"> that supports it.. Return to this week and explain what you changed.</w:t>
+      </w:r>
+    </w:p>
+    <w:p>
+      <w:pPr>
+        <w:spacing w:line="336" w:lineRule="auto" w:after="180"/>
+      </w:pPr>
+      <w:r>
+        <w:rPr>
+          <w:b w:val="0"/>
+        </w:rPr>
+        <w:t>Review Sequence representations (ai-5/25). Goal: Encode an ordered sequence with an explicit vocabulary. Short practice: Which record lets the program distinguish the first and last zeros?</w:t>
+      </w:r>
+    </w:p>
+    <w:p>
+      <w:pPr>
+        <w:spacing w:line="336" w:lineRule="auto" w:after="180"/>
+      </w:pPr>
+      <w:r>
+        <w:rPr>
+          <w:b w:val="0"/>
+        </w:rPr>
+        <w:t xml:space="preserve">Point to the relevant step in the picture, then write the changed result and the rule or </w:t>
+      </w:r>
+      <w:r>
+        <w:rPr>
+          <w:b/>
+        </w:rPr>
+        <w:t>evidence</w:t>
+      </w:r>
+      <w:r>
+        <w:rPr>
+          <w:b w:val="0"/>
+        </w:rPr>
+        <w:t xml:space="preserve"> that supports it.. Return to this week and explain what you changed.</w:t>
+      </w:r>
+    </w:p>
+    <w:p>
+      <w:pPr>
+        <w:spacing w:line="336" w:lineRule="auto" w:after="180"/>
+      </w:pPr>
+      <w:r>
+        <w:rPr>
+          <w:b w:val="0"/>
+        </w:rPr>
+        <w:t>Review Pooling and spatial information (ai-5/22). Goal: Compute max and mean pooling under an explicit window rule. Short practice: Can the max map reveal where the 4 originally appeared?</w:t>
+      </w:r>
+    </w:p>
+    <w:p>
+      <w:pPr>
+        <w:spacing w:line="336" w:lineRule="auto" w:after="180"/>
+      </w:pPr>
+      <w:r>
+        <w:rPr>
+          <w:b w:val="0"/>
+        </w:rPr>
+        <w:t xml:space="preserve">Point to the relevant step in the picture, then write the changed result and the rule or </w:t>
+      </w:r>
+      <w:r>
+        <w:rPr>
+          <w:b/>
+        </w:rPr>
+        <w:t>evidence</w:t>
+      </w:r>
+      <w:r>
+        <w:rPr>
+          <w:b w:val="0"/>
+        </w:rPr>
+        <w:t xml:space="preserve"> that supports it.. Return to this week and explain what you changed.</w:t>
+      </w:r>
+    </w:p>
+    <w:p>
+      <w:pPr>
+        <w:spacing w:line="336" w:lineRule="auto" w:after="180"/>
+      </w:pPr>
+      <w:r>
+        <w:rPr>
+          <w:b w:val="0"/>
+        </w:rPr>
+        <w:t xml:space="preserve">The browser lab lets you edit the supported Python examples already included in this lesson. Predict first, run, inspect the actual </w:t>
+      </w:r>
+      <w:r>
+        <w:rPr>
+          <w:b/>
+        </w:rPr>
+        <w:t>output</w:t>
+      </w:r>
+      <w:r>
+        <w:rPr>
+          <w:b w:val="0"/>
+        </w:rPr>
+        <w:t xml:space="preserve"> or error, change one </w:t>
+      </w:r>
+      <w:r>
+        <w:rPr>
+          <w:b/>
+        </w:rPr>
+        <w:t>input</w:t>
+      </w:r>
+      <w:r>
+        <w:rPr>
+          <w:b w:val="0"/>
+        </w:rPr>
+        <w:t>, then run again.</w:t>
+      </w:r>
+    </w:p>
+    <w:p>
+      <w:pPr>
+        <w:spacing w:line="336" w:lineRule="auto" w:after="180"/>
+      </w:pPr>
+      <w:r>
+        <w:rPr>
+          <w:b w:val="0"/>
+        </w:rPr>
+        <w:t xml:space="preserve">Keep code, </w:t>
+      </w:r>
+      <w:r>
+        <w:rPr>
+          <w:b/>
+        </w:rPr>
+        <w:t>prediction</w:t>
+      </w:r>
+      <w:r>
+        <w:rPr>
+          <w:b w:val="0"/>
+        </w:rPr>
+        <w:t>s, actual results and a reasoned revision together. On paper, label your result as a trace rather than an execution.</w:t>
+      </w:r>
+    </w:p>
+    <w:p>
+      <w:pPr>
+        <w:spacing w:line="336" w:lineRule="auto" w:after="180"/>
+      </w:pPr>
+      <w:r>
+        <w:rPr>
+          <w:b w:val="0"/>
+        </w:rPr>
+        <w:t xml:space="preserve">Use Download completed work in the hosted lesson to export your answers, reflections, practice feedback and code-run </w:t>
+      </w:r>
+      <w:r>
+        <w:rPr>
+          <w:b/>
+        </w:rPr>
+        <w:t>evidence</w:t>
+      </w:r>
+      <w:r>
+        <w:rPr>
+          <w:b w:val="0"/>
+        </w:rPr>
+        <w:t>. Open the HTML copy to read or print it.</w:t>
+      </w:r>
+    </w:p>
+    <w:p>
+      <w:pPr>
+        <w:spacing w:line="336" w:lineRule="auto" w:after="180"/>
+      </w:pPr>
+      <w:r>
+        <w:rPr>
+          <w:b w:val="0"/>
+        </w:rPr>
+        <w:t>Drafts stay in this browser when storage is available; clear drafts on a shared device.</w:t>
+      </w:r>
+    </w:p>
+    <w:p>
+      <w:pPr>
+        <w:pStyle w:val="Heading3"/>
+      </w:pPr>
+      <w:r>
+        <w:t>What I repaired, the evidence I kept and the next test</w:t>
+      </w:r>
+    </w:p>
+    <w:p>
+      <w:r>
+        <w:t>________________________________________________________________</w:t>
+      </w:r>
+    </w:p>
+    <w:p>
+      <w:r>
+        <w:t>________________________________________________________________</w:t>
+      </w:r>
+    </w:p>
+    <w:p>
+      <w:r>
+        <w:t>________________________________________________________________</w:t>
+      </w:r>
+    </w:p>
+    <w:p>
+      <w:r>
+        <w:t>________________________________________________________________</w:t>
+      </w:r>
+    </w:p>
+    <w:p>
+      <w:r>
+        <w:t>________________________________________________________________</w:t>
+      </w:r>
+    </w:p>
+    <w:p>
+      <w:pPr>
+        <w:pStyle w:val="Heading2"/>
+      </w:pPr>
+      <w:r>
+        <w:t>Earlier wording, alternatives and picture transcripts · reference / check after trying</w:t>
       </w:r>
     </w:p>
     <w:p>
@@ -2115,86 +2179,10 @@
     </w:p>
     <w:p>
       <w:pPr>
-        <w:spacing w:line="336" w:lineRule="auto" w:after="180"/>
-      </w:pPr>
-      <w:r>
-        <w:rPr>
-          <w:b w:val="0"/>
-        </w:rPr>
-        <w:t xml:space="preserve">Transfer a fixed </w:t>
-      </w:r>
-      <w:r>
-        <w:rPr>
-          <w:b/>
-        </w:rPr>
-        <w:t>feature extractor</w:t>
-      </w:r>
-      <w:r>
-        <w:rPr>
-          <w:b w:val="0"/>
-        </w:rPr>
-        <w:t xml:space="preserve"> while identifying what is actually refitted.</w:t>
-      </w:r>
-    </w:p>
-    <w:p>
-      <w:pPr>
         <w:pStyle w:val="Heading3"/>
       </w:pPr>
       <w:r>
-        <w:t>Practice 1: explain the deciding evidence</w:t>
-      </w:r>
-    </w:p>
-    <w:p>
-      <w:pPr>
-        <w:spacing w:line="336" w:lineRule="auto" w:after="180"/>
-      </w:pPr>
-      <w:r>
-        <w:rPr>
-          <w:b w:val="0"/>
-        </w:rPr>
-        <w:t>Which labelled step matches this detail? Query [2, 2]has h = 6, so the head predicts class 1; its reference is not supplied.</w:t>
-      </w:r>
-    </w:p>
-    <w:p>
-      <w:pPr>
-        <w:spacing w:line="336" w:lineRule="auto" w:after="180"/>
-        <w:shd w:fill="F4F9FC"/>
-      </w:pPr>
-      <w:r>
-        <w:rPr>
-          <w:b w:val="0"/>
-        </w:rPr>
-        <w:t xml:space="preserve">1. Check held-out </w:t>
-      </w:r>
-      <w:r>
-        <w:rPr>
-          <w:b/>
-        </w:rPr>
-        <w:t>input</w:t>
-      </w:r>
-    </w:p>
-    <w:p>
-      <w:pPr>
-        <w:spacing w:line="336" w:lineRule="auto" w:after="180"/>
-        <w:shd w:fill="F4F9FC"/>
-      </w:pPr>
-      <w:r>
-        <w:rPr>
-          <w:b w:val="0"/>
-        </w:rPr>
-        <w:t>2. Extract features</w:t>
-      </w:r>
-    </w:p>
-    <w:p>
-      <w:pPr>
-        <w:spacing w:line="336" w:lineRule="auto" w:after="180"/>
-        <w:shd w:fill="F4F9FC"/>
-      </w:pPr>
-      <w:r>
-        <w:rPr>
-          <w:b w:val="0"/>
-        </w:rPr>
-        <w:t>3. Fit new head</w:t>
+        <w:t>Repair a missing building block</w:t>
       </w:r>
     </w:p>
     <w:p>
@@ -2202,32 +2190,7 @@
         <w:pStyle w:val="Heading3"/>
       </w:pPr>
       <w:r>
-        <w:t>My selected conclusion, deciding fact and explanation</w:t>
-      </w:r>
-    </w:p>
-    <w:p>
-      <w:r>
-        <w:t>________________________________________________________________</w:t>
-      </w:r>
-    </w:p>
-    <w:p>
-      <w:r>
-        <w:t>________________________________________________________________</w:t>
-      </w:r>
-    </w:p>
-    <w:p>
-      <w:r>
-        <w:t>________________________________________________________________</w:t>
-      </w:r>
-    </w:p>
-    <w:p>
-      <w:r>
-        <w:t>________________________________________________________________</w:t>
-      </w:r>
-    </w:p>
-    <w:p>
-      <w:r>
-        <w:t>________________________________________________________________</w:t>
+        <w:t>Predict, run and debug</w:t>
       </w:r>
     </w:p>
     <w:p>
@@ -2235,547 +2198,25 @@
         <w:pStyle w:val="Heading3"/>
       </w:pPr>
       <w:r>
-        <w:t>Hint · try first</w:t>
-      </w:r>
-    </w:p>
-    <w:p>
-      <w:pPr>
-        <w:spacing w:line="336" w:lineRule="auto" w:after="180"/>
-        <w:shd w:fill="F1F6F8"/>
-      </w:pPr>
-      <w:r>
-        <w:rPr>
-          <w:b w:val="0"/>
-        </w:rPr>
-        <w:t>Hint if needed: Read the steps in the pictorial case. Match the supplied detail to the stage that performs or records it.</w:t>
-      </w:r>
-    </w:p>
-    <w:p>
-      <w:pPr>
-        <w:pStyle w:val="Heading3"/>
-      </w:pPr>
-      <w:r>
-        <w:t>Feedback · compare after trying</w:t>
-      </w:r>
-    </w:p>
-    <w:p>
-      <w:pPr>
-        <w:spacing w:line="336" w:lineRule="auto" w:after="180"/>
-        <w:shd w:fill="F1F6FC"/>
-      </w:pPr>
-      <w:r>
-        <w:rPr>
-          <w:b w:val="0"/>
-        </w:rPr>
-        <w:t xml:space="preserve">After your attempt, compare with the supported explanation: Check held-out </w:t>
-      </w:r>
-      <w:r>
-        <w:rPr>
-          <w:b/>
-        </w:rPr>
-        <w:t>input</w:t>
-      </w:r>
-      <w:r>
-        <w:rPr>
-          <w:b w:val="0"/>
-        </w:rPr>
-        <w:t xml:space="preserve"> Query [2, 2]has h = 6, so the head predicts class 1; its reference is not supplied.</w:t>
-      </w:r>
-    </w:p>
-    <w:p>
-      <w:pPr>
-        <w:spacing w:line="336" w:lineRule="auto" w:after="180"/>
-        <w:shd w:fill="F1F6FC"/>
-      </w:pPr>
-      <w:r>
-        <w:rPr>
-          <w:b/>
-        </w:rPr>
-        <w:t>Transfer learning</w:t>
-      </w:r>
-      <w:r>
-        <w:rPr>
-          <w:b w:val="0"/>
-        </w:rPr>
-        <w:t xml:space="preserve"> can keep a representation fixed while </w:t>
-      </w:r>
-      <w:r>
-        <w:rPr>
-          <w:b/>
-        </w:rPr>
-        <w:t>fitting</w:t>
-      </w:r>
-      <w:r>
-        <w:rPr>
-          <w:b w:val="0"/>
-        </w:rPr>
-        <w:t xml:space="preserve"> a smaller </w:t>
-      </w:r>
-      <w:r>
-        <w:rPr>
-          <w:b/>
-        </w:rPr>
-        <w:t>output head</w:t>
-      </w:r>
-      <w:r>
-        <w:rPr>
-          <w:b w:val="0"/>
-        </w:rPr>
-        <w:t xml:space="preserve"> for a new task. Here the extractor always applies the same weights, while new labels choose the head’s threshold.</w:t>
-      </w:r>
-    </w:p>
-    <w:p>
-      <w:pPr>
-        <w:spacing w:line="336" w:lineRule="auto" w:after="180"/>
-        <w:shd w:fill="F1F6FC"/>
-      </w:pPr>
-      <w:r>
-        <w:rPr>
-          <w:b w:val="0"/>
-        </w:rPr>
-        <w:t>Applying the chosen head to a query is inference. State which part was frozen and which was fitted; this arithmetic does not establish the extractor is useful for every task.</w:t>
-      </w:r>
-    </w:p>
-    <w:p>
-      <w:pPr>
-        <w:pStyle w:val="Heading3"/>
-      </w:pPr>
-      <w:r>
-        <w:t>Practice 2: explain the deciding evidence</w:t>
-      </w:r>
-    </w:p>
-    <w:p>
-      <w:pPr>
-        <w:pStyle w:val="Heading3"/>
-      </w:pPr>
-      <w:r>
-        <w:t>Changed case · predict first</w:t>
-      </w:r>
-    </w:p>
-    <w:p>
-      <w:pPr>
-        <w:spacing w:line="336" w:lineRule="auto" w:after="180"/>
-        <w:shd w:fill="F5F1FB"/>
-      </w:pPr>
-      <w:r>
-        <w:rPr>
-          <w:b w:val="0"/>
-        </w:rPr>
-        <w:t>Changed-case practice: Query changes to [2, 1]. Which conclusion is supported by the supplied facts?</w:t>
-      </w:r>
-    </w:p>
-    <w:p>
-      <w:pPr>
-        <w:spacing w:line="336" w:lineRule="auto" w:after="180"/>
-        <w:shd w:fill="F4F9FC"/>
-      </w:pPr>
-      <w:r>
-        <w:rPr>
-          <w:b w:val="0"/>
-        </w:rPr>
-        <w:t xml:space="preserve">1. This one example guarantees correct results for every future </w:t>
-      </w:r>
-      <w:r>
-        <w:rPr>
-          <w:b/>
-        </w:rPr>
-        <w:t>input</w:t>
-      </w:r>
-      <w:r>
-        <w:rPr>
-          <w:b w:val="0"/>
-        </w:rPr>
-        <w:t>.</w:t>
-      </w:r>
-    </w:p>
-    <w:p>
-      <w:pPr>
-        <w:spacing w:line="336" w:lineRule="auto" w:after="180"/>
-        <w:shd w:fill="F4F9FC"/>
-      </w:pPr>
-      <w:r>
-        <w:rPr>
-          <w:b w:val="0"/>
-        </w:rPr>
-        <w:t xml:space="preserve">2. We can decide the result without examining the changed </w:t>
-      </w:r>
-      <w:r>
-        <w:rPr>
-          <w:b/>
-        </w:rPr>
-        <w:t>input</w:t>
-      </w:r>
-      <w:r>
-        <w:rPr>
-          <w:b w:val="0"/>
-        </w:rPr>
-        <w:t xml:space="preserve"> or the procedure.</w:t>
-      </w:r>
-    </w:p>
-    <w:p>
-      <w:pPr>
-        <w:spacing w:line="336" w:lineRule="auto" w:after="180"/>
-        <w:shd w:fill="F4F9FC"/>
-      </w:pPr>
-      <w:r>
-        <w:rPr>
-          <w:b w:val="0"/>
-        </w:rPr>
-        <w:t>3. Its h becomes 4 and the fitted head predicts class 0.</w:t>
-      </w:r>
-    </w:p>
-    <w:p>
-      <w:pPr>
-        <w:pStyle w:val="Heading3"/>
-      </w:pPr>
-      <w:r>
-        <w:t>My selected conclusion, deciding fact and explanation</w:t>
-      </w:r>
-    </w:p>
-    <w:p>
-      <w:r>
-        <w:t>________________________________________________________________</w:t>
-      </w:r>
-    </w:p>
-    <w:p>
-      <w:r>
-        <w:t>________________________________________________________________</w:t>
-      </w:r>
-    </w:p>
-    <w:p>
-      <w:r>
-        <w:t>________________________________________________________________</w:t>
-      </w:r>
-    </w:p>
-    <w:p>
-      <w:r>
-        <w:t>________________________________________________________________</w:t>
-      </w:r>
-    </w:p>
-    <w:p>
-      <w:r>
-        <w:t>________________________________________________________________</w:t>
-      </w:r>
-    </w:p>
-    <w:p>
-      <w:pPr>
-        <w:pStyle w:val="Heading3"/>
-      </w:pPr>
-      <w:r>
-        <w:t>Hint · try first</w:t>
-      </w:r>
-    </w:p>
-    <w:p>
-      <w:pPr>
-        <w:spacing w:line="336" w:lineRule="auto" w:after="180"/>
-        <w:shd w:fill="F1F6F8"/>
-      </w:pPr>
-      <w:r>
-        <w:rPr>
-          <w:b w:val="0"/>
-        </w:rPr>
-        <w:t>Hint if needed: Use the changed condition and the deciding step in the pictorial trace. The answer must say what follows from those facts.</w:t>
-      </w:r>
-    </w:p>
-    <w:p>
-      <w:pPr>
-        <w:pStyle w:val="Heading3"/>
-      </w:pPr>
-      <w:r>
-        <w:t>Feedback · compare after trying</w:t>
-      </w:r>
-    </w:p>
-    <w:p>
-      <w:pPr>
-        <w:spacing w:line="336" w:lineRule="auto" w:after="180"/>
-        <w:shd w:fill="F1F6FC"/>
-      </w:pPr>
-      <w:r>
-        <w:rPr>
-          <w:b w:val="0"/>
-        </w:rPr>
-        <w:t xml:space="preserve">After your attempt, compare with the supported explanation: Its h becomes 4 and the fitted head predicts class 0. Extractor stays fixed; the changed </w:t>
-      </w:r>
-      <w:r>
-        <w:rPr>
-          <w:b/>
-        </w:rPr>
-        <w:t>input</w:t>
-      </w:r>
-      <w:r>
-        <w:rPr>
-          <w:b w:val="0"/>
-        </w:rPr>
-        <w:t xml:space="preserve"> crosses the chosen head’s boundary.</w:t>
-      </w:r>
-    </w:p>
-    <w:p>
-      <w:pPr>
-        <w:pStyle w:val="Heading3"/>
-      </w:pPr>
-      <w:r>
-        <w:t>Repair a missing building block</w:t>
-      </w:r>
-    </w:p>
-    <w:p>
-      <w:pPr>
-        <w:spacing w:line="336" w:lineRule="auto" w:after="180"/>
-      </w:pPr>
-      <w:r>
-        <w:rPr>
-          <w:b w:val="0"/>
-        </w:rPr>
-        <w:t>Review Similarity and normalisation (ai-5/27). Goal: Calculate vector length and normalise a nonzero vector. Short practice: Why do the original two metrics select different winners?</w:t>
-      </w:r>
-    </w:p>
-    <w:p>
-      <w:pPr>
-        <w:spacing w:line="336" w:lineRule="auto" w:after="180"/>
-      </w:pPr>
-      <w:r>
-        <w:rPr>
-          <w:b w:val="0"/>
-        </w:rPr>
-        <w:t xml:space="preserve">Point to the relevant step in the picture, then write the changed result and the rule or </w:t>
-      </w:r>
-      <w:r>
-        <w:rPr>
-          <w:b/>
-        </w:rPr>
-        <w:t>evidence</w:t>
-      </w:r>
-      <w:r>
-        <w:rPr>
-          <w:b w:val="0"/>
-        </w:rPr>
-        <w:t xml:space="preserve"> that supports it.. Return to this week and explain what you changed.</w:t>
-      </w:r>
-    </w:p>
-    <w:p>
-      <w:pPr>
-        <w:spacing w:line="336" w:lineRule="auto" w:after="180"/>
-      </w:pPr>
-      <w:r>
-        <w:rPr>
-          <w:b w:val="0"/>
-        </w:rPr>
-        <w:t>Review Sequence representations (ai-5/25). Goal: Encode an ordered sequence with an explicit vocabulary. Short practice: Which record lets the program distinguish the first and last zeros?</w:t>
-      </w:r>
-    </w:p>
-    <w:p>
-      <w:pPr>
-        <w:spacing w:line="336" w:lineRule="auto" w:after="180"/>
-      </w:pPr>
-      <w:r>
-        <w:rPr>
-          <w:b w:val="0"/>
-        </w:rPr>
-        <w:t xml:space="preserve">Point to the relevant step in the picture, then write the changed result and the rule or </w:t>
-      </w:r>
-      <w:r>
-        <w:rPr>
-          <w:b/>
-        </w:rPr>
-        <w:t>evidence</w:t>
-      </w:r>
-      <w:r>
-        <w:rPr>
-          <w:b w:val="0"/>
-        </w:rPr>
-        <w:t xml:space="preserve"> that supports it.. Return to this week and explain what you changed.</w:t>
-      </w:r>
-    </w:p>
-    <w:p>
-      <w:pPr>
-        <w:spacing w:line="336" w:lineRule="auto" w:after="180"/>
-      </w:pPr>
-      <w:r>
-        <w:rPr>
-          <w:b w:val="0"/>
-        </w:rPr>
-        <w:t>Review Pooling and spatial information (ai-5/22). Goal: Compute max and mean pooling under an explicit window rule. Short practice: Can the max map reveal where the 4 originally appeared?</w:t>
-      </w:r>
-    </w:p>
-    <w:p>
-      <w:pPr>
-        <w:spacing w:line="336" w:lineRule="auto" w:after="180"/>
-      </w:pPr>
-      <w:r>
-        <w:rPr>
-          <w:b w:val="0"/>
-        </w:rPr>
-        <w:t xml:space="preserve">Point to the relevant step in the picture, then write the changed result and the rule or </w:t>
-      </w:r>
-      <w:r>
-        <w:rPr>
-          <w:b/>
-        </w:rPr>
-        <w:t>evidence</w:t>
-      </w:r>
-      <w:r>
-        <w:rPr>
-          <w:b w:val="0"/>
-        </w:rPr>
-        <w:t xml:space="preserve"> that supports it.. Return to this week and explain what you changed.</w:t>
-      </w:r>
-    </w:p>
-    <w:p>
-      <w:pPr>
-        <w:pStyle w:val="Heading3"/>
-      </w:pPr>
-      <w:r>
-        <w:t>Predict, run and debug</w:t>
-      </w:r>
-    </w:p>
-    <w:p>
-      <w:pPr>
-        <w:spacing w:line="336" w:lineRule="auto" w:after="180"/>
-      </w:pPr>
-      <w:r>
-        <w:rPr>
-          <w:b w:val="0"/>
-        </w:rPr>
-        <w:t xml:space="preserve">The browser lab lets you edit the supported Python examples already included in this lesson. Predict first, run, inspect the actual </w:t>
-      </w:r>
-      <w:r>
-        <w:rPr>
-          <w:b/>
-        </w:rPr>
-        <w:t>output</w:t>
-      </w:r>
-      <w:r>
-        <w:rPr>
-          <w:b w:val="0"/>
-        </w:rPr>
-        <w:t xml:space="preserve"> or error, change one </w:t>
-      </w:r>
-      <w:r>
-        <w:rPr>
-          <w:b/>
-        </w:rPr>
-        <w:t>input</w:t>
-      </w:r>
-      <w:r>
-        <w:rPr>
-          <w:b w:val="0"/>
-        </w:rPr>
-        <w:t>, then run again.</w:t>
-      </w:r>
-    </w:p>
-    <w:p>
-      <w:pPr>
-        <w:spacing w:line="336" w:lineRule="auto" w:after="180"/>
-      </w:pPr>
-      <w:r>
-        <w:rPr>
-          <w:b w:val="0"/>
-        </w:rPr>
-        <w:t xml:space="preserve">Keep code, </w:t>
-      </w:r>
-      <w:r>
-        <w:rPr>
-          <w:b/>
-        </w:rPr>
-        <w:t>prediction</w:t>
-      </w:r>
-      <w:r>
-        <w:rPr>
-          <w:b w:val="0"/>
-        </w:rPr>
-        <w:t>s, actual results and a reasoned revision together. On paper, label your result as a trace rather than an execution.</w:t>
-      </w:r>
-    </w:p>
-    <w:p>
-      <w:pPr>
-        <w:pStyle w:val="Heading3"/>
-      </w:pPr>
-      <w:r>
         <w:t>Keep your completed work</w:t>
       </w:r>
     </w:p>
     <w:p>
       <w:pPr>
-        <w:spacing w:line="336" w:lineRule="auto" w:after="180"/>
-      </w:pPr>
-      <w:r>
-        <w:rPr>
-          <w:b w:val="0"/>
-        </w:rPr>
-        <w:t xml:space="preserve">Use Download completed work in the hosted lesson to export your answers, reflections, practice feedback and code-run </w:t>
-      </w:r>
-      <w:r>
-        <w:rPr>
-          <w:b/>
-        </w:rPr>
-        <w:t>evidence</w:t>
-      </w:r>
-      <w:r>
-        <w:rPr>
-          <w:b w:val="0"/>
-        </w:rPr>
-        <w:t>. Open the HTML copy to read or print it.</w:t>
-      </w:r>
-    </w:p>
-    <w:p>
-      <w:pPr>
-        <w:spacing w:line="336" w:lineRule="auto" w:after="180"/>
-      </w:pPr>
-      <w:r>
-        <w:rPr>
-          <w:b w:val="0"/>
-        </w:rPr>
-        <w:t>Drafts stay in this browser when storage is available; clear drafts on a shared device.</w:t>
-      </w:r>
-    </w:p>
-    <w:p>
-      <w:pPr>
-        <w:pStyle w:val="Heading3"/>
-      </w:pPr>
-      <w:r>
-        <w:t>What I repaired, the evidence I kept and the next test</w:t>
-      </w:r>
-    </w:p>
-    <w:p>
-      <w:r>
-        <w:t>________________________________________________________________</w:t>
-      </w:r>
-    </w:p>
-    <w:p>
-      <w:r>
-        <w:t>________________________________________________________________</w:t>
-      </w:r>
-    </w:p>
-    <w:p>
-      <w:r>
-        <w:t>________________________________________________________________</w:t>
-      </w:r>
-    </w:p>
-    <w:p>
-      <w:r>
-        <w:t>________________________________________________________________</w:t>
-      </w:r>
-    </w:p>
-    <w:p>
-      <w:r>
-        <w:t>________________________________________________________________</w:t>
-      </w:r>
-    </w:p>
-    <w:p>
-      <w:pPr>
         <w:pStyle w:val="Heading1"/>
       </w:pPr>
       <w:r>
-        <w:t>15. Visual concept journey</w:t>
-      </w:r>
-    </w:p>
-    <w:p>
-      <w:r>
-        <w:t>Explain each Transfer learning picture from its labels, then record a relevant limit.</w:t>
-      </w:r>
-    </w:p>
-    <w:p>
-      <w:pPr>
-        <w:pStyle w:val="Heading3"/>
+        <w:t>15. Reference · Six-picture response sheets</w:t>
+      </w:r>
+    </w:p>
+    <w:p>
+      <w:r>
+        <w:t>Choose the picture that helps explain the current step.</w:t>
+      </w:r>
+    </w:p>
+    <w:p>
+      <w:pPr>
+        <w:pStyle w:val="Heading2"/>
       </w:pPr>
       <w:r>
         <w:t>01. Transfer learning: the case</w:t>
@@ -2890,7 +2331,6 @@
     <w:p>
       <w:pPr>
         <w:spacing w:line="336" w:lineRule="auto" w:after="180"/>
-        <w:shd w:fill="F5F1FB"/>
       </w:pPr>
       <w:r>
         <w:rPr>
@@ -2929,7 +2369,7 @@
     </w:p>
     <w:p>
       <w:pPr>
-        <w:pStyle w:val="Heading3"/>
+        <w:pStyle w:val="Heading2"/>
       </w:pPr>
       <w:r>
         <w:t>02. Follow the deciding steps</w:t>
@@ -3009,7 +2449,6 @@
     <w:p>
       <w:pPr>
         <w:spacing w:line="336" w:lineRule="auto" w:after="180"/>
-        <w:shd w:fill="F5F1FB"/>
       </w:pPr>
       <w:r>
         <w:rPr>
@@ -3060,7 +2499,7 @@
     </w:p>
     <w:p>
       <w:pPr>
-        <w:pStyle w:val="Heading3"/>
+        <w:pStyle w:val="Heading2"/>
       </w:pPr>
       <w:r>
         <w:t>03. Freeze the fitted head before validation</w:t>
@@ -3116,7 +2555,6 @@
     <w:p>
       <w:pPr>
         <w:spacing w:line="336" w:lineRule="auto" w:after="180"/>
-        <w:shd w:fill="F5F1FB"/>
       </w:pPr>
       <w:r>
         <w:rPr>
@@ -3155,7 +2593,7 @@
     </w:p>
     <w:p>
       <w:pPr>
-        <w:pStyle w:val="Heading3"/>
+        <w:pStyle w:val="Heading2"/>
       </w:pPr>
       <w:r>
         <w:t>04. Change one thing. Trace what follows.</w:t>
@@ -3234,7 +2672,6 @@
     <w:p>
       <w:pPr>
         <w:spacing w:line="336" w:lineRule="auto" w:after="180"/>
-        <w:shd w:fill="F5F1FB"/>
       </w:pPr>
       <w:r>
         <w:rPr>
@@ -3273,7 +2710,7 @@
     </w:p>
     <w:p>
       <w:pPr>
-        <w:pStyle w:val="Heading3"/>
+        <w:pStyle w:val="Heading2"/>
       </w:pPr>
       <w:r>
         <w:t>05. Connect the explanation to its limit</w:t>
@@ -3381,7 +2818,6 @@
     <w:p>
       <w:pPr>
         <w:spacing w:line="336" w:lineRule="auto" w:after="180"/>
-        <w:shd w:fill="F5F1FB"/>
       </w:pPr>
       <w:r>
         <w:rPr>
@@ -3420,7 +2856,7 @@
     </w:p>
     <w:p>
       <w:pPr>
-        <w:pStyle w:val="Heading3"/>
+        <w:pStyle w:val="Heading2"/>
       </w:pPr>
       <w:r>
         <w:t>06. Make the idea visible in your project</w:t>
@@ -3534,7 +2970,6 @@
     <w:p>
       <w:pPr>
         <w:spacing w:line="336" w:lineRule="auto" w:after="180"/>
-        <w:shd w:fill="F5F1FB"/>
       </w:pPr>
       <w:r>
         <w:rPr>
@@ -3581,6 +3016,62 @@
     <w:p>
       <w:r>
         <w:t>________________________________________________________________</w:t>
+      </w:r>
+    </w:p>
+    <w:p>
+      <w:pPr>
+        <w:pStyle w:val="Heading2"/>
+      </w:pPr>
+      <w:r>
+        <w:t>Earlier wording, alternatives and picture transcripts · reference / check after trying</w:t>
+      </w:r>
+    </w:p>
+    <w:p>
+      <w:pPr>
+        <w:pStyle w:val="Heading3"/>
+      </w:pPr>
+      <w:r>
+        <w:t>01. Transfer learning: the case</w:t>
+      </w:r>
+    </w:p>
+    <w:p>
+      <w:pPr>
+        <w:pStyle w:val="Heading3"/>
+      </w:pPr>
+      <w:r>
+        <w:t>02. Follow the deciding steps</w:t>
+      </w:r>
+    </w:p>
+    <w:p>
+      <w:pPr>
+        <w:pStyle w:val="Heading3"/>
+      </w:pPr>
+      <w:r>
+        <w:t>03. Freeze the fitted head before validation</w:t>
+      </w:r>
+    </w:p>
+    <w:p>
+      <w:pPr>
+        <w:pStyle w:val="Heading3"/>
+      </w:pPr>
+      <w:r>
+        <w:t>04. Change one thing. Trace what follows.</w:t>
+      </w:r>
+    </w:p>
+    <w:p>
+      <w:pPr>
+        <w:pStyle w:val="Heading3"/>
+      </w:pPr>
+      <w:r>
+        <w:t>05. Connect the explanation to its limit</w:t>
+      </w:r>
+    </w:p>
+    <w:p>
+      <w:pPr>
+        <w:pStyle w:val="Heading3"/>
+      </w:pPr>
+      <w:r>
+        <w:t>06. Make the idea visible in your project</w:t>
       </w:r>
     </w:p>
     <w:sectPr>
